--- a/data/outputs/v2/General_Science/SS2.2_Chemical_Families/General_Science_Chemical_Families_CBE_LessonSequence.docx
+++ b/data/outputs/v2/General_Science/SS2.2_Chemical_Families/General_Science_Chemical_Families_CBE_LessonSequence.docx
@@ -3419,7 +3419,7 @@
             <w:pPr>
               <w:spacing w:after="20" w:before="0"/>
             </w:pPr>
-            <w:hyperlink w:history="1" r:id="rIduf8n2vtirysalquyr5udc">
+            <w:hyperlink w:history="1" r:id="rIdtlel0rmjs6qjyczhq96ma">
               <w:r>
                 <w:rPr>
                   <w:rFonts w:ascii="Arial" w:cs="Arial" w:eastAsia="Arial" w:hAnsi="Arial"/>
@@ -3452,7 +3452,7 @@
               <w:spacing w:after="10" w:before="0"/>
               <w:ind w:left="120"/>
             </w:pPr>
-            <w:hyperlink w:history="1" r:id="rId-q6jtlraivhrhgg3ralgh">
+            <w:hyperlink w:history="1" r:id="rId2hno5egaxmkxqizoi69d3">
               <w:r>
                 <w:rPr>
                   <w:rFonts w:ascii="Arial" w:cs="Arial" w:eastAsia="Arial" w:hAnsi="Arial"/>
@@ -3497,7 +3497,7 @@
             <w:pPr>
               <w:spacing w:after="20" w:before="0"/>
             </w:pPr>
-            <w:hyperlink w:history="1" r:id="rIduueoohkbbwlpi5s5j_khm">
+            <w:hyperlink w:history="1" r:id="rIdlbqsgitbyx7kykwevkbfq">
               <w:r>
                 <w:rPr>
                   <w:rFonts w:ascii="Arial" w:cs="Arial" w:eastAsia="Arial" w:hAnsi="Arial"/>
@@ -3530,7 +3530,7 @@
               <w:spacing w:after="10" w:before="0"/>
               <w:ind w:left="120"/>
             </w:pPr>
-            <w:hyperlink w:history="1" r:id="rIdwa6h57c6xvy64qemrvjqi">
+            <w:hyperlink w:history="1" r:id="rIdea1j8qewdkwee4vf5urre">
               <w:r>
                 <w:rPr>
                   <w:rFonts w:ascii="Arial" w:cs="Arial" w:eastAsia="Arial" w:hAnsi="Arial"/>
@@ -3725,7 +3725,7 @@
             <w:pPr>
               <w:spacing w:after="20" w:before="0"/>
             </w:pPr>
-            <w:hyperlink w:history="1" r:id="rIdvbf4kr6y5x2d05th4pfhb">
+            <w:hyperlink w:history="1" r:id="rIdul8ejjafsgsicknobcwor">
               <w:r>
                 <w:rPr>
                   <w:rFonts w:ascii="Arial" w:cs="Arial" w:eastAsia="Arial" w:hAnsi="Arial"/>
@@ -3758,7 +3758,7 @@
               <w:spacing w:after="10" w:before="0"/>
               <w:ind w:left="120"/>
             </w:pPr>
-            <w:hyperlink w:history="1" r:id="rIdmo7sajavznbqknhi3mea5">
+            <w:hyperlink w:history="1" r:id="rIdrwb-vsxdv51agxot8ctux">
               <w:r>
                 <w:rPr>
                   <w:rFonts w:ascii="Arial" w:cs="Arial" w:eastAsia="Arial" w:hAnsi="Arial"/>
@@ -3803,7 +3803,7 @@
             <w:pPr>
               <w:spacing w:after="20" w:before="0"/>
             </w:pPr>
-            <w:hyperlink w:history="1" r:id="rIdmwdpgtsyuqva6klnux-pl">
+            <w:hyperlink w:history="1" r:id="rId9pertwl7xbfzqa0v_iyc1">
               <w:r>
                 <w:rPr>
                   <w:rFonts w:ascii="Arial" w:cs="Arial" w:eastAsia="Arial" w:hAnsi="Arial"/>
@@ -3836,7 +3836,7 @@
               <w:spacing w:after="10" w:before="0"/>
               <w:ind w:left="120"/>
             </w:pPr>
-            <w:hyperlink w:history="1" r:id="rIdkn1mjrvqggxfq1h1v5gt9">
+            <w:hyperlink w:history="1" r:id="rIdp17ujfbub7nz66_tmqxhr">
               <w:r>
                 <w:rPr>
                   <w:rFonts w:ascii="Arial" w:cs="Arial" w:eastAsia="Arial" w:hAnsi="Arial"/>
@@ -4031,7 +4031,7 @@
             <w:pPr>
               <w:spacing w:after="20" w:before="0"/>
             </w:pPr>
-            <w:hyperlink w:history="1" r:id="rIdh8irl6uad_kquxqns-tbw">
+            <w:hyperlink w:history="1" r:id="rIdft427kmavrcras95ck3c1">
               <w:r>
                 <w:rPr>
                   <w:rFonts w:ascii="Arial" w:cs="Arial" w:eastAsia="Arial" w:hAnsi="Arial"/>
@@ -4064,7 +4064,7 @@
               <w:spacing w:after="10" w:before="0"/>
               <w:ind w:left="120"/>
             </w:pPr>
-            <w:hyperlink w:history="1" r:id="rIdvj3_mut192ttk9f_dbofe">
+            <w:hyperlink w:history="1" r:id="rId2hgl-dnfqf3y1xdumrf_o">
               <w:r>
                 <w:rPr>
                   <w:rFonts w:ascii="Arial" w:cs="Arial" w:eastAsia="Arial" w:hAnsi="Arial"/>
@@ -4109,7 +4109,7 @@
             <w:pPr>
               <w:spacing w:after="20" w:before="0"/>
             </w:pPr>
-            <w:hyperlink w:history="1" r:id="rIdbbxwaklydla0bsbpy4qtl">
+            <w:hyperlink w:history="1" r:id="rIddumxhim5paigejzmpfnvo">
               <w:r>
                 <w:rPr>
                   <w:rFonts w:ascii="Arial" w:cs="Arial" w:eastAsia="Arial" w:hAnsi="Arial"/>
@@ -4142,7 +4142,7 @@
               <w:spacing w:after="10" w:before="0"/>
               <w:ind w:left="120"/>
             </w:pPr>
-            <w:hyperlink w:history="1" r:id="rIdyovffv-cwj3dhvvcsnikp">
+            <w:hyperlink w:history="1" r:id="rIdsalg0xkoq7eukbmu-bqhw">
               <w:r>
                 <w:rPr>
                   <w:rFonts w:ascii="Arial" w:cs="Arial" w:eastAsia="Arial" w:hAnsi="Arial"/>
@@ -4337,7 +4337,7 @@
             <w:pPr>
               <w:spacing w:after="20" w:before="0"/>
             </w:pPr>
-            <w:hyperlink w:history="1" r:id="rId9g9r6bqxisu0lqm4z1pid">
+            <w:hyperlink w:history="1" r:id="rIdfv-vpydmynzgkattkwjfv">
               <w:r>
                 <w:rPr>
                   <w:rFonts w:ascii="Arial" w:cs="Arial" w:eastAsia="Arial" w:hAnsi="Arial"/>
@@ -4370,7 +4370,7 @@
               <w:spacing w:after="10" w:before="0"/>
               <w:ind w:left="120"/>
             </w:pPr>
-            <w:hyperlink w:history="1" r:id="rIdowjwccdkqpc4o5o0fy60y">
+            <w:hyperlink w:history="1" r:id="rIdvtvrbytueq9_mhxlddu7b">
               <w:r>
                 <w:rPr>
                   <w:rFonts w:ascii="Arial" w:cs="Arial" w:eastAsia="Arial" w:hAnsi="Arial"/>
@@ -4415,7 +4415,7 @@
             <w:pPr>
               <w:spacing w:after="20" w:before="0"/>
             </w:pPr>
-            <w:hyperlink w:history="1" r:id="rIddpcpgef7ruokmdx4wjdqm">
+            <w:hyperlink w:history="1" r:id="rIdia7gtjrsn9y0mgdmjmvcc">
               <w:r>
                 <w:rPr>
                   <w:rFonts w:ascii="Arial" w:cs="Arial" w:eastAsia="Arial" w:hAnsi="Arial"/>
@@ -4448,7 +4448,7 @@
               <w:spacing w:after="10" w:before="0"/>
               <w:ind w:left="120"/>
             </w:pPr>
-            <w:hyperlink w:history="1" r:id="rIdmnwmn83m2n_gcuzcpxa28">
+            <w:hyperlink w:history="1" r:id="rIdgyzdily9lppctoa4dpyhj">
               <w:r>
                 <w:rPr>
                   <w:rFonts w:ascii="Arial" w:cs="Arial" w:eastAsia="Arial" w:hAnsi="Arial"/>
@@ -4643,7 +4643,7 @@
             <w:pPr>
               <w:spacing w:after="20" w:before="0"/>
             </w:pPr>
-            <w:hyperlink w:history="1" r:id="rIdzcw5vhiktfyq4la5kstkb">
+            <w:hyperlink w:history="1" r:id="rIdxsu0r6obcxmhyfcxxwl0e">
               <w:r>
                 <w:rPr>
                   <w:rFonts w:ascii="Arial" w:cs="Arial" w:eastAsia="Arial" w:hAnsi="Arial"/>
@@ -4676,7 +4676,7 @@
               <w:spacing w:after="10" w:before="0"/>
               <w:ind w:left="120"/>
             </w:pPr>
-            <w:hyperlink w:history="1" r:id="rId-h1s8jk1hpmso5kizjxkf">
+            <w:hyperlink w:history="1" r:id="rIdpee6-909x7uwyscgtseif">
               <w:r>
                 <w:rPr>
                   <w:rFonts w:ascii="Arial" w:cs="Arial" w:eastAsia="Arial" w:hAnsi="Arial"/>
@@ -4721,7 +4721,7 @@
             <w:pPr>
               <w:spacing w:after="20" w:before="0"/>
             </w:pPr>
-            <w:hyperlink w:history="1" r:id="rId2ykg-vev907b2fguyjies">
+            <w:hyperlink w:history="1" r:id="rIdg4cxatuxlht5gsahjuhnm">
               <w:r>
                 <w:rPr>
                   <w:rFonts w:ascii="Arial" w:cs="Arial" w:eastAsia="Arial" w:hAnsi="Arial"/>
@@ -4754,7 +4754,7 @@
               <w:spacing w:after="10" w:before="0"/>
               <w:ind w:left="120"/>
             </w:pPr>
-            <w:hyperlink w:history="1" r:id="rIdkfpytcnilx15kefzuye4i">
+            <w:hyperlink w:history="1" r:id="rIdogu_sghps2qdje6lbigd0">
               <w:r>
                 <w:rPr>
                   <w:rFonts w:ascii="Arial" w:cs="Arial" w:eastAsia="Arial" w:hAnsi="Arial"/>
@@ -6193,32 +6193,32 @@
         <w:tc>
           <w:tcPr>
             <w:tcW w:type="dxa" w:w="1520"/>
-            <w:shd w:fill="F2F2F2" w:color="auto" w:val="clear"/>
-            <w:tcMar>
-              <w:top w:type="dxa" w:w="60"/>
-              <w:left w:type="dxa" w:w="120"/>
-              <w:bottom w:type="dxa" w:w="60"/>
-              <w:right w:type="dxa" w:w="120"/>
-            </w:tcMar>
-            <w:vAlign w:val="top"/>
-          </w:tcPr>
-          <w:p>
-            <w:pPr>
-              <w:spacing w:after="40" w:before="0"/>
-              <w:jc w:val="left"/>
-            </w:pPr>
-            <w:r>
-              <w:rPr>
-                <w:rFonts w:ascii="Arial" w:cs="Arial" w:eastAsia="Arial" w:hAnsi="Arial"/>
-                <w:b/>
-                <w:bCs/>
-                <w:i w:val="false"/>
-                <w:iCs w:val="false"/>
-                <w:color w:val="000000"/>
-                <w:sz w:val="18"/>
-                <w:szCs w:val="18"/>
-              </w:rPr>
-              <w:t xml:space="preserve">1 — Predict Phase (15 minutes)</w:t>
+            <w:shd w:fill="EAD1F5" w:color="auto" w:val="clear"/>
+            <w:tcMar>
+              <w:top w:type="dxa" w:w="60"/>
+              <w:left w:type="dxa" w:w="120"/>
+              <w:bottom w:type="dxa" w:w="60"/>
+              <w:right w:type="dxa" w:w="120"/>
+            </w:tcMar>
+            <w:vAlign w:val="top"/>
+          </w:tcPr>
+          <w:p>
+            <w:pPr>
+              <w:spacing w:after="40" w:before="0"/>
+              <w:jc w:val="left"/>
+            </w:pPr>
+            <w:r>
+              <w:rPr>
+                <w:rFonts w:ascii="Arial" w:cs="Arial" w:eastAsia="Arial" w:hAnsi="Arial"/>
+                <w:b/>
+                <w:bCs/>
+                <w:i w:val="false"/>
+                <w:iCs w:val="false"/>
+                <w:color w:val="000000"/>
+                <w:sz w:val="18"/>
+                <w:szCs w:val="18"/>
+              </w:rPr>
+              <w:t xml:space="preserve">Predict Phase</w:t>
             </w:r>
           </w:p>
           <w:p>
@@ -6241,7 +6241,7 @@
             <w:pPr>
               <w:spacing w:after="20" w:before="0"/>
             </w:pPr>
-            <w:hyperlink w:history="1" r:id="rIddo8tqxei4vdoxioqg8pq4">
+            <w:hyperlink w:history="1" r:id="rIdmtinjrcixlzh3m2zgrrp5">
               <w:r>
                 <w:rPr>
                   <w:rFonts w:ascii="Arial" w:cs="Arial" w:eastAsia="Arial" w:hAnsi="Arial"/>
@@ -6274,7 +6274,7 @@
               <w:spacing w:after="10" w:before="0"/>
               <w:ind w:left="120"/>
             </w:pPr>
-            <w:hyperlink w:history="1" r:id="rId7qvuahnbrt_kbmqargntm">
+            <w:hyperlink w:history="1" r:id="rId_iarx0wyrml9klq4mclys">
               <w:r>
                 <w:rPr>
                   <w:rFonts w:ascii="Arial" w:cs="Arial" w:eastAsia="Arial" w:hAnsi="Arial"/>
@@ -6319,7 +6319,7 @@
             <w:pPr>
               <w:spacing w:after="20" w:before="0"/>
             </w:pPr>
-            <w:hyperlink w:history="1" r:id="rIdqcamifrp7nx7z6qdmgn_c">
+            <w:hyperlink w:history="1" r:id="rIdyu_f9witthprx0j9acbvo">
               <w:r>
                 <w:rPr>
                   <w:rFonts w:ascii="Arial" w:cs="Arial" w:eastAsia="Arial" w:hAnsi="Arial"/>
@@ -6352,7 +6352,7 @@
               <w:spacing w:after="10" w:before="0"/>
               <w:ind w:left="120"/>
             </w:pPr>
-            <w:hyperlink w:history="1" r:id="rIdmxbog8gdz5twdbrw5wtbo">
+            <w:hyperlink w:history="1" r:id="rIdbdtjbzxy-35rhl2nntg9x">
               <w:r>
                 <w:rPr>
                   <w:rFonts w:ascii="Arial" w:cs="Arial" w:eastAsia="Arial" w:hAnsi="Arial"/>
@@ -6499,32 +6499,32 @@
         <w:tc>
           <w:tcPr>
             <w:tcW w:type="dxa" w:w="1520"/>
-            <w:shd w:fill="F2F2F2" w:color="auto" w:val="clear"/>
-            <w:tcMar>
-              <w:top w:type="dxa" w:w="60"/>
-              <w:left w:type="dxa" w:w="120"/>
-              <w:bottom w:type="dxa" w:w="60"/>
-              <w:right w:type="dxa" w:w="120"/>
-            </w:tcMar>
-            <w:vAlign w:val="top"/>
-          </w:tcPr>
-          <w:p>
-            <w:pPr>
-              <w:spacing w:after="40" w:before="0"/>
-              <w:jc w:val="left"/>
-            </w:pPr>
-            <w:r>
-              <w:rPr>
-                <w:rFonts w:ascii="Arial" w:cs="Arial" w:eastAsia="Arial" w:hAnsi="Arial"/>
-                <w:b/>
-                <w:bCs/>
-                <w:i w:val="false"/>
-                <w:iCs w:val="false"/>
-                <w:color w:val="000000"/>
-                <w:sz w:val="18"/>
-                <w:szCs w:val="18"/>
-              </w:rPr>
-              <w:t xml:space="preserve">2 — Observe Phase (20 minutes)</w:t>
+            <w:shd w:fill="D9EEF1" w:color="auto" w:val="clear"/>
+            <w:tcMar>
+              <w:top w:type="dxa" w:w="60"/>
+              <w:left w:type="dxa" w:w="120"/>
+              <w:bottom w:type="dxa" w:w="60"/>
+              <w:right w:type="dxa" w:w="120"/>
+            </w:tcMar>
+            <w:vAlign w:val="top"/>
+          </w:tcPr>
+          <w:p>
+            <w:pPr>
+              <w:spacing w:after="40" w:before="0"/>
+              <w:jc w:val="left"/>
+            </w:pPr>
+            <w:r>
+              <w:rPr>
+                <w:rFonts w:ascii="Arial" w:cs="Arial" w:eastAsia="Arial" w:hAnsi="Arial"/>
+                <w:b/>
+                <w:bCs/>
+                <w:i w:val="false"/>
+                <w:iCs w:val="false"/>
+                <w:color w:val="000000"/>
+                <w:sz w:val="18"/>
+                <w:szCs w:val="18"/>
+              </w:rPr>
+              <w:t xml:space="preserve">Observe Phase</w:t>
             </w:r>
           </w:p>
           <w:p>
@@ -6547,7 +6547,7 @@
             <w:pPr>
               <w:spacing w:after="20" w:before="0"/>
             </w:pPr>
-            <w:hyperlink w:history="1" r:id="rId-u17oyvtlpcx0bziz1sor">
+            <w:hyperlink w:history="1" r:id="rIdw4k_0ugqfvhqcc4zrfw4c">
               <w:r>
                 <w:rPr>
                   <w:rFonts w:ascii="Arial" w:cs="Arial" w:eastAsia="Arial" w:hAnsi="Arial"/>
@@ -6580,7 +6580,7 @@
               <w:spacing w:after="10" w:before="0"/>
               <w:ind w:left="120"/>
             </w:pPr>
-            <w:hyperlink w:history="1" r:id="rId9r5yowrbtffg5k-6thu_k">
+            <w:hyperlink w:history="1" r:id="rId3wodk6cjn5963ggpwu6_z">
               <w:r>
                 <w:rPr>
                   <w:rFonts w:ascii="Arial" w:cs="Arial" w:eastAsia="Arial" w:hAnsi="Arial"/>
@@ -6625,7 +6625,7 @@
             <w:pPr>
               <w:spacing w:after="20" w:before="0"/>
             </w:pPr>
-            <w:hyperlink w:history="1" r:id="rIdnz-dd88u-r147mzmwuqp2">
+            <w:hyperlink w:history="1" r:id="rIduaysgrvs0zk80wif8ufii">
               <w:r>
                 <w:rPr>
                   <w:rFonts w:ascii="Arial" w:cs="Arial" w:eastAsia="Arial" w:hAnsi="Arial"/>
@@ -6658,7 +6658,7 @@
               <w:spacing w:after="10" w:before="0"/>
               <w:ind w:left="120"/>
             </w:pPr>
-            <w:hyperlink w:history="1" r:id="rIdz-quntlvg83zj8vq9cl3u">
+            <w:hyperlink w:history="1" r:id="rIdq0jyums89ixcqq9jo_td_">
               <w:r>
                 <w:rPr>
                   <w:rFonts w:ascii="Arial" w:cs="Arial" w:eastAsia="Arial" w:hAnsi="Arial"/>
@@ -6805,32 +6805,32 @@
         <w:tc>
           <w:tcPr>
             <w:tcW w:type="dxa" w:w="1520"/>
-            <w:shd w:fill="F2F2F2" w:color="auto" w:val="clear"/>
-            <w:tcMar>
-              <w:top w:type="dxa" w:w="60"/>
-              <w:left w:type="dxa" w:w="120"/>
-              <w:bottom w:type="dxa" w:w="60"/>
-              <w:right w:type="dxa" w:w="120"/>
-            </w:tcMar>
-            <w:vAlign w:val="top"/>
-          </w:tcPr>
-          <w:p>
-            <w:pPr>
-              <w:spacing w:after="40" w:before="0"/>
-              <w:jc w:val="left"/>
-            </w:pPr>
-            <w:r>
-              <w:rPr>
-                <w:rFonts w:ascii="Arial" w:cs="Arial" w:eastAsia="Arial" w:hAnsi="Arial"/>
-                <w:b/>
-                <w:bCs/>
-                <w:i w:val="false"/>
-                <w:iCs w:val="false"/>
-                <w:color w:val="000000"/>
-                <w:sz w:val="18"/>
-                <w:szCs w:val="18"/>
-              </w:rPr>
-              <w:t xml:space="preserve">3 — Explain Phase (25 minutes)</w:t>
+            <w:shd w:fill="E2EFDA" w:color="auto" w:val="clear"/>
+            <w:tcMar>
+              <w:top w:type="dxa" w:w="60"/>
+              <w:left w:type="dxa" w:w="120"/>
+              <w:bottom w:type="dxa" w:w="60"/>
+              <w:right w:type="dxa" w:w="120"/>
+            </w:tcMar>
+            <w:vAlign w:val="top"/>
+          </w:tcPr>
+          <w:p>
+            <w:pPr>
+              <w:spacing w:after="40" w:before="0"/>
+              <w:jc w:val="left"/>
+            </w:pPr>
+            <w:r>
+              <w:rPr>
+                <w:rFonts w:ascii="Arial" w:cs="Arial" w:eastAsia="Arial" w:hAnsi="Arial"/>
+                <w:b/>
+                <w:bCs/>
+                <w:i w:val="false"/>
+                <w:iCs w:val="false"/>
+                <w:color w:val="000000"/>
+                <w:sz w:val="18"/>
+                <w:szCs w:val="18"/>
+              </w:rPr>
+              <w:t xml:space="preserve">Explain Phase</w:t>
             </w:r>
           </w:p>
           <w:p>
@@ -6853,7 +6853,7 @@
             <w:pPr>
               <w:spacing w:after="20" w:before="0"/>
             </w:pPr>
-            <w:hyperlink w:history="1" r:id="rIdvipe2kht4glbh5pkh1iuf">
+            <w:hyperlink w:history="1" r:id="rIdfu_ismuca5o_zke4qeads">
               <w:r>
                 <w:rPr>
                   <w:rFonts w:ascii="Arial" w:cs="Arial" w:eastAsia="Arial" w:hAnsi="Arial"/>
@@ -6886,7 +6886,7 @@
               <w:spacing w:after="10" w:before="0"/>
               <w:ind w:left="120"/>
             </w:pPr>
-            <w:hyperlink w:history="1" r:id="rIdih_g94mu1ldglud2kzwl1">
+            <w:hyperlink w:history="1" r:id="rIdzgarulkp2u8oequf8iozv">
               <w:r>
                 <w:rPr>
                   <w:rFonts w:ascii="Arial" w:cs="Arial" w:eastAsia="Arial" w:hAnsi="Arial"/>
@@ -6931,7 +6931,7 @@
             <w:pPr>
               <w:spacing w:after="20" w:before="0"/>
             </w:pPr>
-            <w:hyperlink w:history="1" r:id="rIdfkkfjqkb7msm8wwvlinmq">
+            <w:hyperlink w:history="1" r:id="rId-tqi5wrlipxg4ms84rruq">
               <w:r>
                 <w:rPr>
                   <w:rFonts w:ascii="Arial" w:cs="Arial" w:eastAsia="Arial" w:hAnsi="Arial"/>
@@ -6964,7 +6964,7 @@
               <w:spacing w:after="10" w:before="0"/>
               <w:ind w:left="120"/>
             </w:pPr>
-            <w:hyperlink w:history="1" r:id="rIdtesrf_ltekk85kylpkr6h">
+            <w:hyperlink w:history="1" r:id="rIdg4feswofeyjtmk2xevogj">
               <w:r>
                 <w:rPr>
                   <w:rFonts w:ascii="Arial" w:cs="Arial" w:eastAsia="Arial" w:hAnsi="Arial"/>
@@ -7111,32 +7111,32 @@
         <w:tc>
           <w:tcPr>
             <w:tcW w:type="dxa" w:w="1520"/>
-            <w:shd w:fill="F2F2F2" w:color="auto" w:val="clear"/>
-            <w:tcMar>
-              <w:top w:type="dxa" w:w="60"/>
-              <w:left w:type="dxa" w:w="120"/>
-              <w:bottom w:type="dxa" w:w="60"/>
-              <w:right w:type="dxa" w:w="120"/>
-            </w:tcMar>
-            <w:vAlign w:val="top"/>
-          </w:tcPr>
-          <w:p>
-            <w:pPr>
-              <w:spacing w:after="40" w:before="0"/>
-              <w:jc w:val="left"/>
-            </w:pPr>
-            <w:r>
-              <w:rPr>
-                <w:rFonts w:ascii="Arial" w:cs="Arial" w:eastAsia="Arial" w:hAnsi="Arial"/>
-                <w:b/>
-                <w:bCs/>
-                <w:i w:val="false"/>
-                <w:iCs w:val="false"/>
-                <w:color w:val="000000"/>
-                <w:sz w:val="18"/>
-                <w:szCs w:val="18"/>
-              </w:rPr>
-              <w:t xml:space="preserve">4 — Driving Question Board (DQB) Update (10 minutes)</w:t>
+            <w:shd w:fill="FCE4D6" w:color="auto" w:val="clear"/>
+            <w:tcMar>
+              <w:top w:type="dxa" w:w="60"/>
+              <w:left w:type="dxa" w:w="120"/>
+              <w:bottom w:type="dxa" w:w="60"/>
+              <w:right w:type="dxa" w:w="120"/>
+            </w:tcMar>
+            <w:vAlign w:val="top"/>
+          </w:tcPr>
+          <w:p>
+            <w:pPr>
+              <w:spacing w:after="40" w:before="0"/>
+              <w:jc w:val="left"/>
+            </w:pPr>
+            <w:r>
+              <w:rPr>
+                <w:rFonts w:ascii="Arial" w:cs="Arial" w:eastAsia="Arial" w:hAnsi="Arial"/>
+                <w:b/>
+                <w:bCs/>
+                <w:i w:val="false"/>
+                <w:iCs w:val="false"/>
+                <w:color w:val="000000"/>
+                <w:sz w:val="18"/>
+                <w:szCs w:val="18"/>
+              </w:rPr>
+              <w:t xml:space="preserve">Driving Question Board (DQB) Creation</w:t>
             </w:r>
           </w:p>
           <w:p>
@@ -7159,7 +7159,7 @@
             <w:pPr>
               <w:spacing w:after="20" w:before="0"/>
             </w:pPr>
-            <w:hyperlink w:history="1" r:id="rIddly5slbvfyyngkarggqx4">
+            <w:hyperlink w:history="1" r:id="rIdswbydkyikgro9vsqlojwe">
               <w:r>
                 <w:rPr>
                   <w:rFonts w:ascii="Arial" w:cs="Arial" w:eastAsia="Arial" w:hAnsi="Arial"/>
@@ -7192,7 +7192,7 @@
               <w:spacing w:after="10" w:before="0"/>
               <w:ind w:left="120"/>
             </w:pPr>
-            <w:hyperlink w:history="1" r:id="rId8hqhrj8rtt7_8kxaks-55">
+            <w:hyperlink w:history="1" r:id="rId7makpqsthpvrnjew7wakl">
               <w:r>
                 <w:rPr>
                   <w:rFonts w:ascii="Arial" w:cs="Arial" w:eastAsia="Arial" w:hAnsi="Arial"/>
@@ -7237,7 +7237,7 @@
             <w:pPr>
               <w:spacing w:after="20" w:before="0"/>
             </w:pPr>
-            <w:hyperlink w:history="1" r:id="rId6sx0bdcyqhfbmyean6riw">
+            <w:hyperlink w:history="1" r:id="rIdua8swuvkgri2-8rn5vpgb">
               <w:r>
                 <w:rPr>
                   <w:rFonts w:ascii="Arial" w:cs="Arial" w:eastAsia="Arial" w:hAnsi="Arial"/>
@@ -7270,7 +7270,7 @@
               <w:spacing w:after="10" w:before="0"/>
               <w:ind w:left="120"/>
             </w:pPr>
-            <w:hyperlink w:history="1" r:id="rId7uavtfnbwdu5tvohb4fla">
+            <w:hyperlink w:history="1" r:id="rIdw-ios7dgcqnnnituefd-m">
               <w:r>
                 <w:rPr>
                   <w:rFonts w:ascii="Arial" w:cs="Arial" w:eastAsia="Arial" w:hAnsi="Arial"/>
@@ -7417,32 +7417,32 @@
         <w:tc>
           <w:tcPr>
             <w:tcW w:type="dxa" w:w="1520"/>
-            <w:shd w:fill="F2F2F2" w:color="auto" w:val="clear"/>
-            <w:tcMar>
-              <w:top w:type="dxa" w:w="60"/>
-              <w:left w:type="dxa" w:w="120"/>
-              <w:bottom w:type="dxa" w:w="60"/>
-              <w:right w:type="dxa" w:w="120"/>
-            </w:tcMar>
-            <w:vAlign w:val="top"/>
-          </w:tcPr>
-          <w:p>
-            <w:pPr>
-              <w:spacing w:after="40" w:before="0"/>
-              <w:jc w:val="left"/>
-            </w:pPr>
-            <w:r>
-              <w:rPr>
-                <w:rFonts w:ascii="Arial" w:cs="Arial" w:eastAsia="Arial" w:hAnsi="Arial"/>
-                <w:b/>
-                <w:bCs/>
-                <w:i w:val="false"/>
-                <w:iCs w:val="false"/>
-                <w:color w:val="000000"/>
-                <w:sz w:val="18"/>
-                <w:szCs w:val="18"/>
-              </w:rPr>
-              <w:t xml:space="preserve">5 — Model Building Phase (10 minutes)</w:t>
+            <w:shd w:fill="D5E8F0" w:color="auto" w:val="clear"/>
+            <w:tcMar>
+              <w:top w:type="dxa" w:w="60"/>
+              <w:left w:type="dxa" w:w="120"/>
+              <w:bottom w:type="dxa" w:w="60"/>
+              <w:right w:type="dxa" w:w="120"/>
+            </w:tcMar>
+            <w:vAlign w:val="top"/>
+          </w:tcPr>
+          <w:p>
+            <w:pPr>
+              <w:spacing w:after="40" w:before="0"/>
+              <w:jc w:val="left"/>
+            </w:pPr>
+            <w:r>
+              <w:rPr>
+                <w:rFonts w:ascii="Arial" w:cs="Arial" w:eastAsia="Arial" w:hAnsi="Arial"/>
+                <w:b/>
+                <w:bCs/>
+                <w:i w:val="false"/>
+                <w:iCs w:val="false"/>
+                <w:color w:val="000000"/>
+                <w:sz w:val="18"/>
+                <w:szCs w:val="18"/>
+              </w:rPr>
+              <w:t xml:space="preserve">Model Building Phase</w:t>
             </w:r>
           </w:p>
           <w:p>
@@ -7465,7 +7465,7 @@
             <w:pPr>
               <w:spacing w:after="20" w:before="0"/>
             </w:pPr>
-            <w:hyperlink w:history="1" r:id="rIdv7uqugdouuax2j7kfqda1">
+            <w:hyperlink w:history="1" r:id="rIdmgmcvscs0ac2ogq68uqtl">
               <w:r>
                 <w:rPr>
                   <w:rFonts w:ascii="Arial" w:cs="Arial" w:eastAsia="Arial" w:hAnsi="Arial"/>
@@ -7498,7 +7498,7 @@
               <w:spacing w:after="10" w:before="0"/>
               <w:ind w:left="120"/>
             </w:pPr>
-            <w:hyperlink w:history="1" r:id="rIdqyiojy1bl8uksnfa0usuu">
+            <w:hyperlink w:history="1" r:id="rIdh2fzqoojrvfy6zbavyhxl">
               <w:r>
                 <w:rPr>
                   <w:rFonts w:ascii="Arial" w:cs="Arial" w:eastAsia="Arial" w:hAnsi="Arial"/>
@@ -7543,7 +7543,7 @@
             <w:pPr>
               <w:spacing w:after="20" w:before="0"/>
             </w:pPr>
-            <w:hyperlink w:history="1" r:id="rId2utqtmwakaattptbt19ds">
+            <w:hyperlink w:history="1" r:id="rIdrtfl4mhpmmxhdkovcceq7">
               <w:r>
                 <w:rPr>
                   <w:rFonts w:ascii="Arial" w:cs="Arial" w:eastAsia="Arial" w:hAnsi="Arial"/>
@@ -7576,7 +7576,7 @@
               <w:spacing w:after="10" w:before="0"/>
               <w:ind w:left="120"/>
             </w:pPr>
-            <w:hyperlink w:history="1" r:id="rIdjdygq2nkhpi-auh8f9itq">
+            <w:hyperlink w:history="1" r:id="rId2fawhtkyarnk9hxvu-0s5">
               <w:r>
                 <w:rPr>
                   <w:rFonts w:ascii="Arial" w:cs="Arial" w:eastAsia="Arial" w:hAnsi="Arial"/>
@@ -9045,7 +9045,7 @@
             <w:pPr>
               <w:spacing w:after="20" w:before="0"/>
             </w:pPr>
-            <w:hyperlink w:history="1" r:id="rId4pjb6zgvwxbgwhasinhsl">
+            <w:hyperlink w:history="1" r:id="rIdfbynj8rrfnrujdwekqfds">
               <w:r>
                 <w:rPr>
                   <w:rFonts w:ascii="Arial" w:cs="Arial" w:eastAsia="Arial" w:hAnsi="Arial"/>
@@ -9078,7 +9078,7 @@
               <w:spacing w:after="10" w:before="0"/>
               <w:ind w:left="120"/>
             </w:pPr>
-            <w:hyperlink w:history="1" r:id="rIdhqsumgyxqq3zbpzxsynmi">
+            <w:hyperlink w:history="1" r:id="rIdwdq2i4l1jfka3funzs-dt">
               <w:r>
                 <w:rPr>
                   <w:rFonts w:ascii="Arial" w:cs="Arial" w:eastAsia="Arial" w:hAnsi="Arial"/>
@@ -9123,7 +9123,7 @@
             <w:pPr>
               <w:spacing w:after="20" w:before="0"/>
             </w:pPr>
-            <w:hyperlink w:history="1" r:id="rId2pdm4p0wjkszs6qzimmh6">
+            <w:hyperlink w:history="1" r:id="rIdzfayf-8iy90ufhnvqkhds">
               <w:r>
                 <w:rPr>
                   <w:rFonts w:ascii="Arial" w:cs="Arial" w:eastAsia="Arial" w:hAnsi="Arial"/>
@@ -9156,7 +9156,7 @@
               <w:spacing w:after="10" w:before="0"/>
               <w:ind w:left="120"/>
             </w:pPr>
-            <w:hyperlink w:history="1" r:id="rIdasrgagdzxtluggjntui8p">
+            <w:hyperlink w:history="1" r:id="rIdws54lgc91y_afsn6zh7ni">
               <w:r>
                 <w:rPr>
                   <w:rFonts w:ascii="Arial" w:cs="Arial" w:eastAsia="Arial" w:hAnsi="Arial"/>
@@ -9351,7 +9351,7 @@
             <w:pPr>
               <w:spacing w:after="20" w:before="0"/>
             </w:pPr>
-            <w:hyperlink w:history="1" r:id="rIdslw7ccmnflh2vi8nqhdbr">
+            <w:hyperlink w:history="1" r:id="rIderwfknqa7ymjhnkvmdqf2">
               <w:r>
                 <w:rPr>
                   <w:rFonts w:ascii="Arial" w:cs="Arial" w:eastAsia="Arial" w:hAnsi="Arial"/>
@@ -9384,7 +9384,7 @@
               <w:spacing w:after="10" w:before="0"/>
               <w:ind w:left="120"/>
             </w:pPr>
-            <w:hyperlink w:history="1" r:id="rId2up6cvybwbhe7huffe3mj">
+            <w:hyperlink w:history="1" r:id="rIdofk53konreegvw4p5ux8z">
               <w:r>
                 <w:rPr>
                   <w:rFonts w:ascii="Arial" w:cs="Arial" w:eastAsia="Arial" w:hAnsi="Arial"/>
@@ -9429,7 +9429,7 @@
             <w:pPr>
               <w:spacing w:after="20" w:before="0"/>
             </w:pPr>
-            <w:hyperlink w:history="1" r:id="rIdvurnipa_whprqtadthues">
+            <w:hyperlink w:history="1" r:id="rIdb4mxwlfdlpos8p34f7mtd">
               <w:r>
                 <w:rPr>
                   <w:rFonts w:ascii="Arial" w:cs="Arial" w:eastAsia="Arial" w:hAnsi="Arial"/>
@@ -9462,7 +9462,7 @@
               <w:spacing w:after="10" w:before="0"/>
               <w:ind w:left="120"/>
             </w:pPr>
-            <w:hyperlink w:history="1" r:id="rIdxertelyxobxe4yqhvxm9b">
+            <w:hyperlink w:history="1" r:id="rIdssfvrgihafxp-cj7jvbwp">
               <w:r>
                 <w:rPr>
                   <w:rFonts w:ascii="Arial" w:cs="Arial" w:eastAsia="Arial" w:hAnsi="Arial"/>
@@ -9657,7 +9657,7 @@
             <w:pPr>
               <w:spacing w:after="20" w:before="0"/>
             </w:pPr>
-            <w:hyperlink w:history="1" r:id="rIdvvnkcjetz7z4aylvepzde">
+            <w:hyperlink w:history="1" r:id="rIddmuisbnjdlcj3qobs-mzc">
               <w:r>
                 <w:rPr>
                   <w:rFonts w:ascii="Arial" w:cs="Arial" w:eastAsia="Arial" w:hAnsi="Arial"/>
@@ -9690,7 +9690,7 @@
               <w:spacing w:after="10" w:before="0"/>
               <w:ind w:left="120"/>
             </w:pPr>
-            <w:hyperlink w:history="1" r:id="rIdjybmmri3lo26_eapj1k6c">
+            <w:hyperlink w:history="1" r:id="rId2v3_f4zee1d8okwws_ppw">
               <w:r>
                 <w:rPr>
                   <w:rFonts w:ascii="Arial" w:cs="Arial" w:eastAsia="Arial" w:hAnsi="Arial"/>
@@ -9735,7 +9735,7 @@
             <w:pPr>
               <w:spacing w:after="20" w:before="0"/>
             </w:pPr>
-            <w:hyperlink w:history="1" r:id="rId4modwtbg9wkbovgosgbpz">
+            <w:hyperlink w:history="1" r:id="rIdftlnv9zui5mjkofoh9clj">
               <w:r>
                 <w:rPr>
                   <w:rFonts w:ascii="Arial" w:cs="Arial" w:eastAsia="Arial" w:hAnsi="Arial"/>
@@ -9768,7 +9768,7 @@
               <w:spacing w:after="10" w:before="0"/>
               <w:ind w:left="120"/>
             </w:pPr>
-            <w:hyperlink w:history="1" r:id="rIdzhrtvdqmws9b036hmm8rs">
+            <w:hyperlink w:history="1" r:id="rIdyocdxbscxsbbbozo6l00m">
               <w:r>
                 <w:rPr>
                   <w:rFonts w:ascii="Arial" w:cs="Arial" w:eastAsia="Arial" w:hAnsi="Arial"/>
@@ -9963,7 +9963,7 @@
             <w:pPr>
               <w:spacing w:after="20" w:before="0"/>
             </w:pPr>
-            <w:hyperlink w:history="1" r:id="rId8mtdivtiaxcthpcrmfbdd">
+            <w:hyperlink w:history="1" r:id="rIdgmom_ve13waenfhjgocdz">
               <w:r>
                 <w:rPr>
                   <w:rFonts w:ascii="Arial" w:cs="Arial" w:eastAsia="Arial" w:hAnsi="Arial"/>
@@ -9996,7 +9996,7 @@
               <w:spacing w:after="10" w:before="0"/>
               <w:ind w:left="120"/>
             </w:pPr>
-            <w:hyperlink w:history="1" r:id="rIdktve7qabihfkujoqljdmx">
+            <w:hyperlink w:history="1" r:id="rIdauyabnvshzep-uozkj8cp">
               <w:r>
                 <w:rPr>
                   <w:rFonts w:ascii="Arial" w:cs="Arial" w:eastAsia="Arial" w:hAnsi="Arial"/>
@@ -10041,7 +10041,7 @@
             <w:pPr>
               <w:spacing w:after="20" w:before="0"/>
             </w:pPr>
-            <w:hyperlink w:history="1" r:id="rIdnsitxsnkez6wweafrnl6s">
+            <w:hyperlink w:history="1" r:id="rIdud0cgcdxpqs5uftwut7ne">
               <w:r>
                 <w:rPr>
                   <w:rFonts w:ascii="Arial" w:cs="Arial" w:eastAsia="Arial" w:hAnsi="Arial"/>
@@ -10074,7 +10074,7 @@
               <w:spacing w:after="10" w:before="0"/>
               <w:ind w:left="120"/>
             </w:pPr>
-            <w:hyperlink w:history="1" r:id="rId75hn48-47qe0klxn_rtwn">
+            <w:hyperlink w:history="1" r:id="rIdxwx2xjnhkustqqqg4jwbf">
               <w:r>
                 <w:rPr>
                   <w:rFonts w:ascii="Arial" w:cs="Arial" w:eastAsia="Arial" w:hAnsi="Arial"/>
@@ -10269,7 +10269,7 @@
             <w:pPr>
               <w:spacing w:after="20" w:before="0"/>
             </w:pPr>
-            <w:hyperlink w:history="1" r:id="rIdcjcosnqi6oxlgh6l-v2vd">
+            <w:hyperlink w:history="1" r:id="rIdw2hfttnaouvz6c1-euyyx">
               <w:r>
                 <w:rPr>
                   <w:rFonts w:ascii="Arial" w:cs="Arial" w:eastAsia="Arial" w:hAnsi="Arial"/>
@@ -10302,7 +10302,7 @@
               <w:spacing w:after="10" w:before="0"/>
               <w:ind w:left="120"/>
             </w:pPr>
-            <w:hyperlink w:history="1" r:id="rIdohht_tbdpi0v7tkpqdgqq">
+            <w:hyperlink w:history="1" r:id="rId66wrhh6fkiixec1mhw-i9">
               <w:r>
                 <w:rPr>
                   <w:rFonts w:ascii="Arial" w:cs="Arial" w:eastAsia="Arial" w:hAnsi="Arial"/>
@@ -10347,7 +10347,7 @@
             <w:pPr>
               <w:spacing w:after="20" w:before="0"/>
             </w:pPr>
-            <w:hyperlink w:history="1" r:id="rIdmr9gji6vs3zztck7umdxx">
+            <w:hyperlink w:history="1" r:id="rIdvx0qs0ocij7e9z-rtaem3">
               <w:r>
                 <w:rPr>
                   <w:rFonts w:ascii="Arial" w:cs="Arial" w:eastAsia="Arial" w:hAnsi="Arial"/>
@@ -10380,7 +10380,7 @@
               <w:spacing w:after="10" w:before="0"/>
               <w:ind w:left="120"/>
             </w:pPr>
-            <w:hyperlink w:history="1" r:id="rIdgjk9sxojez-f5ymjuctam">
+            <w:hyperlink w:history="1" r:id="rId2frj0lqkry0es5penyws3">
               <w:r>
                 <w:rPr>
                   <w:rFonts w:ascii="Arial" w:cs="Arial" w:eastAsia="Arial" w:hAnsi="Arial"/>
@@ -11819,32 +11819,32 @@
         <w:tc>
           <w:tcPr>
             <w:tcW w:type="dxa" w:w="1520"/>
-            <w:shd w:fill="F2F2F2" w:color="auto" w:val="clear"/>
-            <w:tcMar>
-              <w:top w:type="dxa" w:w="60"/>
-              <w:left w:type="dxa" w:w="120"/>
-              <w:bottom w:type="dxa" w:w="60"/>
-              <w:right w:type="dxa" w:w="120"/>
-            </w:tcMar>
-            <w:vAlign w:val="top"/>
-          </w:tcPr>
-          <w:p>
-            <w:pPr>
-              <w:spacing w:after="40" w:before="0"/>
-              <w:jc w:val="left"/>
-            </w:pPr>
-            <w:r>
-              <w:rPr>
-                <w:rFonts w:ascii="Arial" w:cs="Arial" w:eastAsia="Arial" w:hAnsi="Arial"/>
-                <w:b/>
-                <w:bCs/>
-                <w:i w:val="false"/>
-                <w:iCs w:val="false"/>
-                <w:color w:val="000000"/>
-                <w:sz w:val="18"/>
-                <w:szCs w:val="18"/>
-              </w:rPr>
-              <w:t xml:space="preserve">Phase 1 — PREDICT (15 minutes)</w:t>
+            <w:shd w:fill="EAD1F5" w:color="auto" w:val="clear"/>
+            <w:tcMar>
+              <w:top w:type="dxa" w:w="60"/>
+              <w:left w:type="dxa" w:w="120"/>
+              <w:bottom w:type="dxa" w:w="60"/>
+              <w:right w:type="dxa" w:w="120"/>
+            </w:tcMar>
+            <w:vAlign w:val="top"/>
+          </w:tcPr>
+          <w:p>
+            <w:pPr>
+              <w:spacing w:after="40" w:before="0"/>
+              <w:jc w:val="left"/>
+            </w:pPr>
+            <w:r>
+              <w:rPr>
+                <w:rFonts w:ascii="Arial" w:cs="Arial" w:eastAsia="Arial" w:hAnsi="Arial"/>
+                <w:b/>
+                <w:bCs/>
+                <w:i w:val="false"/>
+                <w:iCs w:val="false"/>
+                <w:color w:val="000000"/>
+                <w:sz w:val="18"/>
+                <w:szCs w:val="18"/>
+              </w:rPr>
+              <w:t xml:space="preserve">Predict Phase</w:t>
             </w:r>
           </w:p>
           <w:p>
@@ -11867,7 +11867,7 @@
             <w:pPr>
               <w:spacing w:after="20" w:before="0"/>
             </w:pPr>
-            <w:hyperlink w:history="1" r:id="rIdsqwixm7dlrfiuzf1kwsp4">
+            <w:hyperlink w:history="1" r:id="rIdcqzcifsbmzwca82z0e28j">
               <w:r>
                 <w:rPr>
                   <w:rFonts w:ascii="Arial" w:cs="Arial" w:eastAsia="Arial" w:hAnsi="Arial"/>
@@ -11900,7 +11900,7 @@
               <w:spacing w:after="10" w:before="0"/>
               <w:ind w:left="120"/>
             </w:pPr>
-            <w:hyperlink w:history="1" r:id="rIdi5csch46pb5x_p1k9tu0a">
+            <w:hyperlink w:history="1" r:id="rIdzin4x2u-kmultau4kgvax">
               <w:r>
                 <w:rPr>
                   <w:rFonts w:ascii="Arial" w:cs="Arial" w:eastAsia="Arial" w:hAnsi="Arial"/>
@@ -11945,7 +11945,7 @@
             <w:pPr>
               <w:spacing w:after="20" w:before="0"/>
             </w:pPr>
-            <w:hyperlink w:history="1" r:id="rIdcrujnlrb49zli013u3to7">
+            <w:hyperlink w:history="1" r:id="rIdsvpaapqrslwgjcvf88dpp">
               <w:r>
                 <w:rPr>
                   <w:rFonts w:ascii="Arial" w:cs="Arial" w:eastAsia="Arial" w:hAnsi="Arial"/>
@@ -11978,7 +11978,7 @@
               <w:spacing w:after="10" w:before="0"/>
               <w:ind w:left="120"/>
             </w:pPr>
-            <w:hyperlink w:history="1" r:id="rIda56cfst-jnoibnz-fv9va">
+            <w:hyperlink w:history="1" r:id="rId6gv47upouvy4rcyxdwlvo">
               <w:r>
                 <w:rPr>
                   <w:rFonts w:ascii="Arial" w:cs="Arial" w:eastAsia="Arial" w:hAnsi="Arial"/>
@@ -12125,32 +12125,32 @@
         <w:tc>
           <w:tcPr>
             <w:tcW w:type="dxa" w:w="1520"/>
-            <w:shd w:fill="F2F2F2" w:color="auto" w:val="clear"/>
-            <w:tcMar>
-              <w:top w:type="dxa" w:w="60"/>
-              <w:left w:type="dxa" w:w="120"/>
-              <w:bottom w:type="dxa" w:w="60"/>
-              <w:right w:type="dxa" w:w="120"/>
-            </w:tcMar>
-            <w:vAlign w:val="top"/>
-          </w:tcPr>
-          <w:p>
-            <w:pPr>
-              <w:spacing w:after="40" w:before="0"/>
-              <w:jc w:val="left"/>
-            </w:pPr>
-            <w:r>
-              <w:rPr>
-                <w:rFonts w:ascii="Arial" w:cs="Arial" w:eastAsia="Arial" w:hAnsi="Arial"/>
-                <w:b/>
-                <w:bCs/>
-                <w:i w:val="false"/>
-                <w:iCs w:val="false"/>
-                <w:color w:val="000000"/>
-                <w:sz w:val="18"/>
-                <w:szCs w:val="18"/>
-              </w:rPr>
-              <w:t xml:space="preserve">Phase 2 — OBSERVE (25 minutes)</w:t>
+            <w:shd w:fill="D9EEF1" w:color="auto" w:val="clear"/>
+            <w:tcMar>
+              <w:top w:type="dxa" w:w="60"/>
+              <w:left w:type="dxa" w:w="120"/>
+              <w:bottom w:type="dxa" w:w="60"/>
+              <w:right w:type="dxa" w:w="120"/>
+            </w:tcMar>
+            <w:vAlign w:val="top"/>
+          </w:tcPr>
+          <w:p>
+            <w:pPr>
+              <w:spacing w:after="40" w:before="0"/>
+              <w:jc w:val="left"/>
+            </w:pPr>
+            <w:r>
+              <w:rPr>
+                <w:rFonts w:ascii="Arial" w:cs="Arial" w:eastAsia="Arial" w:hAnsi="Arial"/>
+                <w:b/>
+                <w:bCs/>
+                <w:i w:val="false"/>
+                <w:iCs w:val="false"/>
+                <w:color w:val="000000"/>
+                <w:sz w:val="18"/>
+                <w:szCs w:val="18"/>
+              </w:rPr>
+              <w:t xml:space="preserve">Observe Phase</w:t>
             </w:r>
           </w:p>
           <w:p>
@@ -12173,7 +12173,7 @@
             <w:pPr>
               <w:spacing w:after="20" w:before="0"/>
             </w:pPr>
-            <w:hyperlink w:history="1" r:id="rId94jadyzeyqstzta6vh4pu">
+            <w:hyperlink w:history="1" r:id="rIda2bdglizvaqdhcmuzg2cp">
               <w:r>
                 <w:rPr>
                   <w:rFonts w:ascii="Arial" w:cs="Arial" w:eastAsia="Arial" w:hAnsi="Arial"/>
@@ -12206,7 +12206,7 @@
               <w:spacing w:after="10" w:before="0"/>
               <w:ind w:left="120"/>
             </w:pPr>
-            <w:hyperlink w:history="1" r:id="rIdibpboda0niwulol6hmwxl">
+            <w:hyperlink w:history="1" r:id="rIde0ulary0bbj8hsgioeiv5">
               <w:r>
                 <w:rPr>
                   <w:rFonts w:ascii="Arial" w:cs="Arial" w:eastAsia="Arial" w:hAnsi="Arial"/>
@@ -12251,7 +12251,7 @@
             <w:pPr>
               <w:spacing w:after="20" w:before="0"/>
             </w:pPr>
-            <w:hyperlink w:history="1" r:id="rIdn3_nmhsc2zcdyi8aoge5p">
+            <w:hyperlink w:history="1" r:id="rIdskktkdmoxrfcftr61f_bc">
               <w:r>
                 <w:rPr>
                   <w:rFonts w:ascii="Arial" w:cs="Arial" w:eastAsia="Arial" w:hAnsi="Arial"/>
@@ -12284,7 +12284,7 @@
               <w:spacing w:after="10" w:before="0"/>
               <w:ind w:left="120"/>
             </w:pPr>
-            <w:hyperlink w:history="1" r:id="rIdj006fnlsowtyp0xpse6qa">
+            <w:hyperlink w:history="1" r:id="rIdanxex-xnayxd3czprauvt">
               <w:r>
                 <w:rPr>
                   <w:rFonts w:ascii="Arial" w:cs="Arial" w:eastAsia="Arial" w:hAnsi="Arial"/>
@@ -12431,32 +12431,32 @@
         <w:tc>
           <w:tcPr>
             <w:tcW w:type="dxa" w:w="1520"/>
-            <w:shd w:fill="F2F2F2" w:color="auto" w:val="clear"/>
-            <w:tcMar>
-              <w:top w:type="dxa" w:w="60"/>
-              <w:left w:type="dxa" w:w="120"/>
-              <w:bottom w:type="dxa" w:w="60"/>
-              <w:right w:type="dxa" w:w="120"/>
-            </w:tcMar>
-            <w:vAlign w:val="top"/>
-          </w:tcPr>
-          <w:p>
-            <w:pPr>
-              <w:spacing w:after="40" w:before="0"/>
-              <w:jc w:val="left"/>
-            </w:pPr>
-            <w:r>
-              <w:rPr>
-                <w:rFonts w:ascii="Arial" w:cs="Arial" w:eastAsia="Arial" w:hAnsi="Arial"/>
-                <w:b/>
-                <w:bCs/>
-                <w:i w:val="false"/>
-                <w:iCs w:val="false"/>
-                <w:color w:val="000000"/>
-                <w:sz w:val="18"/>
-                <w:szCs w:val="18"/>
-              </w:rPr>
-              <w:t xml:space="preserve">Phase 3 — EXPLAIN (20 minutes)</w:t>
+            <w:shd w:fill="E2EFDA" w:color="auto" w:val="clear"/>
+            <w:tcMar>
+              <w:top w:type="dxa" w:w="60"/>
+              <w:left w:type="dxa" w:w="120"/>
+              <w:bottom w:type="dxa" w:w="60"/>
+              <w:right w:type="dxa" w:w="120"/>
+            </w:tcMar>
+            <w:vAlign w:val="top"/>
+          </w:tcPr>
+          <w:p>
+            <w:pPr>
+              <w:spacing w:after="40" w:before="0"/>
+              <w:jc w:val="left"/>
+            </w:pPr>
+            <w:r>
+              <w:rPr>
+                <w:rFonts w:ascii="Arial" w:cs="Arial" w:eastAsia="Arial" w:hAnsi="Arial"/>
+                <w:b/>
+                <w:bCs/>
+                <w:i w:val="false"/>
+                <w:iCs w:val="false"/>
+                <w:color w:val="000000"/>
+                <w:sz w:val="18"/>
+                <w:szCs w:val="18"/>
+              </w:rPr>
+              <w:t xml:space="preserve">Explain Phase</w:t>
             </w:r>
           </w:p>
           <w:p>
@@ -12479,7 +12479,7 @@
             <w:pPr>
               <w:spacing w:after="20" w:before="0"/>
             </w:pPr>
-            <w:hyperlink w:history="1" r:id="rId1twp-jrklbrgpsc_pfkuk">
+            <w:hyperlink w:history="1" r:id="rIdogy6il5li9c6erivoybjs">
               <w:r>
                 <w:rPr>
                   <w:rFonts w:ascii="Arial" w:cs="Arial" w:eastAsia="Arial" w:hAnsi="Arial"/>
@@ -12512,7 +12512,7 @@
               <w:spacing w:after="10" w:before="0"/>
               <w:ind w:left="120"/>
             </w:pPr>
-            <w:hyperlink w:history="1" r:id="rIdcugiyys8xcv4xebpzumh3">
+            <w:hyperlink w:history="1" r:id="rIdqnhs-dvjighgl1ninbqei">
               <w:r>
                 <w:rPr>
                   <w:rFonts w:ascii="Arial" w:cs="Arial" w:eastAsia="Arial" w:hAnsi="Arial"/>
@@ -12557,7 +12557,7 @@
             <w:pPr>
               <w:spacing w:after="20" w:before="0"/>
             </w:pPr>
-            <w:hyperlink w:history="1" r:id="rIdz8qnz147dwf2h-yr1jq40">
+            <w:hyperlink w:history="1" r:id="rIdobyvxmu0kyua7lswcadpk">
               <w:r>
                 <w:rPr>
                   <w:rFonts w:ascii="Arial" w:cs="Arial" w:eastAsia="Arial" w:hAnsi="Arial"/>
@@ -12590,7 +12590,7 @@
               <w:spacing w:after="10" w:before="0"/>
               <w:ind w:left="120"/>
             </w:pPr>
-            <w:hyperlink w:history="1" r:id="rId65qdbnrgrhnk9puh6nno8">
+            <w:hyperlink w:history="1" r:id="rId3o70kaq-voh99ifp79o1o">
               <w:r>
                 <w:rPr>
                   <w:rFonts w:ascii="Arial" w:cs="Arial" w:eastAsia="Arial" w:hAnsi="Arial"/>
@@ -12737,32 +12737,32 @@
         <w:tc>
           <w:tcPr>
             <w:tcW w:type="dxa" w:w="1520"/>
-            <w:shd w:fill="F2F2F2" w:color="auto" w:val="clear"/>
-            <w:tcMar>
-              <w:top w:type="dxa" w:w="60"/>
-              <w:left w:type="dxa" w:w="120"/>
-              <w:bottom w:type="dxa" w:w="60"/>
-              <w:right w:type="dxa" w:w="120"/>
-            </w:tcMar>
-            <w:vAlign w:val="top"/>
-          </w:tcPr>
-          <w:p>
-            <w:pPr>
-              <w:spacing w:after="40" w:before="0"/>
-              <w:jc w:val="left"/>
-            </w:pPr>
-            <w:r>
-              <w:rPr>
-                <w:rFonts w:ascii="Arial" w:cs="Arial" w:eastAsia="Arial" w:hAnsi="Arial"/>
-                <w:b/>
-                <w:bCs/>
-                <w:i w:val="false"/>
-                <w:iCs w:val="false"/>
-                <w:color w:val="000000"/>
-                <w:sz w:val="18"/>
-                <w:szCs w:val="18"/>
-              </w:rPr>
-              <w:t xml:space="preserve">Phase 4 — DRIVING QUESTION BOARD (DQB) Update (10 minutes)</w:t>
+            <w:shd w:fill="FCE4D6" w:color="auto" w:val="clear"/>
+            <w:tcMar>
+              <w:top w:type="dxa" w:w="60"/>
+              <w:left w:type="dxa" w:w="120"/>
+              <w:bottom w:type="dxa" w:w="60"/>
+              <w:right w:type="dxa" w:w="120"/>
+            </w:tcMar>
+            <w:vAlign w:val="top"/>
+          </w:tcPr>
+          <w:p>
+            <w:pPr>
+              <w:spacing w:after="40" w:before="0"/>
+              <w:jc w:val="left"/>
+            </w:pPr>
+            <w:r>
+              <w:rPr>
+                <w:rFonts w:ascii="Arial" w:cs="Arial" w:eastAsia="Arial" w:hAnsi="Arial"/>
+                <w:b/>
+                <w:bCs/>
+                <w:i w:val="false"/>
+                <w:iCs w:val="false"/>
+                <w:color w:val="000000"/>
+                <w:sz w:val="18"/>
+                <w:szCs w:val="18"/>
+              </w:rPr>
+              <w:t xml:space="preserve">Driving Question Board (DQB) Creation</w:t>
             </w:r>
           </w:p>
           <w:p>
@@ -12785,7 +12785,7 @@
             <w:pPr>
               <w:spacing w:after="20" w:before="0"/>
             </w:pPr>
-            <w:hyperlink w:history="1" r:id="rId0i2d3wgwcyfm0uxnsmugv">
+            <w:hyperlink w:history="1" r:id="rIdlbj10kbinjgc4q4_76fs7">
               <w:r>
                 <w:rPr>
                   <w:rFonts w:ascii="Arial" w:cs="Arial" w:eastAsia="Arial" w:hAnsi="Arial"/>
@@ -12818,7 +12818,7 @@
               <w:spacing w:after="10" w:before="0"/>
               <w:ind w:left="120"/>
             </w:pPr>
-            <w:hyperlink w:history="1" r:id="rIdmomalueywzs4fsqx_eozv">
+            <w:hyperlink w:history="1" r:id="rIdw_30mi3fjxyzfzg0pug7f">
               <w:r>
                 <w:rPr>
                   <w:rFonts w:ascii="Arial" w:cs="Arial" w:eastAsia="Arial" w:hAnsi="Arial"/>
@@ -12863,7 +12863,7 @@
             <w:pPr>
               <w:spacing w:after="20" w:before="0"/>
             </w:pPr>
-            <w:hyperlink w:history="1" r:id="rId-xzaf1mt-yjbjiboiokkj">
+            <w:hyperlink w:history="1" r:id="rIdmyrpom4ar7kvat7f-lerx">
               <w:r>
                 <w:rPr>
                   <w:rFonts w:ascii="Arial" w:cs="Arial" w:eastAsia="Arial" w:hAnsi="Arial"/>
@@ -12896,7 +12896,7 @@
               <w:spacing w:after="10" w:before="0"/>
               <w:ind w:left="120"/>
             </w:pPr>
-            <w:hyperlink w:history="1" r:id="rIdcxbaolfcpbefdgnhtbh1t">
+            <w:hyperlink w:history="1" r:id="rId3rfjrrgiqefszq3jykde5">
               <w:r>
                 <w:rPr>
                   <w:rFonts w:ascii="Arial" w:cs="Arial" w:eastAsia="Arial" w:hAnsi="Arial"/>
@@ -13043,32 +13043,32 @@
         <w:tc>
           <w:tcPr>
             <w:tcW w:type="dxa" w:w="1520"/>
-            <w:shd w:fill="F2F2F2" w:color="auto" w:val="clear"/>
-            <w:tcMar>
-              <w:top w:type="dxa" w:w="60"/>
-              <w:left w:type="dxa" w:w="120"/>
-              <w:bottom w:type="dxa" w:w="60"/>
-              <w:right w:type="dxa" w:w="120"/>
-            </w:tcMar>
-            <w:vAlign w:val="top"/>
-          </w:tcPr>
-          <w:p>
-            <w:pPr>
-              <w:spacing w:after="40" w:before="0"/>
-              <w:jc w:val="left"/>
-            </w:pPr>
-            <w:r>
-              <w:rPr>
-                <w:rFonts w:ascii="Arial" w:cs="Arial" w:eastAsia="Arial" w:hAnsi="Arial"/>
-                <w:b/>
-                <w:bCs/>
-                <w:i w:val="false"/>
-                <w:iCs w:val="false"/>
-                <w:color w:val="000000"/>
-                <w:sz w:val="18"/>
-                <w:szCs w:val="18"/>
-              </w:rPr>
-              <w:t xml:space="preserve">Phase 5 — MODEL BUILDING (10 minutes)</w:t>
+            <w:shd w:fill="D5E8F0" w:color="auto" w:val="clear"/>
+            <w:tcMar>
+              <w:top w:type="dxa" w:w="60"/>
+              <w:left w:type="dxa" w:w="120"/>
+              <w:bottom w:type="dxa" w:w="60"/>
+              <w:right w:type="dxa" w:w="120"/>
+            </w:tcMar>
+            <w:vAlign w:val="top"/>
+          </w:tcPr>
+          <w:p>
+            <w:pPr>
+              <w:spacing w:after="40" w:before="0"/>
+              <w:jc w:val="left"/>
+            </w:pPr>
+            <w:r>
+              <w:rPr>
+                <w:rFonts w:ascii="Arial" w:cs="Arial" w:eastAsia="Arial" w:hAnsi="Arial"/>
+                <w:b/>
+                <w:bCs/>
+                <w:i w:val="false"/>
+                <w:iCs w:val="false"/>
+                <w:color w:val="000000"/>
+                <w:sz w:val="18"/>
+                <w:szCs w:val="18"/>
+              </w:rPr>
+              <w:t xml:space="preserve">Model Building Phase</w:t>
             </w:r>
           </w:p>
           <w:p>
@@ -13091,7 +13091,7 @@
             <w:pPr>
               <w:spacing w:after="20" w:before="0"/>
             </w:pPr>
-            <w:hyperlink w:history="1" r:id="rIdrivh9fdksponucunxc-pf">
+            <w:hyperlink w:history="1" r:id="rIdijbzy-k_z02b-pcm7rf1f">
               <w:r>
                 <w:rPr>
                   <w:rFonts w:ascii="Arial" w:cs="Arial" w:eastAsia="Arial" w:hAnsi="Arial"/>
@@ -13124,7 +13124,7 @@
               <w:spacing w:after="10" w:before="0"/>
               <w:ind w:left="120"/>
             </w:pPr>
-            <w:hyperlink w:history="1" r:id="rId0a2ipuwrjs-is3tnz_ukq">
+            <w:hyperlink w:history="1" r:id="rId8izv2glp8kskpciqxaod6">
               <w:r>
                 <w:rPr>
                   <w:rFonts w:ascii="Arial" w:cs="Arial" w:eastAsia="Arial" w:hAnsi="Arial"/>
@@ -13169,7 +13169,7 @@
             <w:pPr>
               <w:spacing w:after="20" w:before="0"/>
             </w:pPr>
-            <w:hyperlink w:history="1" r:id="rIdans_zrdizbxwvv_y6kdgm">
+            <w:hyperlink w:history="1" r:id="rIdqmdbyvofpshi8cxloadsc">
               <w:r>
                 <w:rPr>
                   <w:rFonts w:ascii="Arial" w:cs="Arial" w:eastAsia="Arial" w:hAnsi="Arial"/>
@@ -13202,7 +13202,7 @@
               <w:spacing w:after="10" w:before="0"/>
               <w:ind w:left="120"/>
             </w:pPr>
-            <w:hyperlink w:history="1" r:id="rIdrtllhg_1iohkgmr_-2pln">
+            <w:hyperlink w:history="1" r:id="rIdmnf1mey5nj8571nqsqtcz">
               <w:r>
                 <w:rPr>
                   <w:rFonts w:ascii="Arial" w:cs="Arial" w:eastAsia="Arial" w:hAnsi="Arial"/>
@@ -14899,7 +14899,7 @@
             <w:pPr>
               <w:spacing w:after="20" w:before="0"/>
             </w:pPr>
-            <w:hyperlink w:history="1" r:id="rIdd76l1fgghkiy8lfqct5aj">
+            <w:hyperlink w:history="1" r:id="rIdhng6xaopzsbukwpfo4bhz">
               <w:r>
                 <w:rPr>
                   <w:rFonts w:ascii="Arial" w:cs="Arial" w:eastAsia="Arial" w:hAnsi="Arial"/>
@@ -14932,7 +14932,7 @@
               <w:spacing w:after="10" w:before="0"/>
               <w:ind w:left="120"/>
             </w:pPr>
-            <w:hyperlink w:history="1" r:id="rIdsvzogenuq-2hpspiecarp">
+            <w:hyperlink w:history="1" r:id="rIdqbfwcbsm7udvnvpbbujjw">
               <w:r>
                 <w:rPr>
                   <w:rFonts w:ascii="Arial" w:cs="Arial" w:eastAsia="Arial" w:hAnsi="Arial"/>
@@ -14977,7 +14977,7 @@
             <w:pPr>
               <w:spacing w:after="20" w:before="0"/>
             </w:pPr>
-            <w:hyperlink w:history="1" r:id="rIdoxuei5cwiw_kstnaufkqb">
+            <w:hyperlink w:history="1" r:id="rId_kzeixm9pcgoc8qsosyjn">
               <w:r>
                 <w:rPr>
                   <w:rFonts w:ascii="Arial" w:cs="Arial" w:eastAsia="Arial" w:hAnsi="Arial"/>
@@ -15010,7 +15010,7 @@
               <w:spacing w:after="10" w:before="0"/>
               <w:ind w:left="120"/>
             </w:pPr>
-            <w:hyperlink w:history="1" r:id="rIdib1pjotaz4m3sxbeukw1h">
+            <w:hyperlink w:history="1" r:id="rIdzitsdfwshuqv0qnbve8y3">
               <w:r>
                 <w:rPr>
                   <w:rFonts w:ascii="Arial" w:cs="Arial" w:eastAsia="Arial" w:hAnsi="Arial"/>
@@ -15205,7 +15205,7 @@
             <w:pPr>
               <w:spacing w:after="20" w:before="0"/>
             </w:pPr>
-            <w:hyperlink w:history="1" r:id="rIdzsi09s2akvd1raw4-6okd">
+            <w:hyperlink w:history="1" r:id="rIdwl0niw4ouxfvmo5zjani8">
               <w:r>
                 <w:rPr>
                   <w:rFonts w:ascii="Arial" w:cs="Arial" w:eastAsia="Arial" w:hAnsi="Arial"/>
@@ -15238,7 +15238,7 @@
               <w:spacing w:after="10" w:before="0"/>
               <w:ind w:left="120"/>
             </w:pPr>
-            <w:hyperlink w:history="1" r:id="rIdrrjldzohk8hdmjwk-r3hi">
+            <w:hyperlink w:history="1" r:id="rIdbot5ljmmwbavtovmftliu">
               <w:r>
                 <w:rPr>
                   <w:rFonts w:ascii="Arial" w:cs="Arial" w:eastAsia="Arial" w:hAnsi="Arial"/>
@@ -15283,7 +15283,7 @@
             <w:pPr>
               <w:spacing w:after="20" w:before="0"/>
             </w:pPr>
-            <w:hyperlink w:history="1" r:id="rIdiox5vbg982zyytrimyunj">
+            <w:hyperlink w:history="1" r:id="rIdqzuwq_qxzpxu7ysini92d">
               <w:r>
                 <w:rPr>
                   <w:rFonts w:ascii="Arial" w:cs="Arial" w:eastAsia="Arial" w:hAnsi="Arial"/>
@@ -15316,7 +15316,7 @@
               <w:spacing w:after="10" w:before="0"/>
               <w:ind w:left="120"/>
             </w:pPr>
-            <w:hyperlink w:history="1" r:id="rId8nnvhcscixk8rkr62-o8i">
+            <w:hyperlink w:history="1" r:id="rId9hem6mslcxoxtqae5lhrs">
               <w:r>
                 <w:rPr>
                   <w:rFonts w:ascii="Arial" w:cs="Arial" w:eastAsia="Arial" w:hAnsi="Arial"/>
@@ -15511,7 +15511,7 @@
             <w:pPr>
               <w:spacing w:after="20" w:before="0"/>
             </w:pPr>
-            <w:hyperlink w:history="1" r:id="rId29lwkd4kwvfyont9liyuc">
+            <w:hyperlink w:history="1" r:id="rIdn1grj_nytu3zrdvofl8gi">
               <w:r>
                 <w:rPr>
                   <w:rFonts w:ascii="Arial" w:cs="Arial" w:eastAsia="Arial" w:hAnsi="Arial"/>
@@ -15544,7 +15544,7 @@
               <w:spacing w:after="10" w:before="0"/>
               <w:ind w:left="120"/>
             </w:pPr>
-            <w:hyperlink w:history="1" r:id="rIdljm8qprunulwpxdomvggj">
+            <w:hyperlink w:history="1" r:id="rIduwrm-7ffrkg6ldki77-yi">
               <w:r>
                 <w:rPr>
                   <w:rFonts w:ascii="Arial" w:cs="Arial" w:eastAsia="Arial" w:hAnsi="Arial"/>
@@ -15589,7 +15589,7 @@
             <w:pPr>
               <w:spacing w:after="20" w:before="0"/>
             </w:pPr>
-            <w:hyperlink w:history="1" r:id="rIdbujwjg-rkh1lgomy5y5ou">
+            <w:hyperlink w:history="1" r:id="rIdk7jyo-czcyxkqf1o5r6ba">
               <w:r>
                 <w:rPr>
                   <w:rFonts w:ascii="Arial" w:cs="Arial" w:eastAsia="Arial" w:hAnsi="Arial"/>
@@ -15622,7 +15622,7 @@
               <w:spacing w:after="10" w:before="0"/>
               <w:ind w:left="120"/>
             </w:pPr>
-            <w:hyperlink w:history="1" r:id="rId8kq4_1msyxfz_xr9vkaqu">
+            <w:hyperlink w:history="1" r:id="rId34p4u4t8c8qyzf0obkcfk">
               <w:r>
                 <w:rPr>
                   <w:rFonts w:ascii="Arial" w:cs="Arial" w:eastAsia="Arial" w:hAnsi="Arial"/>
@@ -15817,7 +15817,7 @@
             <w:pPr>
               <w:spacing w:after="20" w:before="0"/>
             </w:pPr>
-            <w:hyperlink w:history="1" r:id="rIdpz7hzqguysoty8vofv3qp">
+            <w:hyperlink w:history="1" r:id="rIdp-akjaclraoybzh4wrulx">
               <w:r>
                 <w:rPr>
                   <w:rFonts w:ascii="Arial" w:cs="Arial" w:eastAsia="Arial" w:hAnsi="Arial"/>
@@ -15850,7 +15850,7 @@
               <w:spacing w:after="10" w:before="0"/>
               <w:ind w:left="120"/>
             </w:pPr>
-            <w:hyperlink w:history="1" r:id="rIdal0kolb23no__zurffhop">
+            <w:hyperlink w:history="1" r:id="rIdrkm3lqkg-jyrwtmnhm2fe">
               <w:r>
                 <w:rPr>
                   <w:rFonts w:ascii="Arial" w:cs="Arial" w:eastAsia="Arial" w:hAnsi="Arial"/>
@@ -15895,7 +15895,7 @@
             <w:pPr>
               <w:spacing w:after="20" w:before="0"/>
             </w:pPr>
-            <w:hyperlink w:history="1" r:id="rIdtlaeulngxdrkczpr9bp-o">
+            <w:hyperlink w:history="1" r:id="rIdpswm8exvxtqa0savdv2qg">
               <w:r>
                 <w:rPr>
                   <w:rFonts w:ascii="Arial" w:cs="Arial" w:eastAsia="Arial" w:hAnsi="Arial"/>
@@ -15928,7 +15928,7 @@
               <w:spacing w:after="10" w:before="0"/>
               <w:ind w:left="120"/>
             </w:pPr>
-            <w:hyperlink w:history="1" r:id="rIdnj62xmen6z-ddpci0wike">
+            <w:hyperlink w:history="1" r:id="rId3gzeolyoifucy_lshrou7">
               <w:r>
                 <w:rPr>
                   <w:rFonts w:ascii="Arial" w:cs="Arial" w:eastAsia="Arial" w:hAnsi="Arial"/>
@@ -16123,7 +16123,7 @@
             <w:pPr>
               <w:spacing w:after="20" w:before="0"/>
             </w:pPr>
-            <w:hyperlink w:history="1" r:id="rIds64biqk1lg15lolhjrelx">
+            <w:hyperlink w:history="1" r:id="rIdr0mxrtz4dq3n5w16wz4z3">
               <w:r>
                 <w:rPr>
                   <w:rFonts w:ascii="Arial" w:cs="Arial" w:eastAsia="Arial" w:hAnsi="Arial"/>
@@ -16156,7 +16156,7 @@
               <w:spacing w:after="10" w:before="0"/>
               <w:ind w:left="120"/>
             </w:pPr>
-            <w:hyperlink w:history="1" r:id="rIddd8fetuxocqvnxtcevqt9">
+            <w:hyperlink w:history="1" r:id="rIdqh76h7c0kk4m26dygmgzd">
               <w:r>
                 <w:rPr>
                   <w:rFonts w:ascii="Arial" w:cs="Arial" w:eastAsia="Arial" w:hAnsi="Arial"/>
@@ -16201,7 +16201,7 @@
             <w:pPr>
               <w:spacing w:after="20" w:before="0"/>
             </w:pPr>
-            <w:hyperlink w:history="1" r:id="rIdcmn9cawmt1gc7bxqkyor8">
+            <w:hyperlink w:history="1" r:id="rIdvnbw9k20wpdbyojmm4jcf">
               <w:r>
                 <w:rPr>
                   <w:rFonts w:ascii="Arial" w:cs="Arial" w:eastAsia="Arial" w:hAnsi="Arial"/>
@@ -16234,7 +16234,7 @@
               <w:spacing w:after="10" w:before="0"/>
               <w:ind w:left="120"/>
             </w:pPr>
-            <w:hyperlink w:history="1" r:id="rIdsudlemvmea7jyemliuzsr">
+            <w:hyperlink w:history="1" r:id="rIdesywwub8ipak2uujuxavc">
               <w:r>
                 <w:rPr>
                   <w:rFonts w:ascii="Arial" w:cs="Arial" w:eastAsia="Arial" w:hAnsi="Arial"/>
@@ -17655,32 +17655,32 @@
         <w:tc>
           <w:tcPr>
             <w:tcW w:type="dxa" w:w="1520"/>
-            <w:shd w:fill="F2F2F2" w:color="auto" w:val="clear"/>
-            <w:tcMar>
-              <w:top w:type="dxa" w:w="60"/>
-              <w:left w:type="dxa" w:w="120"/>
-              <w:bottom w:type="dxa" w:w="60"/>
-              <w:right w:type="dxa" w:w="120"/>
-            </w:tcMar>
-            <w:vAlign w:val="top"/>
-          </w:tcPr>
-          <w:p>
-            <w:pPr>
-              <w:spacing w:after="40" w:before="0"/>
-              <w:jc w:val="left"/>
-            </w:pPr>
-            <w:r>
-              <w:rPr>
-                <w:rFonts w:ascii="Arial" w:cs="Arial" w:eastAsia="Arial" w:hAnsi="Arial"/>
-                <w:b/>
-                <w:bCs/>
-                <w:i w:val="false"/>
-                <w:iCs w:val="false"/>
-                <w:color w:val="000000"/>
-                <w:sz w:val="18"/>
-                <w:szCs w:val="18"/>
-              </w:rPr>
-              <w:t xml:space="preserve">Phase 1 — Predict</w:t>
+            <w:shd w:fill="EAD1F5" w:color="auto" w:val="clear"/>
+            <w:tcMar>
+              <w:top w:type="dxa" w:w="60"/>
+              <w:left w:type="dxa" w:w="120"/>
+              <w:bottom w:type="dxa" w:w="60"/>
+              <w:right w:type="dxa" w:w="120"/>
+            </w:tcMar>
+            <w:vAlign w:val="top"/>
+          </w:tcPr>
+          <w:p>
+            <w:pPr>
+              <w:spacing w:after="40" w:before="0"/>
+              <w:jc w:val="left"/>
+            </w:pPr>
+            <w:r>
+              <w:rPr>
+                <w:rFonts w:ascii="Arial" w:cs="Arial" w:eastAsia="Arial" w:hAnsi="Arial"/>
+                <w:b/>
+                <w:bCs/>
+                <w:i w:val="false"/>
+                <w:iCs w:val="false"/>
+                <w:color w:val="000000"/>
+                <w:sz w:val="18"/>
+                <w:szCs w:val="18"/>
+              </w:rPr>
+              <w:t xml:space="preserve">Predict Phase</w:t>
             </w:r>
           </w:p>
           <w:p>
@@ -17703,7 +17703,7 @@
             <w:pPr>
               <w:spacing w:after="20" w:before="0"/>
             </w:pPr>
-            <w:hyperlink w:history="1" r:id="rIdtvz-oaxmditpmnmspbfdo">
+            <w:hyperlink w:history="1" r:id="rIdnxtbe7dauo7xaz1kqmoja">
               <w:r>
                 <w:rPr>
                   <w:rFonts w:ascii="Arial" w:cs="Arial" w:eastAsia="Arial" w:hAnsi="Arial"/>
@@ -17736,7 +17736,7 @@
               <w:spacing w:after="10" w:before="0"/>
               <w:ind w:left="120"/>
             </w:pPr>
-            <w:hyperlink w:history="1" r:id="rId_bwi3iqayx6aimhwdjkgo">
+            <w:hyperlink w:history="1" r:id="rIdd2r7rb-s7gsswhvn-txgq">
               <w:r>
                 <w:rPr>
                   <w:rFonts w:ascii="Arial" w:cs="Arial" w:eastAsia="Arial" w:hAnsi="Arial"/>
@@ -17781,7 +17781,7 @@
             <w:pPr>
               <w:spacing w:after="20" w:before="0"/>
             </w:pPr>
-            <w:hyperlink w:history="1" r:id="rId1tps8_hj9edvz4ztn8akk">
+            <w:hyperlink w:history="1" r:id="rIdotrydlnbnmmm35n22fnk1">
               <w:r>
                 <w:rPr>
                   <w:rFonts w:ascii="Arial" w:cs="Arial" w:eastAsia="Arial" w:hAnsi="Arial"/>
@@ -17814,7 +17814,7 @@
               <w:spacing w:after="10" w:before="0"/>
               <w:ind w:left="120"/>
             </w:pPr>
-            <w:hyperlink w:history="1" r:id="rIdkxnqoi6xtt1o-l11yuulw">
+            <w:hyperlink w:history="1" r:id="rIdnyy33s-5b0fxlk0ujz3ne">
               <w:r>
                 <w:rPr>
                   <w:rFonts w:ascii="Arial" w:cs="Arial" w:eastAsia="Arial" w:hAnsi="Arial"/>
@@ -17961,32 +17961,32 @@
         <w:tc>
           <w:tcPr>
             <w:tcW w:type="dxa" w:w="1520"/>
-            <w:shd w:fill="F2F2F2" w:color="auto" w:val="clear"/>
-            <w:tcMar>
-              <w:top w:type="dxa" w:w="60"/>
-              <w:left w:type="dxa" w:w="120"/>
-              <w:bottom w:type="dxa" w:w="60"/>
-              <w:right w:type="dxa" w:w="120"/>
-            </w:tcMar>
-            <w:vAlign w:val="top"/>
-          </w:tcPr>
-          <w:p>
-            <w:pPr>
-              <w:spacing w:after="40" w:before="0"/>
-              <w:jc w:val="left"/>
-            </w:pPr>
-            <w:r>
-              <w:rPr>
-                <w:rFonts w:ascii="Arial" w:cs="Arial" w:eastAsia="Arial" w:hAnsi="Arial"/>
-                <w:b/>
-                <w:bCs/>
-                <w:i w:val="false"/>
-                <w:iCs w:val="false"/>
-                <w:color w:val="000000"/>
-                <w:sz w:val="18"/>
-                <w:szCs w:val="18"/>
-              </w:rPr>
-              <w:t xml:space="preserve">Phase 2 — Observe</w:t>
+            <w:shd w:fill="D9EEF1" w:color="auto" w:val="clear"/>
+            <w:tcMar>
+              <w:top w:type="dxa" w:w="60"/>
+              <w:left w:type="dxa" w:w="120"/>
+              <w:bottom w:type="dxa" w:w="60"/>
+              <w:right w:type="dxa" w:w="120"/>
+            </w:tcMar>
+            <w:vAlign w:val="top"/>
+          </w:tcPr>
+          <w:p>
+            <w:pPr>
+              <w:spacing w:after="40" w:before="0"/>
+              <w:jc w:val="left"/>
+            </w:pPr>
+            <w:r>
+              <w:rPr>
+                <w:rFonts w:ascii="Arial" w:cs="Arial" w:eastAsia="Arial" w:hAnsi="Arial"/>
+                <w:b/>
+                <w:bCs/>
+                <w:i w:val="false"/>
+                <w:iCs w:val="false"/>
+                <w:color w:val="000000"/>
+                <w:sz w:val="18"/>
+                <w:szCs w:val="18"/>
+              </w:rPr>
+              <w:t xml:space="preserve">Observe Phase</w:t>
             </w:r>
           </w:p>
           <w:p>
@@ -18009,7 +18009,7 @@
             <w:pPr>
               <w:spacing w:after="20" w:before="0"/>
             </w:pPr>
-            <w:hyperlink w:history="1" r:id="rIdjajj5bfidammka4di27ru">
+            <w:hyperlink w:history="1" r:id="rId7pkiw7sk8capilc71iqvu">
               <w:r>
                 <w:rPr>
                   <w:rFonts w:ascii="Arial" w:cs="Arial" w:eastAsia="Arial" w:hAnsi="Arial"/>
@@ -18042,7 +18042,7 @@
               <w:spacing w:after="10" w:before="0"/>
               <w:ind w:left="120"/>
             </w:pPr>
-            <w:hyperlink w:history="1" r:id="rIdo5qkujqjphr_eeyfzkrgs">
+            <w:hyperlink w:history="1" r:id="rId-jefc19_vkpi5da67kkps">
               <w:r>
                 <w:rPr>
                   <w:rFonts w:ascii="Arial" w:cs="Arial" w:eastAsia="Arial" w:hAnsi="Arial"/>
@@ -18087,7 +18087,7 @@
             <w:pPr>
               <w:spacing w:after="20" w:before="0"/>
             </w:pPr>
-            <w:hyperlink w:history="1" r:id="rIdbkiz8ezwgx38a9yswrfy5">
+            <w:hyperlink w:history="1" r:id="rIdjl7yfs4wgdf7l-dqrrz-a">
               <w:r>
                 <w:rPr>
                   <w:rFonts w:ascii="Arial" w:cs="Arial" w:eastAsia="Arial" w:hAnsi="Arial"/>
@@ -18120,7 +18120,7 @@
               <w:spacing w:after="10" w:before="0"/>
               <w:ind w:left="120"/>
             </w:pPr>
-            <w:hyperlink w:history="1" r:id="rIdgmyf4si43wbvwmmrsc_lr">
+            <w:hyperlink w:history="1" r:id="rIdwxqz7vu_5jqcovjrv8h1m">
               <w:r>
                 <w:rPr>
                   <w:rFonts w:ascii="Arial" w:cs="Arial" w:eastAsia="Arial" w:hAnsi="Arial"/>
@@ -18267,32 +18267,32 @@
         <w:tc>
           <w:tcPr>
             <w:tcW w:type="dxa" w:w="1520"/>
-            <w:shd w:fill="F2F2F2" w:color="auto" w:val="clear"/>
-            <w:tcMar>
-              <w:top w:type="dxa" w:w="60"/>
-              <w:left w:type="dxa" w:w="120"/>
-              <w:bottom w:type="dxa" w:w="60"/>
-              <w:right w:type="dxa" w:w="120"/>
-            </w:tcMar>
-            <w:vAlign w:val="top"/>
-          </w:tcPr>
-          <w:p>
-            <w:pPr>
-              <w:spacing w:after="40" w:before="0"/>
-              <w:jc w:val="left"/>
-            </w:pPr>
-            <w:r>
-              <w:rPr>
-                <w:rFonts w:ascii="Arial" w:cs="Arial" w:eastAsia="Arial" w:hAnsi="Arial"/>
-                <w:b/>
-                <w:bCs/>
-                <w:i w:val="false"/>
-                <w:iCs w:val="false"/>
-                <w:color w:val="000000"/>
-                <w:sz w:val="18"/>
-                <w:szCs w:val="18"/>
-              </w:rPr>
-              <w:t xml:space="preserve">Phase 3 — Explain</w:t>
+            <w:shd w:fill="E2EFDA" w:color="auto" w:val="clear"/>
+            <w:tcMar>
+              <w:top w:type="dxa" w:w="60"/>
+              <w:left w:type="dxa" w:w="120"/>
+              <w:bottom w:type="dxa" w:w="60"/>
+              <w:right w:type="dxa" w:w="120"/>
+            </w:tcMar>
+            <w:vAlign w:val="top"/>
+          </w:tcPr>
+          <w:p>
+            <w:pPr>
+              <w:spacing w:after="40" w:before="0"/>
+              <w:jc w:val="left"/>
+            </w:pPr>
+            <w:r>
+              <w:rPr>
+                <w:rFonts w:ascii="Arial" w:cs="Arial" w:eastAsia="Arial" w:hAnsi="Arial"/>
+                <w:b/>
+                <w:bCs/>
+                <w:i w:val="false"/>
+                <w:iCs w:val="false"/>
+                <w:color w:val="000000"/>
+                <w:sz w:val="18"/>
+                <w:szCs w:val="18"/>
+              </w:rPr>
+              <w:t xml:space="preserve">Explain Phase</w:t>
             </w:r>
           </w:p>
           <w:p>
@@ -18315,7 +18315,7 @@
             <w:pPr>
               <w:spacing w:after="20" w:before="0"/>
             </w:pPr>
-            <w:hyperlink w:history="1" r:id="rIdqcyre1yfx77l5oeqsdbdu">
+            <w:hyperlink w:history="1" r:id="rIdzywrcujsalawqrdupcbtj">
               <w:r>
                 <w:rPr>
                   <w:rFonts w:ascii="Arial" w:cs="Arial" w:eastAsia="Arial" w:hAnsi="Arial"/>
@@ -18348,7 +18348,7 @@
               <w:spacing w:after="10" w:before="0"/>
               <w:ind w:left="120"/>
             </w:pPr>
-            <w:hyperlink w:history="1" r:id="rIdh-k7vhlvpxrwedsoy2lut">
+            <w:hyperlink w:history="1" r:id="rIdavrxdh0nmsinaajbvienf">
               <w:r>
                 <w:rPr>
                   <w:rFonts w:ascii="Arial" w:cs="Arial" w:eastAsia="Arial" w:hAnsi="Arial"/>
@@ -18393,7 +18393,7 @@
             <w:pPr>
               <w:spacing w:after="20" w:before="0"/>
             </w:pPr>
-            <w:hyperlink w:history="1" r:id="rIdid7mwjbyf2nirmllfcav3">
+            <w:hyperlink w:history="1" r:id="rIdiucilxmvcuvwaev0nnqnz">
               <w:r>
                 <w:rPr>
                   <w:rFonts w:ascii="Arial" w:cs="Arial" w:eastAsia="Arial" w:hAnsi="Arial"/>
@@ -18426,7 +18426,7 @@
               <w:spacing w:after="10" w:before="0"/>
               <w:ind w:left="120"/>
             </w:pPr>
-            <w:hyperlink w:history="1" r:id="rIdyjuu780-mfmeciqzqqnu0">
+            <w:hyperlink w:history="1" r:id="rIdawugoxmupb06a2zunnljb">
               <w:r>
                 <w:rPr>
                   <w:rFonts w:ascii="Arial" w:cs="Arial" w:eastAsia="Arial" w:hAnsi="Arial"/>
@@ -18573,32 +18573,32 @@
         <w:tc>
           <w:tcPr>
             <w:tcW w:type="dxa" w:w="1520"/>
-            <w:shd w:fill="F2F2F2" w:color="auto" w:val="clear"/>
-            <w:tcMar>
-              <w:top w:type="dxa" w:w="60"/>
-              <w:left w:type="dxa" w:w="120"/>
-              <w:bottom w:type="dxa" w:w="60"/>
-              <w:right w:type="dxa" w:w="120"/>
-            </w:tcMar>
-            <w:vAlign w:val="top"/>
-          </w:tcPr>
-          <w:p>
-            <w:pPr>
-              <w:spacing w:after="40" w:before="0"/>
-              <w:jc w:val="left"/>
-            </w:pPr>
-            <w:r>
-              <w:rPr>
-                <w:rFonts w:ascii="Arial" w:cs="Arial" w:eastAsia="Arial" w:hAnsi="Arial"/>
-                <w:b/>
-                <w:bCs/>
-                <w:i w:val="false"/>
-                <w:iCs w:val="false"/>
-                <w:color w:val="000000"/>
-                <w:sz w:val="18"/>
-                <w:szCs w:val="18"/>
-              </w:rPr>
-              <w:t xml:space="preserve">Phase 4 — Driving Question Board (DQB) Update</w:t>
+            <w:shd w:fill="FCE4D6" w:color="auto" w:val="clear"/>
+            <w:tcMar>
+              <w:top w:type="dxa" w:w="60"/>
+              <w:left w:type="dxa" w:w="120"/>
+              <w:bottom w:type="dxa" w:w="60"/>
+              <w:right w:type="dxa" w:w="120"/>
+            </w:tcMar>
+            <w:vAlign w:val="top"/>
+          </w:tcPr>
+          <w:p>
+            <w:pPr>
+              <w:spacing w:after="40" w:before="0"/>
+              <w:jc w:val="left"/>
+            </w:pPr>
+            <w:r>
+              <w:rPr>
+                <w:rFonts w:ascii="Arial" w:cs="Arial" w:eastAsia="Arial" w:hAnsi="Arial"/>
+                <w:b/>
+                <w:bCs/>
+                <w:i w:val="false"/>
+                <w:iCs w:val="false"/>
+                <w:color w:val="000000"/>
+                <w:sz w:val="18"/>
+                <w:szCs w:val="18"/>
+              </w:rPr>
+              <w:t xml:space="preserve">Driving Question Board (DQB) Creation</w:t>
             </w:r>
           </w:p>
           <w:p>
@@ -18621,7 +18621,7 @@
             <w:pPr>
               <w:spacing w:after="20" w:before="0"/>
             </w:pPr>
-            <w:hyperlink w:history="1" r:id="rIdq5gzt1mks1vcnnmxmlyma">
+            <w:hyperlink w:history="1" r:id="rIdgnkvxwfm_qvosrr0owtvg">
               <w:r>
                 <w:rPr>
                   <w:rFonts w:ascii="Arial" w:cs="Arial" w:eastAsia="Arial" w:hAnsi="Arial"/>
@@ -18654,7 +18654,7 @@
               <w:spacing w:after="10" w:before="0"/>
               <w:ind w:left="120"/>
             </w:pPr>
-            <w:hyperlink w:history="1" r:id="rIdmhouax8nbyiy4jkpbfpt9">
+            <w:hyperlink w:history="1" r:id="rId61k8_ukbimsqc6qologeh">
               <w:r>
                 <w:rPr>
                   <w:rFonts w:ascii="Arial" w:cs="Arial" w:eastAsia="Arial" w:hAnsi="Arial"/>
@@ -18699,7 +18699,7 @@
             <w:pPr>
               <w:spacing w:after="20" w:before="0"/>
             </w:pPr>
-            <w:hyperlink w:history="1" r:id="rIdspym4qcc8cpjqqgfwxd7q">
+            <w:hyperlink w:history="1" r:id="rIdnce_77zl-oe8kxxrawkyw">
               <w:r>
                 <w:rPr>
                   <w:rFonts w:ascii="Arial" w:cs="Arial" w:eastAsia="Arial" w:hAnsi="Arial"/>
@@ -18732,7 +18732,7 @@
               <w:spacing w:after="10" w:before="0"/>
               <w:ind w:left="120"/>
             </w:pPr>
-            <w:hyperlink w:history="1" r:id="rIdhlp8tyib4pzgnxoi70dfv">
+            <w:hyperlink w:history="1" r:id="rIdnhbi_jmmr1tyvk73ga42p">
               <w:r>
                 <w:rPr>
                   <w:rFonts w:ascii="Arial" w:cs="Arial" w:eastAsia="Arial" w:hAnsi="Arial"/>
@@ -18879,32 +18879,32 @@
         <w:tc>
           <w:tcPr>
             <w:tcW w:type="dxa" w:w="1520"/>
-            <w:shd w:fill="F2F2F2" w:color="auto" w:val="clear"/>
-            <w:tcMar>
-              <w:top w:type="dxa" w:w="60"/>
-              <w:left w:type="dxa" w:w="120"/>
-              <w:bottom w:type="dxa" w:w="60"/>
-              <w:right w:type="dxa" w:w="120"/>
-            </w:tcMar>
-            <w:vAlign w:val="top"/>
-          </w:tcPr>
-          <w:p>
-            <w:pPr>
-              <w:spacing w:after="40" w:before="0"/>
-              <w:jc w:val="left"/>
-            </w:pPr>
-            <w:r>
-              <w:rPr>
-                <w:rFonts w:ascii="Arial" w:cs="Arial" w:eastAsia="Arial" w:hAnsi="Arial"/>
-                <w:b/>
-                <w:bCs/>
-                <w:i w:val="false"/>
-                <w:iCs w:val="false"/>
-                <w:color w:val="000000"/>
-                <w:sz w:val="18"/>
-                <w:szCs w:val="18"/>
-              </w:rPr>
-              <w:t xml:space="preserve">Phase 5 — Model Building</w:t>
+            <w:shd w:fill="D5E8F0" w:color="auto" w:val="clear"/>
+            <w:tcMar>
+              <w:top w:type="dxa" w:w="60"/>
+              <w:left w:type="dxa" w:w="120"/>
+              <w:bottom w:type="dxa" w:w="60"/>
+              <w:right w:type="dxa" w:w="120"/>
+            </w:tcMar>
+            <w:vAlign w:val="top"/>
+          </w:tcPr>
+          <w:p>
+            <w:pPr>
+              <w:spacing w:after="40" w:before="0"/>
+              <w:jc w:val="left"/>
+            </w:pPr>
+            <w:r>
+              <w:rPr>
+                <w:rFonts w:ascii="Arial" w:cs="Arial" w:eastAsia="Arial" w:hAnsi="Arial"/>
+                <w:b/>
+                <w:bCs/>
+                <w:i w:val="false"/>
+                <w:iCs w:val="false"/>
+                <w:color w:val="000000"/>
+                <w:sz w:val="18"/>
+                <w:szCs w:val="18"/>
+              </w:rPr>
+              <w:t xml:space="preserve">Model Building Phase</w:t>
             </w:r>
           </w:p>
           <w:p>
@@ -18927,7 +18927,7 @@
             <w:pPr>
               <w:spacing w:after="20" w:before="0"/>
             </w:pPr>
-            <w:hyperlink w:history="1" r:id="rIdenuxi55ncs7pyk2klmkij">
+            <w:hyperlink w:history="1" r:id="rIdfvtdneey2j8w8faqywshy">
               <w:r>
                 <w:rPr>
                   <w:rFonts w:ascii="Arial" w:cs="Arial" w:eastAsia="Arial" w:hAnsi="Arial"/>
@@ -18960,7 +18960,7 @@
               <w:spacing w:after="10" w:before="0"/>
               <w:ind w:left="120"/>
             </w:pPr>
-            <w:hyperlink w:history="1" r:id="rIdohrnm_s-l8fx0jpvkznbc">
+            <w:hyperlink w:history="1" r:id="rIdz9qega7yorsrbisnavek-">
               <w:r>
                 <w:rPr>
                   <w:rFonts w:ascii="Arial" w:cs="Arial" w:eastAsia="Arial" w:hAnsi="Arial"/>
@@ -19005,7 +19005,7 @@
             <w:pPr>
               <w:spacing w:after="20" w:before="0"/>
             </w:pPr>
-            <w:hyperlink w:history="1" r:id="rIde5fx8nfsdq0e7fbgqg2y-">
+            <w:hyperlink w:history="1" r:id="rIdcv6axfthbncfclloekv2q">
               <w:r>
                 <w:rPr>
                   <w:rFonts w:ascii="Arial" w:cs="Arial" w:eastAsia="Arial" w:hAnsi="Arial"/>
@@ -19038,7 +19038,7 @@
               <w:spacing w:after="10" w:before="0"/>
               <w:ind w:left="120"/>
             </w:pPr>
-            <w:hyperlink w:history="1" r:id="rId19qgb4dt_g8blompe-gu8">
+            <w:hyperlink w:history="1" r:id="rId1kxyjwky8acaia5k8q52a">
               <w:r>
                 <w:rPr>
                   <w:rFonts w:ascii="Arial" w:cs="Arial" w:eastAsia="Arial" w:hAnsi="Arial"/>
@@ -20591,32 +20591,32 @@
         <w:tc>
           <w:tcPr>
             <w:tcW w:type="dxa" w:w="1520"/>
-            <w:shd w:fill="F2F2F2" w:color="auto" w:val="clear"/>
-            <w:tcMar>
-              <w:top w:type="dxa" w:w="60"/>
-              <w:left w:type="dxa" w:w="120"/>
-              <w:bottom w:type="dxa" w:w="60"/>
-              <w:right w:type="dxa" w:w="120"/>
-            </w:tcMar>
-            <w:vAlign w:val="top"/>
-          </w:tcPr>
-          <w:p>
-            <w:pPr>
-              <w:spacing w:after="40" w:before="0"/>
-              <w:jc w:val="left"/>
-            </w:pPr>
-            <w:r>
-              <w:rPr>
-                <w:rFonts w:ascii="Arial" w:cs="Arial" w:eastAsia="Arial" w:hAnsi="Arial"/>
-                <w:b/>
-                <w:bCs/>
-                <w:i w:val="false"/>
-                <w:iCs w:val="false"/>
-                <w:color w:val="000000"/>
-                <w:sz w:val="18"/>
-                <w:szCs w:val="18"/>
-              </w:rPr>
-              <w:t xml:space="preserve">Phase 1 — PREDICT (10 minutes)</w:t>
+            <w:shd w:fill="EAD1F5" w:color="auto" w:val="clear"/>
+            <w:tcMar>
+              <w:top w:type="dxa" w:w="60"/>
+              <w:left w:type="dxa" w:w="120"/>
+              <w:bottom w:type="dxa" w:w="60"/>
+              <w:right w:type="dxa" w:w="120"/>
+            </w:tcMar>
+            <w:vAlign w:val="top"/>
+          </w:tcPr>
+          <w:p>
+            <w:pPr>
+              <w:spacing w:after="40" w:before="0"/>
+              <w:jc w:val="left"/>
+            </w:pPr>
+            <w:r>
+              <w:rPr>
+                <w:rFonts w:ascii="Arial" w:cs="Arial" w:eastAsia="Arial" w:hAnsi="Arial"/>
+                <w:b/>
+                <w:bCs/>
+                <w:i w:val="false"/>
+                <w:iCs w:val="false"/>
+                <w:color w:val="000000"/>
+                <w:sz w:val="18"/>
+                <w:szCs w:val="18"/>
+              </w:rPr>
+              <w:t xml:space="preserve">Predict Phase</w:t>
             </w:r>
           </w:p>
           <w:p>
@@ -20639,7 +20639,7 @@
             <w:pPr>
               <w:spacing w:after="20" w:before="0"/>
             </w:pPr>
-            <w:hyperlink w:history="1" r:id="rIdzi8tbcf5tscjiikv9jugq">
+            <w:hyperlink w:history="1" r:id="rIdhrhoo2iojbeahz41_okbk">
               <w:r>
                 <w:rPr>
                   <w:rFonts w:ascii="Arial" w:cs="Arial" w:eastAsia="Arial" w:hAnsi="Arial"/>
@@ -20672,7 +20672,7 @@
               <w:spacing w:after="10" w:before="0"/>
               <w:ind w:left="120"/>
             </w:pPr>
-            <w:hyperlink w:history="1" r:id="rIdtw5gl4y1uirm3opmftdbc">
+            <w:hyperlink w:history="1" r:id="rIdq014csm_nomz89eqh5ma7">
               <w:r>
                 <w:rPr>
                   <w:rFonts w:ascii="Arial" w:cs="Arial" w:eastAsia="Arial" w:hAnsi="Arial"/>
@@ -20717,7 +20717,7 @@
             <w:pPr>
               <w:spacing w:after="20" w:before="0"/>
             </w:pPr>
-            <w:hyperlink w:history="1" r:id="rIdexl9ue6r_1ql6nu-cyrvt">
+            <w:hyperlink w:history="1" r:id="rIdfqgvlz_9slmxqsfvpvnat">
               <w:r>
                 <w:rPr>
                   <w:rFonts w:ascii="Arial" w:cs="Arial" w:eastAsia="Arial" w:hAnsi="Arial"/>
@@ -20750,7 +20750,7 @@
               <w:spacing w:after="10" w:before="0"/>
               <w:ind w:left="120"/>
             </w:pPr>
-            <w:hyperlink w:history="1" r:id="rIdj2_ded8ncdnvwzy4mqsqc">
+            <w:hyperlink w:history="1" r:id="rIdgxahjtnullqom8rnqlner">
               <w:r>
                 <w:rPr>
                   <w:rFonts w:ascii="Arial" w:cs="Arial" w:eastAsia="Arial" w:hAnsi="Arial"/>
@@ -20897,32 +20897,32 @@
         <w:tc>
           <w:tcPr>
             <w:tcW w:type="dxa" w:w="1520"/>
-            <w:shd w:fill="F2F2F2" w:color="auto" w:val="clear"/>
-            <w:tcMar>
-              <w:top w:type="dxa" w:w="60"/>
-              <w:left w:type="dxa" w:w="120"/>
-              <w:bottom w:type="dxa" w:w="60"/>
-              <w:right w:type="dxa" w:w="120"/>
-            </w:tcMar>
-            <w:vAlign w:val="top"/>
-          </w:tcPr>
-          <w:p>
-            <w:pPr>
-              <w:spacing w:after="40" w:before="0"/>
-              <w:jc w:val="left"/>
-            </w:pPr>
-            <w:r>
-              <w:rPr>
-                <w:rFonts w:ascii="Arial" w:cs="Arial" w:eastAsia="Arial" w:hAnsi="Arial"/>
-                <w:b/>
-                <w:bCs/>
-                <w:i w:val="false"/>
-                <w:iCs w:val="false"/>
-                <w:color w:val="000000"/>
-                <w:sz w:val="18"/>
-                <w:szCs w:val="18"/>
-              </w:rPr>
-              <w:t xml:space="preserve">Phase 2 — OBSERVE (30 minutes)</w:t>
+            <w:shd w:fill="D9EEF1" w:color="auto" w:val="clear"/>
+            <w:tcMar>
+              <w:top w:type="dxa" w:w="60"/>
+              <w:left w:type="dxa" w:w="120"/>
+              <w:bottom w:type="dxa" w:w="60"/>
+              <w:right w:type="dxa" w:w="120"/>
+            </w:tcMar>
+            <w:vAlign w:val="top"/>
+          </w:tcPr>
+          <w:p>
+            <w:pPr>
+              <w:spacing w:after="40" w:before="0"/>
+              <w:jc w:val="left"/>
+            </w:pPr>
+            <w:r>
+              <w:rPr>
+                <w:rFonts w:ascii="Arial" w:cs="Arial" w:eastAsia="Arial" w:hAnsi="Arial"/>
+                <w:b/>
+                <w:bCs/>
+                <w:i w:val="false"/>
+                <w:iCs w:val="false"/>
+                <w:color w:val="000000"/>
+                <w:sz w:val="18"/>
+                <w:szCs w:val="18"/>
+              </w:rPr>
+              <w:t xml:space="preserve">Observe Phase</w:t>
             </w:r>
           </w:p>
           <w:p>
@@ -20945,7 +20945,7 @@
             <w:pPr>
               <w:spacing w:after="20" w:before="0"/>
             </w:pPr>
-            <w:hyperlink w:history="1" r:id="rIdac56e0h5bbhssxyfywtrs">
+            <w:hyperlink w:history="1" r:id="rIdxo3ysfycuesbwtfn5tkh_">
               <w:r>
                 <w:rPr>
                   <w:rFonts w:ascii="Arial" w:cs="Arial" w:eastAsia="Arial" w:hAnsi="Arial"/>
@@ -20978,7 +20978,7 @@
               <w:spacing w:after="10" w:before="0"/>
               <w:ind w:left="120"/>
             </w:pPr>
-            <w:hyperlink w:history="1" r:id="rId6ekuurqcpmlbdsjzy5obd">
+            <w:hyperlink w:history="1" r:id="rIdummp9zrljmzrsn3ebbjg0">
               <w:r>
                 <w:rPr>
                   <w:rFonts w:ascii="Arial" w:cs="Arial" w:eastAsia="Arial" w:hAnsi="Arial"/>
@@ -21023,7 +21023,7 @@
             <w:pPr>
               <w:spacing w:after="20" w:before="0"/>
             </w:pPr>
-            <w:hyperlink w:history="1" r:id="rId5qsxssgvlsix5relm9acw">
+            <w:hyperlink w:history="1" r:id="rIddeyrfx0vwhcrqkc3ak0k9">
               <w:r>
                 <w:rPr>
                   <w:rFonts w:ascii="Arial" w:cs="Arial" w:eastAsia="Arial" w:hAnsi="Arial"/>
@@ -21056,7 +21056,7 @@
               <w:spacing w:after="10" w:before="0"/>
               <w:ind w:left="120"/>
             </w:pPr>
-            <w:hyperlink w:history="1" r:id="rId9aatwdkxklwkt2_1tkjnr">
+            <w:hyperlink w:history="1" r:id="rIdzxuxdnvqn87x4mix3tsuh">
               <w:r>
                 <w:rPr>
                   <w:rFonts w:ascii="Arial" w:cs="Arial" w:eastAsia="Arial" w:hAnsi="Arial"/>
@@ -21203,32 +21203,32 @@
         <w:tc>
           <w:tcPr>
             <w:tcW w:type="dxa" w:w="1520"/>
-            <w:shd w:fill="F2F2F2" w:color="auto" w:val="clear"/>
-            <w:tcMar>
-              <w:top w:type="dxa" w:w="60"/>
-              <w:left w:type="dxa" w:w="120"/>
-              <w:bottom w:type="dxa" w:w="60"/>
-              <w:right w:type="dxa" w:w="120"/>
-            </w:tcMar>
-            <w:vAlign w:val="top"/>
-          </w:tcPr>
-          <w:p>
-            <w:pPr>
-              <w:spacing w:after="40" w:before="0"/>
-              <w:jc w:val="left"/>
-            </w:pPr>
-            <w:r>
-              <w:rPr>
-                <w:rFonts w:ascii="Arial" w:cs="Arial" w:eastAsia="Arial" w:hAnsi="Arial"/>
-                <w:b/>
-                <w:bCs/>
-                <w:i w:val="false"/>
-                <w:iCs w:val="false"/>
-                <w:color w:val="000000"/>
-                <w:sz w:val="18"/>
-                <w:szCs w:val="18"/>
-              </w:rPr>
-              <w:t xml:space="preserve">Phase 3 — EXPLAIN (20 minutes)</w:t>
+            <w:shd w:fill="E2EFDA" w:color="auto" w:val="clear"/>
+            <w:tcMar>
+              <w:top w:type="dxa" w:w="60"/>
+              <w:left w:type="dxa" w:w="120"/>
+              <w:bottom w:type="dxa" w:w="60"/>
+              <w:right w:type="dxa" w:w="120"/>
+            </w:tcMar>
+            <w:vAlign w:val="top"/>
+          </w:tcPr>
+          <w:p>
+            <w:pPr>
+              <w:spacing w:after="40" w:before="0"/>
+              <w:jc w:val="left"/>
+            </w:pPr>
+            <w:r>
+              <w:rPr>
+                <w:rFonts w:ascii="Arial" w:cs="Arial" w:eastAsia="Arial" w:hAnsi="Arial"/>
+                <w:b/>
+                <w:bCs/>
+                <w:i w:val="false"/>
+                <w:iCs w:val="false"/>
+                <w:color w:val="000000"/>
+                <w:sz w:val="18"/>
+                <w:szCs w:val="18"/>
+              </w:rPr>
+              <w:t xml:space="preserve">Explain Phase</w:t>
             </w:r>
           </w:p>
           <w:p>
@@ -21251,7 +21251,7 @@
             <w:pPr>
               <w:spacing w:after="20" w:before="0"/>
             </w:pPr>
-            <w:hyperlink w:history="1" r:id="rIdd3v1f9ayr9r4kbemnvdii">
+            <w:hyperlink w:history="1" r:id="rIdzmmqtq3vgtha3fn_ve0n1">
               <w:r>
                 <w:rPr>
                   <w:rFonts w:ascii="Arial" w:cs="Arial" w:eastAsia="Arial" w:hAnsi="Arial"/>
@@ -21284,7 +21284,7 @@
               <w:spacing w:after="10" w:before="0"/>
               <w:ind w:left="120"/>
             </w:pPr>
-            <w:hyperlink w:history="1" r:id="rId-vx7to8enhrnvnj6w4t1y">
+            <w:hyperlink w:history="1" r:id="rIdav5hca7ffmcrwhvlvswkc">
               <w:r>
                 <w:rPr>
                   <w:rFonts w:ascii="Arial" w:cs="Arial" w:eastAsia="Arial" w:hAnsi="Arial"/>
@@ -21329,7 +21329,7 @@
             <w:pPr>
               <w:spacing w:after="20" w:before="0"/>
             </w:pPr>
-            <w:hyperlink w:history="1" r:id="rIdorrapu3wvc1itpt6kcf_w">
+            <w:hyperlink w:history="1" r:id="rId71ef2wewksfeqrcmafbtu">
               <w:r>
                 <w:rPr>
                   <w:rFonts w:ascii="Arial" w:cs="Arial" w:eastAsia="Arial" w:hAnsi="Arial"/>
@@ -21362,7 +21362,7 @@
               <w:spacing w:after="10" w:before="0"/>
               <w:ind w:left="120"/>
             </w:pPr>
-            <w:hyperlink w:history="1" r:id="rIdh1ax6x6fglcxyfp5petmc">
+            <w:hyperlink w:history="1" r:id="rIdus12fxteqgt7cnrbxzmd9">
               <w:r>
                 <w:rPr>
                   <w:rFonts w:ascii="Arial" w:cs="Arial" w:eastAsia="Arial" w:hAnsi="Arial"/>
@@ -21509,32 +21509,32 @@
         <w:tc>
           <w:tcPr>
             <w:tcW w:type="dxa" w:w="1520"/>
-            <w:shd w:fill="F2F2F2" w:color="auto" w:val="clear"/>
-            <w:tcMar>
-              <w:top w:type="dxa" w:w="60"/>
-              <w:left w:type="dxa" w:w="120"/>
-              <w:bottom w:type="dxa" w:w="60"/>
-              <w:right w:type="dxa" w:w="120"/>
-            </w:tcMar>
-            <w:vAlign w:val="top"/>
-          </w:tcPr>
-          <w:p>
-            <w:pPr>
-              <w:spacing w:after="40" w:before="0"/>
-              <w:jc w:val="left"/>
-            </w:pPr>
-            <w:r>
-              <w:rPr>
-                <w:rFonts w:ascii="Arial" w:cs="Arial" w:eastAsia="Arial" w:hAnsi="Arial"/>
-                <w:b/>
-                <w:bCs/>
-                <w:i w:val="false"/>
-                <w:iCs w:val="false"/>
-                <w:color w:val="000000"/>
-                <w:sz w:val="18"/>
-                <w:szCs w:val="18"/>
-              </w:rPr>
-              <w:t xml:space="preserve">Phase 4 — DRIVING QUESTION BOARD UPDATE (8 minutes)</w:t>
+            <w:shd w:fill="FCE4D6" w:color="auto" w:val="clear"/>
+            <w:tcMar>
+              <w:top w:type="dxa" w:w="60"/>
+              <w:left w:type="dxa" w:w="120"/>
+              <w:bottom w:type="dxa" w:w="60"/>
+              <w:right w:type="dxa" w:w="120"/>
+            </w:tcMar>
+            <w:vAlign w:val="top"/>
+          </w:tcPr>
+          <w:p>
+            <w:pPr>
+              <w:spacing w:after="40" w:before="0"/>
+              <w:jc w:val="left"/>
+            </w:pPr>
+            <w:r>
+              <w:rPr>
+                <w:rFonts w:ascii="Arial" w:cs="Arial" w:eastAsia="Arial" w:hAnsi="Arial"/>
+                <w:b/>
+                <w:bCs/>
+                <w:i w:val="false"/>
+                <w:iCs w:val="false"/>
+                <w:color w:val="000000"/>
+                <w:sz w:val="18"/>
+                <w:szCs w:val="18"/>
+              </w:rPr>
+              <w:t xml:space="preserve">Driving Question Board (DQB) Creation</w:t>
             </w:r>
           </w:p>
           <w:p>
@@ -21557,7 +21557,7 @@
             <w:pPr>
               <w:spacing w:after="20" w:before="0"/>
             </w:pPr>
-            <w:hyperlink w:history="1" r:id="rId3-lsrkthwr04ze-xy84q4">
+            <w:hyperlink w:history="1" r:id="rId4wcxotvo_t3d5jesaj7ne">
               <w:r>
                 <w:rPr>
                   <w:rFonts w:ascii="Arial" w:cs="Arial" w:eastAsia="Arial" w:hAnsi="Arial"/>
@@ -21590,7 +21590,7 @@
               <w:spacing w:after="10" w:before="0"/>
               <w:ind w:left="120"/>
             </w:pPr>
-            <w:hyperlink w:history="1" r:id="rIdl2_blrdtenkz3hreckach">
+            <w:hyperlink w:history="1" r:id="rIdn5lcbmygyhlrgfqmbktv-">
               <w:r>
                 <w:rPr>
                   <w:rFonts w:ascii="Arial" w:cs="Arial" w:eastAsia="Arial" w:hAnsi="Arial"/>
@@ -21635,7 +21635,7 @@
             <w:pPr>
               <w:spacing w:after="20" w:before="0"/>
             </w:pPr>
-            <w:hyperlink w:history="1" r:id="rIdyg4egdrkhwspbozgtzffb">
+            <w:hyperlink w:history="1" r:id="rIdu2f2vc1dde7t-1edr847l">
               <w:r>
                 <w:rPr>
                   <w:rFonts w:ascii="Arial" w:cs="Arial" w:eastAsia="Arial" w:hAnsi="Arial"/>
@@ -21668,7 +21668,7 @@
               <w:spacing w:after="10" w:before="0"/>
               <w:ind w:left="120"/>
             </w:pPr>
-            <w:hyperlink w:history="1" r:id="rIdllz5pmwsm3x2bxy5eupfa">
+            <w:hyperlink w:history="1" r:id="rIdednrx5h7hcsatgoisvjlh">
               <w:r>
                 <w:rPr>
                   <w:rFonts w:ascii="Arial" w:cs="Arial" w:eastAsia="Arial" w:hAnsi="Arial"/>
@@ -21815,32 +21815,32 @@
         <w:tc>
           <w:tcPr>
             <w:tcW w:type="dxa" w:w="1520"/>
-            <w:shd w:fill="F2F2F2" w:color="auto" w:val="clear"/>
-            <w:tcMar>
-              <w:top w:type="dxa" w:w="60"/>
-              <w:left w:type="dxa" w:w="120"/>
-              <w:bottom w:type="dxa" w:w="60"/>
-              <w:right w:type="dxa" w:w="120"/>
-            </w:tcMar>
-            <w:vAlign w:val="top"/>
-          </w:tcPr>
-          <w:p>
-            <w:pPr>
-              <w:spacing w:after="40" w:before="0"/>
-              <w:jc w:val="left"/>
-            </w:pPr>
-            <w:r>
-              <w:rPr>
-                <w:rFonts w:ascii="Arial" w:cs="Arial" w:eastAsia="Arial" w:hAnsi="Arial"/>
-                <w:b/>
-                <w:bCs/>
-                <w:i w:val="false"/>
-                <w:iCs w:val="false"/>
-                <w:color w:val="000000"/>
-                <w:sz w:val="18"/>
-                <w:szCs w:val="18"/>
-              </w:rPr>
-              <w:t xml:space="preserve">Phase 5 — MODEL BUILDING (12 minutes)</w:t>
+            <w:shd w:fill="D5E8F0" w:color="auto" w:val="clear"/>
+            <w:tcMar>
+              <w:top w:type="dxa" w:w="60"/>
+              <w:left w:type="dxa" w:w="120"/>
+              <w:bottom w:type="dxa" w:w="60"/>
+              <w:right w:type="dxa" w:w="120"/>
+            </w:tcMar>
+            <w:vAlign w:val="top"/>
+          </w:tcPr>
+          <w:p>
+            <w:pPr>
+              <w:spacing w:after="40" w:before="0"/>
+              <w:jc w:val="left"/>
+            </w:pPr>
+            <w:r>
+              <w:rPr>
+                <w:rFonts w:ascii="Arial" w:cs="Arial" w:eastAsia="Arial" w:hAnsi="Arial"/>
+                <w:b/>
+                <w:bCs/>
+                <w:i w:val="false"/>
+                <w:iCs w:val="false"/>
+                <w:color w:val="000000"/>
+                <w:sz w:val="18"/>
+                <w:szCs w:val="18"/>
+              </w:rPr>
+              <w:t xml:space="preserve">Model Building Phase</w:t>
             </w:r>
           </w:p>
           <w:p>
@@ -21863,7 +21863,7 @@
             <w:pPr>
               <w:spacing w:after="20" w:before="0"/>
             </w:pPr>
-            <w:hyperlink w:history="1" r:id="rIdcwpfbcfnyo8gbzpdawzch">
+            <w:hyperlink w:history="1" r:id="rIding2_zs5kffmb7cxwjcht">
               <w:r>
                 <w:rPr>
                   <w:rFonts w:ascii="Arial" w:cs="Arial" w:eastAsia="Arial" w:hAnsi="Arial"/>
@@ -21896,7 +21896,7 @@
               <w:spacing w:after="10" w:before="0"/>
               <w:ind w:left="120"/>
             </w:pPr>
-            <w:hyperlink w:history="1" r:id="rIdq6zzxqhow9somy_wkdvde">
+            <w:hyperlink w:history="1" r:id="rIdxet4c-1waejym7pea-kyf">
               <w:r>
                 <w:rPr>
                   <w:rFonts w:ascii="Arial" w:cs="Arial" w:eastAsia="Arial" w:hAnsi="Arial"/>
@@ -21941,7 +21941,7 @@
             <w:pPr>
               <w:spacing w:after="20" w:before="0"/>
             </w:pPr>
-            <w:hyperlink w:history="1" r:id="rIdzxvmpfwh3tgwoe9phcndd">
+            <w:hyperlink w:history="1" r:id="rIdbgmqny_vsz9jlk4ujd5df">
               <w:r>
                 <w:rPr>
                   <w:rFonts w:ascii="Arial" w:cs="Arial" w:eastAsia="Arial" w:hAnsi="Arial"/>
@@ -21974,7 +21974,7 @@
               <w:spacing w:after="10" w:before="0"/>
               <w:ind w:left="120"/>
             </w:pPr>
-            <w:hyperlink w:history="1" r:id="rId1j3wzsi1gqatimdqq-7h6">
+            <w:hyperlink w:history="1" r:id="rId4xwn_03bjf02ntkecoul_">
               <w:r>
                 <w:rPr>
                   <w:rFonts w:ascii="Arial" w:cs="Arial" w:eastAsia="Arial" w:hAnsi="Arial"/>
@@ -23527,32 +23527,32 @@
         <w:tc>
           <w:tcPr>
             <w:tcW w:type="dxa" w:w="1520"/>
-            <w:shd w:fill="F2F2F2" w:color="auto" w:val="clear"/>
-            <w:tcMar>
-              <w:top w:type="dxa" w:w="60"/>
-              <w:left w:type="dxa" w:w="120"/>
-              <w:bottom w:type="dxa" w:w="60"/>
-              <w:right w:type="dxa" w:w="120"/>
-            </w:tcMar>
-            <w:vAlign w:val="top"/>
-          </w:tcPr>
-          <w:p>
-            <w:pPr>
-              <w:spacing w:after="40" w:before="0"/>
-              <w:jc w:val="left"/>
-            </w:pPr>
-            <w:r>
-              <w:rPr>
-                <w:rFonts w:ascii="Arial" w:cs="Arial" w:eastAsia="Arial" w:hAnsi="Arial"/>
-                <w:b/>
-                <w:bCs/>
-                <w:i w:val="false"/>
-                <w:iCs w:val="false"/>
-                <w:color w:val="000000"/>
-                <w:sz w:val="18"/>
-                <w:szCs w:val="18"/>
-              </w:rPr>
-              <w:t xml:space="preserve">Phase 1 — Predict: Revisiting the Naive Model (L1 vs L8)</w:t>
+            <w:shd w:fill="EAD1F5" w:color="auto" w:val="clear"/>
+            <w:tcMar>
+              <w:top w:type="dxa" w:w="60"/>
+              <w:left w:type="dxa" w:w="120"/>
+              <w:bottom w:type="dxa" w:w="60"/>
+              <w:right w:type="dxa" w:w="120"/>
+            </w:tcMar>
+            <w:vAlign w:val="top"/>
+          </w:tcPr>
+          <w:p>
+            <w:pPr>
+              <w:spacing w:after="40" w:before="0"/>
+              <w:jc w:val="left"/>
+            </w:pPr>
+            <w:r>
+              <w:rPr>
+                <w:rFonts w:ascii="Arial" w:cs="Arial" w:eastAsia="Arial" w:hAnsi="Arial"/>
+                <w:b/>
+                <w:bCs/>
+                <w:i w:val="false"/>
+                <w:iCs w:val="false"/>
+                <w:color w:val="000000"/>
+                <w:sz w:val="18"/>
+                <w:szCs w:val="18"/>
+              </w:rPr>
+              <w:t xml:space="preserve">Predict Phase</w:t>
             </w:r>
           </w:p>
           <w:p>
@@ -23575,7 +23575,7 @@
             <w:pPr>
               <w:spacing w:after="20" w:before="0"/>
             </w:pPr>
-            <w:hyperlink w:history="1" r:id="rIdxoqpddou5ml_dbrju-jcf">
+            <w:hyperlink w:history="1" r:id="rIdcukb5wbblxdvcik4e8k2k">
               <w:r>
                 <w:rPr>
                   <w:rFonts w:ascii="Arial" w:cs="Arial" w:eastAsia="Arial" w:hAnsi="Arial"/>
@@ -23608,7 +23608,7 @@
               <w:spacing w:after="10" w:before="0"/>
               <w:ind w:left="120"/>
             </w:pPr>
-            <w:hyperlink w:history="1" r:id="rIdzyf4fipeez4c5bv7jvqev">
+            <w:hyperlink w:history="1" r:id="rIdbth8twxpnz3craqi5k327">
               <w:r>
                 <w:rPr>
                   <w:rFonts w:ascii="Arial" w:cs="Arial" w:eastAsia="Arial" w:hAnsi="Arial"/>
@@ -23653,7 +23653,7 @@
             <w:pPr>
               <w:spacing w:after="20" w:before="0"/>
             </w:pPr>
-            <w:hyperlink w:history="1" r:id="rId1gjdhgyp-qhactaiq8ik_">
+            <w:hyperlink w:history="1" r:id="rIdv0ej_xvmxdckjhk8lzyqp">
               <w:r>
                 <w:rPr>
                   <w:rFonts w:ascii="Arial" w:cs="Arial" w:eastAsia="Arial" w:hAnsi="Arial"/>
@@ -23686,7 +23686,7 @@
               <w:spacing w:after="10" w:before="0"/>
               <w:ind w:left="120"/>
             </w:pPr>
-            <w:hyperlink w:history="1" r:id="rIdczx4hk_jvzmphs8ueosif">
+            <w:hyperlink w:history="1" r:id="rIdnqipmljnp2kypip87obju">
               <w:r>
                 <w:rPr>
                   <w:rFonts w:ascii="Arial" w:cs="Arial" w:eastAsia="Arial" w:hAnsi="Arial"/>
@@ -23833,32 +23833,32 @@
         <w:tc>
           <w:tcPr>
             <w:tcW w:type="dxa" w:w="1520"/>
-            <w:shd w:fill="F2F2F2" w:color="auto" w:val="clear"/>
-            <w:tcMar>
-              <w:top w:type="dxa" w:w="60"/>
-              <w:left w:type="dxa" w:w="120"/>
-              <w:bottom w:type="dxa" w:w="60"/>
-              <w:right w:type="dxa" w:w="120"/>
-            </w:tcMar>
-            <w:vAlign w:val="top"/>
-          </w:tcPr>
-          <w:p>
-            <w:pPr>
-              <w:spacing w:after="40" w:before="0"/>
-              <w:jc w:val="left"/>
-            </w:pPr>
-            <w:r>
-              <w:rPr>
-                <w:rFonts w:ascii="Arial" w:cs="Arial" w:eastAsia="Arial" w:hAnsi="Arial"/>
-                <w:b/>
-                <w:bCs/>
-                <w:i w:val="false"/>
-                <w:iCs w:val="false"/>
-                <w:color w:val="000000"/>
-                <w:sz w:val="18"/>
-                <w:szCs w:val="18"/>
-              </w:rPr>
-              <w:t xml:space="preserve">Phase 2 — Observe: Evidence Gallery Walk — Eight Lessons in Review</w:t>
+            <w:shd w:fill="D9EEF1" w:color="auto" w:val="clear"/>
+            <w:tcMar>
+              <w:top w:type="dxa" w:w="60"/>
+              <w:left w:type="dxa" w:w="120"/>
+              <w:bottom w:type="dxa" w:w="60"/>
+              <w:right w:type="dxa" w:w="120"/>
+            </w:tcMar>
+            <w:vAlign w:val="top"/>
+          </w:tcPr>
+          <w:p>
+            <w:pPr>
+              <w:spacing w:after="40" w:before="0"/>
+              <w:jc w:val="left"/>
+            </w:pPr>
+            <w:r>
+              <w:rPr>
+                <w:rFonts w:ascii="Arial" w:cs="Arial" w:eastAsia="Arial" w:hAnsi="Arial"/>
+                <w:b/>
+                <w:bCs/>
+                <w:i w:val="false"/>
+                <w:iCs w:val="false"/>
+                <w:color w:val="000000"/>
+                <w:sz w:val="18"/>
+                <w:szCs w:val="18"/>
+              </w:rPr>
+              <w:t xml:space="preserve">Observe Phase</w:t>
             </w:r>
           </w:p>
           <w:p>
@@ -23881,7 +23881,7 @@
             <w:pPr>
               <w:spacing w:after="20" w:before="0"/>
             </w:pPr>
-            <w:hyperlink w:history="1" r:id="rIdkwvlqj73xmqpjnl0hrmmv">
+            <w:hyperlink w:history="1" r:id="rIdsfs3egkara02dkp_tgxbw">
               <w:r>
                 <w:rPr>
                   <w:rFonts w:ascii="Arial" w:cs="Arial" w:eastAsia="Arial" w:hAnsi="Arial"/>
@@ -23914,7 +23914,7 @@
               <w:spacing w:after="10" w:before="0"/>
               <w:ind w:left="120"/>
             </w:pPr>
-            <w:hyperlink w:history="1" r:id="rIdf2kyudd0kekpgay27jbqs">
+            <w:hyperlink w:history="1" r:id="rIdt7ailmua9uhb6ldsobm1u">
               <w:r>
                 <w:rPr>
                   <w:rFonts w:ascii="Arial" w:cs="Arial" w:eastAsia="Arial" w:hAnsi="Arial"/>
@@ -23959,7 +23959,7 @@
             <w:pPr>
               <w:spacing w:after="20" w:before="0"/>
             </w:pPr>
-            <w:hyperlink w:history="1" r:id="rId7ssx735q8fdoj02daaukj">
+            <w:hyperlink w:history="1" r:id="rId8qi0fqz3w3pvffjnab2vz">
               <w:r>
                 <w:rPr>
                   <w:rFonts w:ascii="Arial" w:cs="Arial" w:eastAsia="Arial" w:hAnsi="Arial"/>
@@ -23992,7 +23992,7 @@
               <w:spacing w:after="10" w:before="0"/>
               <w:ind w:left="120"/>
             </w:pPr>
-            <w:hyperlink w:history="1" r:id="rIdf4-m4hjb0fwr9b7arqghl">
+            <w:hyperlink w:history="1" r:id="rId1drmnyyyehvjkect-en3z">
               <w:r>
                 <w:rPr>
                   <w:rFonts w:ascii="Arial" w:cs="Arial" w:eastAsia="Arial" w:hAnsi="Arial"/>
@@ -24139,32 +24139,32 @@
         <w:tc>
           <w:tcPr>
             <w:tcW w:type="dxa" w:w="1520"/>
-            <w:shd w:fill="F2F2F2" w:color="auto" w:val="clear"/>
-            <w:tcMar>
-              <w:top w:type="dxa" w:w="60"/>
-              <w:left w:type="dxa" w:w="120"/>
-              <w:bottom w:type="dxa" w:w="60"/>
-              <w:right w:type="dxa" w:w="120"/>
-            </w:tcMar>
-            <w:vAlign w:val="top"/>
-          </w:tcPr>
-          <w:p>
-            <w:pPr>
-              <w:spacing w:after="40" w:before="0"/>
-              <w:jc w:val="left"/>
-            </w:pPr>
-            <w:r>
-              <w:rPr>
-                <w:rFonts w:ascii="Arial" w:cs="Arial" w:eastAsia="Arial" w:hAnsi="Arial"/>
-                <w:b/>
-                <w:bCs/>
-                <w:i w:val="false"/>
-                <w:iCs w:val="false"/>
-                <w:color w:val="000000"/>
-                <w:sz w:val="18"/>
-                <w:szCs w:val="18"/>
-              </w:rPr>
-              <w:t xml:space="preserve">Phase 3 — Explain: Final Explanation — Claim, Evidence, Reasoning (CER)</w:t>
+            <w:shd w:fill="E2EFDA" w:color="auto" w:val="clear"/>
+            <w:tcMar>
+              <w:top w:type="dxa" w:w="60"/>
+              <w:left w:type="dxa" w:w="120"/>
+              <w:bottom w:type="dxa" w:w="60"/>
+              <w:right w:type="dxa" w:w="120"/>
+            </w:tcMar>
+            <w:vAlign w:val="top"/>
+          </w:tcPr>
+          <w:p>
+            <w:pPr>
+              <w:spacing w:after="40" w:before="0"/>
+              <w:jc w:val="left"/>
+            </w:pPr>
+            <w:r>
+              <w:rPr>
+                <w:rFonts w:ascii="Arial" w:cs="Arial" w:eastAsia="Arial" w:hAnsi="Arial"/>
+                <w:b/>
+                <w:bCs/>
+                <w:i w:val="false"/>
+                <w:iCs w:val="false"/>
+                <w:color w:val="000000"/>
+                <w:sz w:val="18"/>
+                <w:szCs w:val="18"/>
+              </w:rPr>
+              <w:t xml:space="preserve">Explain Phase</w:t>
             </w:r>
           </w:p>
           <w:p>
@@ -24187,7 +24187,7 @@
             <w:pPr>
               <w:spacing w:after="20" w:before="0"/>
             </w:pPr>
-            <w:hyperlink w:history="1" r:id="rIdygf31mlk9agyycfwwiirw">
+            <w:hyperlink w:history="1" r:id="rIdzgh7ylrxewiiozjdhft8u">
               <w:r>
                 <w:rPr>
                   <w:rFonts w:ascii="Arial" w:cs="Arial" w:eastAsia="Arial" w:hAnsi="Arial"/>
@@ -24220,7 +24220,7 @@
               <w:spacing w:after="10" w:before="0"/>
               <w:ind w:left="120"/>
             </w:pPr>
-            <w:hyperlink w:history="1" r:id="rIdiktpzvkaltjo5ilwodlz-">
+            <w:hyperlink w:history="1" r:id="rIdw_0egjpknmkzoy__l8owa">
               <w:r>
                 <w:rPr>
                   <w:rFonts w:ascii="Arial" w:cs="Arial" w:eastAsia="Arial" w:hAnsi="Arial"/>
@@ -24265,7 +24265,7 @@
             <w:pPr>
               <w:spacing w:after="20" w:before="0"/>
             </w:pPr>
-            <w:hyperlink w:history="1" r:id="rIdh0gbzr8pnnanesq9qq0eo">
+            <w:hyperlink w:history="1" r:id="rIdoqlhrqkvqta6dg7hxm_vj">
               <w:r>
                 <w:rPr>
                   <w:rFonts w:ascii="Arial" w:cs="Arial" w:eastAsia="Arial" w:hAnsi="Arial"/>
@@ -24298,7 +24298,7 @@
               <w:spacing w:after="10" w:before="0"/>
               <w:ind w:left="120"/>
             </w:pPr>
-            <w:hyperlink w:history="1" r:id="rIddp6ubzfqku6ym0e0fokt4">
+            <w:hyperlink w:history="1" r:id="rIdrt0tmidvio2e8onvhtenm">
               <w:r>
                 <w:rPr>
                   <w:rFonts w:ascii="Arial" w:cs="Arial" w:eastAsia="Arial" w:hAnsi="Arial"/>
@@ -24445,32 +24445,32 @@
         <w:tc>
           <w:tcPr>
             <w:tcW w:type="dxa" w:w="1520"/>
-            <w:shd w:fill="F2F2F2" w:color="auto" w:val="clear"/>
-            <w:tcMar>
-              <w:top w:type="dxa" w:w="60"/>
-              <w:left w:type="dxa" w:w="120"/>
-              <w:bottom w:type="dxa" w:w="60"/>
-              <w:right w:type="dxa" w:w="120"/>
-            </w:tcMar>
-            <w:vAlign w:val="top"/>
-          </w:tcPr>
-          <w:p>
-            <w:pPr>
-              <w:spacing w:after="40" w:before="0"/>
-              <w:jc w:val="left"/>
-            </w:pPr>
-            <w:r>
-              <w:rPr>
-                <w:rFonts w:ascii="Arial" w:cs="Arial" w:eastAsia="Arial" w:hAnsi="Arial"/>
-                <w:b/>
-                <w:bCs/>
-                <w:i w:val="false"/>
-                <w:iCs w:val="false"/>
-                <w:color w:val="000000"/>
-                <w:sz w:val="18"/>
-                <w:szCs w:val="18"/>
-              </w:rPr>
-              <w:t xml:space="preserve">Phase 4 — Driving Question Board (DQB) Completion</w:t>
+            <w:shd w:fill="FCE4D6" w:color="auto" w:val="clear"/>
+            <w:tcMar>
+              <w:top w:type="dxa" w:w="60"/>
+              <w:left w:type="dxa" w:w="120"/>
+              <w:bottom w:type="dxa" w:w="60"/>
+              <w:right w:type="dxa" w:w="120"/>
+            </w:tcMar>
+            <w:vAlign w:val="top"/>
+          </w:tcPr>
+          <w:p>
+            <w:pPr>
+              <w:spacing w:after="40" w:before="0"/>
+              <w:jc w:val="left"/>
+            </w:pPr>
+            <w:r>
+              <w:rPr>
+                <w:rFonts w:ascii="Arial" w:cs="Arial" w:eastAsia="Arial" w:hAnsi="Arial"/>
+                <w:b/>
+                <w:bCs/>
+                <w:i w:val="false"/>
+                <w:iCs w:val="false"/>
+                <w:color w:val="000000"/>
+                <w:sz w:val="18"/>
+                <w:szCs w:val="18"/>
+              </w:rPr>
+              <w:t xml:space="preserve">Driving Question Board (DQB) Creation</w:t>
             </w:r>
           </w:p>
           <w:p>
@@ -24493,7 +24493,7 @@
             <w:pPr>
               <w:spacing w:after="20" w:before="0"/>
             </w:pPr>
-            <w:hyperlink w:history="1" r:id="rIdyahye3a9widfmmpbk-bty">
+            <w:hyperlink w:history="1" r:id="rIdqxxt4uy9wmzpeikz-kqts">
               <w:r>
                 <w:rPr>
                   <w:rFonts w:ascii="Arial" w:cs="Arial" w:eastAsia="Arial" w:hAnsi="Arial"/>
@@ -24526,7 +24526,7 @@
               <w:spacing w:after="10" w:before="0"/>
               <w:ind w:left="120"/>
             </w:pPr>
-            <w:hyperlink w:history="1" r:id="rIdbk-rm0woleadh20j7qawg">
+            <w:hyperlink w:history="1" r:id="rIdaom6ltx5xy-nwjlh71ksp">
               <w:r>
                 <w:rPr>
                   <w:rFonts w:ascii="Arial" w:cs="Arial" w:eastAsia="Arial" w:hAnsi="Arial"/>
@@ -24571,7 +24571,7 @@
             <w:pPr>
               <w:spacing w:after="20" w:before="0"/>
             </w:pPr>
-            <w:hyperlink w:history="1" r:id="rIdae2nwdtrwv8g2ryd4pykl">
+            <w:hyperlink w:history="1" r:id="rIdyxxv1blil1owgjakokujm">
               <w:r>
                 <w:rPr>
                   <w:rFonts w:ascii="Arial" w:cs="Arial" w:eastAsia="Arial" w:hAnsi="Arial"/>
@@ -24604,7 +24604,7 @@
               <w:spacing w:after="10" w:before="0"/>
               <w:ind w:left="120"/>
             </w:pPr>
-            <w:hyperlink w:history="1" r:id="rIdx1yqgen4xce3qkt5xg_7l">
+            <w:hyperlink w:history="1" r:id="rId7rmdi9qvvuw_t77woa3-9">
               <w:r>
                 <w:rPr>
                   <w:rFonts w:ascii="Arial" w:cs="Arial" w:eastAsia="Arial" w:hAnsi="Arial"/>
@@ -24751,32 +24751,32 @@
         <w:tc>
           <w:tcPr>
             <w:tcW w:type="dxa" w:w="1520"/>
-            <w:shd w:fill="F2F2F2" w:color="auto" w:val="clear"/>
-            <w:tcMar>
-              <w:top w:type="dxa" w:w="60"/>
-              <w:left w:type="dxa" w:w="120"/>
-              <w:bottom w:type="dxa" w:w="60"/>
-              <w:right w:type="dxa" w:w="120"/>
-            </w:tcMar>
-            <w:vAlign w:val="top"/>
-          </w:tcPr>
-          <w:p>
-            <w:pPr>
-              <w:spacing w:after="40" w:before="0"/>
-              <w:jc w:val="left"/>
-            </w:pPr>
-            <w:r>
-              <w:rPr>
-                <w:rFonts w:ascii="Arial" w:cs="Arial" w:eastAsia="Arial" w:hAnsi="Arial"/>
-                <w:b/>
-                <w:bCs/>
-                <w:i w:val="false"/>
-                <w:iCs w:val="false"/>
-                <w:color w:val="000000"/>
-                <w:sz w:val="18"/>
-                <w:szCs w:val="18"/>
-              </w:rPr>
-              <w:t xml:space="preserve">Phase 5 — Model Building: L1 vs Final Model Comparison and Written Final Explanation</w:t>
+            <w:shd w:fill="D5E8F0" w:color="auto" w:val="clear"/>
+            <w:tcMar>
+              <w:top w:type="dxa" w:w="60"/>
+              <w:left w:type="dxa" w:w="120"/>
+              <w:bottom w:type="dxa" w:w="60"/>
+              <w:right w:type="dxa" w:w="120"/>
+            </w:tcMar>
+            <w:vAlign w:val="top"/>
+          </w:tcPr>
+          <w:p>
+            <w:pPr>
+              <w:spacing w:after="40" w:before="0"/>
+              <w:jc w:val="left"/>
+            </w:pPr>
+            <w:r>
+              <w:rPr>
+                <w:rFonts w:ascii="Arial" w:cs="Arial" w:eastAsia="Arial" w:hAnsi="Arial"/>
+                <w:b/>
+                <w:bCs/>
+                <w:i w:val="false"/>
+                <w:iCs w:val="false"/>
+                <w:color w:val="000000"/>
+                <w:sz w:val="18"/>
+                <w:szCs w:val="18"/>
+              </w:rPr>
+              <w:t xml:space="preserve">Model Building Phase</w:t>
             </w:r>
           </w:p>
           <w:p>
@@ -24799,7 +24799,7 @@
             <w:pPr>
               <w:spacing w:after="20" w:before="0"/>
             </w:pPr>
-            <w:hyperlink w:history="1" r:id="rId-f-jzdwncmanvckubznwv">
+            <w:hyperlink w:history="1" r:id="rIddfqq3tmy2ww6mkifobmc4">
               <w:r>
                 <w:rPr>
                   <w:rFonts w:ascii="Arial" w:cs="Arial" w:eastAsia="Arial" w:hAnsi="Arial"/>
@@ -24832,7 +24832,7 @@
               <w:spacing w:after="10" w:before="0"/>
               <w:ind w:left="120"/>
             </w:pPr>
-            <w:hyperlink w:history="1" r:id="rIdubr-nffcc3mcxwxchjtz-">
+            <w:hyperlink w:history="1" r:id="rIdzqzwe1cmdr-ftveecowj5">
               <w:r>
                 <w:rPr>
                   <w:rFonts w:ascii="Arial" w:cs="Arial" w:eastAsia="Arial" w:hAnsi="Arial"/>
@@ -24877,7 +24877,7 @@
             <w:pPr>
               <w:spacing w:after="20" w:before="0"/>
             </w:pPr>
-            <w:hyperlink w:history="1" r:id="rIdeovwcpmzd0q43_ug8pzvs">
+            <w:hyperlink w:history="1" r:id="rIdatxvd_w3_iyxm-0ktfuew">
               <w:r>
                 <w:rPr>
                   <w:rFonts w:ascii="Arial" w:cs="Arial" w:eastAsia="Arial" w:hAnsi="Arial"/>
@@ -24910,7 +24910,7 @@
               <w:spacing w:after="10" w:before="0"/>
               <w:ind w:left="120"/>
             </w:pPr>
-            <w:hyperlink w:history="1" r:id="rIds0q9csr3hc7ldw7kdfykr">
+            <w:hyperlink w:history="1" r:id="rIdfrwk1wnifx6qzccqos7wa">
               <w:r>
                 <w:rPr>
                   <w:rFonts w:ascii="Arial" w:cs="Arial" w:eastAsia="Arial" w:hAnsi="Arial"/>

--- a/data/outputs/v2/General_Science/SS2.2_Chemical_Families/General_Science_Chemical_Families_CBE_LessonSequence.docx
+++ b/data/outputs/v2/General_Science/SS2.2_Chemical_Families/General_Science_Chemical_Families_CBE_LessonSequence.docx
@@ -3045,7 +3045,25 @@
             </w:tcMar>
             <w:vAlign w:val="top"/>
           </w:tcPr>
-          <w:p/>
+          <w:p>
+            <w:pPr>
+              <w:spacing w:after="40" w:before="0"/>
+              <w:jc w:val="left"/>
+            </w:pPr>
+            <w:r>
+              <w:rPr>
+                <w:rFonts w:ascii="Arial" w:cs="Arial" w:eastAsia="Arial" w:hAnsi="Arial"/>
+                <w:b w:val="false"/>
+                <w:bCs w:val="false"/>
+                <w:i w:val="false"/>
+                <w:iCs w:val="false"/>
+                <w:color w:val="000000"/>
+                <w:sz w:val="18"/>
+                <w:szCs w:val="18"/>
+              </w:rPr>
+              <w:t xml:space="preserve">No chemicals are handled in this lesson. If physical sodium lamp bulbs or water treatment tablets are brought in as props, students must not open or break them. Remind students never to taste any unfamiliar white powder. If a helium balloon is used, caution students not to inhale helium directly from the balloon as it displaces oxygen and can cause loss of consciousness.</w:t>
+            </w:r>
+          </w:p>
         </w:tc>
       </w:tr>
     </w:tbl>
@@ -3419,7 +3437,7 @@
             <w:pPr>
               <w:spacing w:after="20" w:before="0"/>
             </w:pPr>
-            <w:hyperlink w:history="1" r:id="rIdtlel0rmjs6qjyczhq96ma">
+            <w:hyperlink w:history="1" r:id="rId4m_rch816ls_zed-uiadn">
               <w:r>
                 <w:rPr>
                   <w:rFonts w:ascii="Arial" w:cs="Arial" w:eastAsia="Arial" w:hAnsi="Arial"/>
@@ -3452,7 +3470,7 @@
               <w:spacing w:after="10" w:before="0"/>
               <w:ind w:left="120"/>
             </w:pPr>
-            <w:hyperlink w:history="1" r:id="rId2hno5egaxmkxqizoi69d3">
+            <w:hyperlink w:history="1" r:id="rIds0dkz0mvdmrgre3b4ho3r">
               <w:r>
                 <w:rPr>
                   <w:rFonts w:ascii="Arial" w:cs="Arial" w:eastAsia="Arial" w:hAnsi="Arial"/>
@@ -3497,7 +3515,7 @@
             <w:pPr>
               <w:spacing w:after="20" w:before="0"/>
             </w:pPr>
-            <w:hyperlink w:history="1" r:id="rIdlbqsgitbyx7kykwevkbfq">
+            <w:hyperlink w:history="1" r:id="rId6k9_1zodwfwtrhrsgsnlt">
               <w:r>
                 <w:rPr>
                   <w:rFonts w:ascii="Arial" w:cs="Arial" w:eastAsia="Arial" w:hAnsi="Arial"/>
@@ -3530,7 +3548,7 @@
               <w:spacing w:after="10" w:before="0"/>
               <w:ind w:left="120"/>
             </w:pPr>
-            <w:hyperlink w:history="1" r:id="rIdea1j8qewdkwee4vf5urre">
+            <w:hyperlink w:history="1" r:id="rId29fewyfxwteplxc-2uqpu">
               <w:r>
                 <w:rPr>
                   <w:rFonts w:ascii="Arial" w:cs="Arial" w:eastAsia="Arial" w:hAnsi="Arial"/>
@@ -3725,7 +3743,7 @@
             <w:pPr>
               <w:spacing w:after="20" w:before="0"/>
             </w:pPr>
-            <w:hyperlink w:history="1" r:id="rIdul8ejjafsgsicknobcwor">
+            <w:hyperlink w:history="1" r:id="rIdmf9tlc2-vgmege86ddhp0">
               <w:r>
                 <w:rPr>
                   <w:rFonts w:ascii="Arial" w:cs="Arial" w:eastAsia="Arial" w:hAnsi="Arial"/>
@@ -3758,7 +3776,7 @@
               <w:spacing w:after="10" w:before="0"/>
               <w:ind w:left="120"/>
             </w:pPr>
-            <w:hyperlink w:history="1" r:id="rIdrwb-vsxdv51agxot8ctux">
+            <w:hyperlink w:history="1" r:id="rIdb3yp66v51qhoahwdrsvsz">
               <w:r>
                 <w:rPr>
                   <w:rFonts w:ascii="Arial" w:cs="Arial" w:eastAsia="Arial" w:hAnsi="Arial"/>
@@ -3803,7 +3821,7 @@
             <w:pPr>
               <w:spacing w:after="20" w:before="0"/>
             </w:pPr>
-            <w:hyperlink w:history="1" r:id="rId9pertwl7xbfzqa0v_iyc1">
+            <w:hyperlink w:history="1" r:id="rIdozf8jgmqhhlsc9qgls5-n">
               <w:r>
                 <w:rPr>
                   <w:rFonts w:ascii="Arial" w:cs="Arial" w:eastAsia="Arial" w:hAnsi="Arial"/>
@@ -3836,7 +3854,7 @@
               <w:spacing w:after="10" w:before="0"/>
               <w:ind w:left="120"/>
             </w:pPr>
-            <w:hyperlink w:history="1" r:id="rIdp17ujfbub7nz66_tmqxhr">
+            <w:hyperlink w:history="1" r:id="rIdcykzpkysuhjdvaoo0m1rd">
               <w:r>
                 <w:rPr>
                   <w:rFonts w:ascii="Arial" w:cs="Arial" w:eastAsia="Arial" w:hAnsi="Arial"/>
@@ -4031,7 +4049,7 @@
             <w:pPr>
               <w:spacing w:after="20" w:before="0"/>
             </w:pPr>
-            <w:hyperlink w:history="1" r:id="rIdft427kmavrcras95ck3c1">
+            <w:hyperlink w:history="1" r:id="rIdux52ccv08pwhbhlxcoh6v">
               <w:r>
                 <w:rPr>
                   <w:rFonts w:ascii="Arial" w:cs="Arial" w:eastAsia="Arial" w:hAnsi="Arial"/>
@@ -4064,7 +4082,7 @@
               <w:spacing w:after="10" w:before="0"/>
               <w:ind w:left="120"/>
             </w:pPr>
-            <w:hyperlink w:history="1" r:id="rId2hgl-dnfqf3y1xdumrf_o">
+            <w:hyperlink w:history="1" r:id="rIdc84e5mxsjcrkblwzrudd6">
               <w:r>
                 <w:rPr>
                   <w:rFonts w:ascii="Arial" w:cs="Arial" w:eastAsia="Arial" w:hAnsi="Arial"/>
@@ -4109,7 +4127,7 @@
             <w:pPr>
               <w:spacing w:after="20" w:before="0"/>
             </w:pPr>
-            <w:hyperlink w:history="1" r:id="rIddumxhim5paigejzmpfnvo">
+            <w:hyperlink w:history="1" r:id="rIdm8x5n6wfwgnbmkbq7vp62">
               <w:r>
                 <w:rPr>
                   <w:rFonts w:ascii="Arial" w:cs="Arial" w:eastAsia="Arial" w:hAnsi="Arial"/>
@@ -4142,7 +4160,7 @@
               <w:spacing w:after="10" w:before="0"/>
               <w:ind w:left="120"/>
             </w:pPr>
-            <w:hyperlink w:history="1" r:id="rIdsalg0xkoq7eukbmu-bqhw">
+            <w:hyperlink w:history="1" r:id="rIdcpirjmj7_jlpgozbku4z9">
               <w:r>
                 <w:rPr>
                   <w:rFonts w:ascii="Arial" w:cs="Arial" w:eastAsia="Arial" w:hAnsi="Arial"/>
@@ -4337,7 +4355,7 @@
             <w:pPr>
               <w:spacing w:after="20" w:before="0"/>
             </w:pPr>
-            <w:hyperlink w:history="1" r:id="rIdfv-vpydmynzgkattkwjfv">
+            <w:hyperlink w:history="1" r:id="rIdn5hkf8u21y3pmcsabonwv">
               <w:r>
                 <w:rPr>
                   <w:rFonts w:ascii="Arial" w:cs="Arial" w:eastAsia="Arial" w:hAnsi="Arial"/>
@@ -4370,7 +4388,7 @@
               <w:spacing w:after="10" w:before="0"/>
               <w:ind w:left="120"/>
             </w:pPr>
-            <w:hyperlink w:history="1" r:id="rIdvtvrbytueq9_mhxlddu7b">
+            <w:hyperlink w:history="1" r:id="rId6fvkkrisyan8t2zjenyht">
               <w:r>
                 <w:rPr>
                   <w:rFonts w:ascii="Arial" w:cs="Arial" w:eastAsia="Arial" w:hAnsi="Arial"/>
@@ -4415,7 +4433,7 @@
             <w:pPr>
               <w:spacing w:after="20" w:before="0"/>
             </w:pPr>
-            <w:hyperlink w:history="1" r:id="rIdia7gtjrsn9y0mgdmjmvcc">
+            <w:hyperlink w:history="1" r:id="rId3jdpqwdh0hyc8qqcxscmi">
               <w:r>
                 <w:rPr>
                   <w:rFonts w:ascii="Arial" w:cs="Arial" w:eastAsia="Arial" w:hAnsi="Arial"/>
@@ -4448,7 +4466,7 @@
               <w:spacing w:after="10" w:before="0"/>
               <w:ind w:left="120"/>
             </w:pPr>
-            <w:hyperlink w:history="1" r:id="rIdgyzdily9lppctoa4dpyhj">
+            <w:hyperlink w:history="1" r:id="rIddblrhaug6f2safud7_jqc">
               <w:r>
                 <w:rPr>
                   <w:rFonts w:ascii="Arial" w:cs="Arial" w:eastAsia="Arial" w:hAnsi="Arial"/>
@@ -4643,7 +4661,7 @@
             <w:pPr>
               <w:spacing w:after="20" w:before="0"/>
             </w:pPr>
-            <w:hyperlink w:history="1" r:id="rIdxsu0r6obcxmhyfcxxwl0e">
+            <w:hyperlink w:history="1" r:id="rId-sjgaftmw4cplg5em5cdv">
               <w:r>
                 <w:rPr>
                   <w:rFonts w:ascii="Arial" w:cs="Arial" w:eastAsia="Arial" w:hAnsi="Arial"/>
@@ -4676,7 +4694,7 @@
               <w:spacing w:after="10" w:before="0"/>
               <w:ind w:left="120"/>
             </w:pPr>
-            <w:hyperlink w:history="1" r:id="rIdpee6-909x7uwyscgtseif">
+            <w:hyperlink w:history="1" r:id="rIdiqm6dpmfmo6pnchozdpj_">
               <w:r>
                 <w:rPr>
                   <w:rFonts w:ascii="Arial" w:cs="Arial" w:eastAsia="Arial" w:hAnsi="Arial"/>
@@ -4721,7 +4739,7 @@
             <w:pPr>
               <w:spacing w:after="20" w:before="0"/>
             </w:pPr>
-            <w:hyperlink w:history="1" r:id="rIdg4cxatuxlht5gsahjuhnm">
+            <w:hyperlink w:history="1" r:id="rIdrpgilqrfzc6mo8drwoamv">
               <w:r>
                 <w:rPr>
                   <w:rFonts w:ascii="Arial" w:cs="Arial" w:eastAsia="Arial" w:hAnsi="Arial"/>
@@ -4754,7 +4772,7 @@
               <w:spacing w:after="10" w:before="0"/>
               <w:ind w:left="120"/>
             </w:pPr>
-            <w:hyperlink w:history="1" r:id="rIdogu_sghps2qdje6lbigd0">
+            <w:hyperlink w:history="1" r:id="rIdqfrvnuqntfrugq5opm3ht">
               <w:r>
                 <w:rPr>
                   <w:rFonts w:ascii="Arial" w:cs="Arial" w:eastAsia="Arial" w:hAnsi="Arial"/>
@@ -6241,7 +6259,7 @@
             <w:pPr>
               <w:spacing w:after="20" w:before="0"/>
             </w:pPr>
-            <w:hyperlink w:history="1" r:id="rIdmtinjrcixlzh3m2zgrrp5">
+            <w:hyperlink w:history="1" r:id="rIdec6pqdf7srlcq72wbntrz">
               <w:r>
                 <w:rPr>
                   <w:rFonts w:ascii="Arial" w:cs="Arial" w:eastAsia="Arial" w:hAnsi="Arial"/>
@@ -6274,7 +6292,7 @@
               <w:spacing w:after="10" w:before="0"/>
               <w:ind w:left="120"/>
             </w:pPr>
-            <w:hyperlink w:history="1" r:id="rId_iarx0wyrml9klq4mclys">
+            <w:hyperlink w:history="1" r:id="rIdhzzg0bnhqct1menfpl--w">
               <w:r>
                 <w:rPr>
                   <w:rFonts w:ascii="Arial" w:cs="Arial" w:eastAsia="Arial" w:hAnsi="Arial"/>
@@ -6319,7 +6337,7 @@
             <w:pPr>
               <w:spacing w:after="20" w:before="0"/>
             </w:pPr>
-            <w:hyperlink w:history="1" r:id="rIdyu_f9witthprx0j9acbvo">
+            <w:hyperlink w:history="1" r:id="rIdzvufwn4_qhyxorou4ogww">
               <w:r>
                 <w:rPr>
                   <w:rFonts w:ascii="Arial" w:cs="Arial" w:eastAsia="Arial" w:hAnsi="Arial"/>
@@ -6352,7 +6370,7 @@
               <w:spacing w:after="10" w:before="0"/>
               <w:ind w:left="120"/>
             </w:pPr>
-            <w:hyperlink w:history="1" r:id="rIdbdtjbzxy-35rhl2nntg9x">
+            <w:hyperlink w:history="1" r:id="rIdj8r6w-kfbbodtk2pcibjf">
               <w:r>
                 <w:rPr>
                   <w:rFonts w:ascii="Arial" w:cs="Arial" w:eastAsia="Arial" w:hAnsi="Arial"/>
@@ -6547,7 +6565,7 @@
             <w:pPr>
               <w:spacing w:after="20" w:before="0"/>
             </w:pPr>
-            <w:hyperlink w:history="1" r:id="rIdw4k_0ugqfvhqcc4zrfw4c">
+            <w:hyperlink w:history="1" r:id="rIdjrpk89ahjfgxtde1qegwb">
               <w:r>
                 <w:rPr>
                   <w:rFonts w:ascii="Arial" w:cs="Arial" w:eastAsia="Arial" w:hAnsi="Arial"/>
@@ -6580,7 +6598,7 @@
               <w:spacing w:after="10" w:before="0"/>
               <w:ind w:left="120"/>
             </w:pPr>
-            <w:hyperlink w:history="1" r:id="rId3wodk6cjn5963ggpwu6_z">
+            <w:hyperlink w:history="1" r:id="rIdy2phzsm0axvapg5lpczen">
               <w:r>
                 <w:rPr>
                   <w:rFonts w:ascii="Arial" w:cs="Arial" w:eastAsia="Arial" w:hAnsi="Arial"/>
@@ -6625,7 +6643,7 @@
             <w:pPr>
               <w:spacing w:after="20" w:before="0"/>
             </w:pPr>
-            <w:hyperlink w:history="1" r:id="rIduaysgrvs0zk80wif8ufii">
+            <w:hyperlink w:history="1" r:id="rIdvz-7pciuwcehula-jmodp">
               <w:r>
                 <w:rPr>
                   <w:rFonts w:ascii="Arial" w:cs="Arial" w:eastAsia="Arial" w:hAnsi="Arial"/>
@@ -6658,7 +6676,7 @@
               <w:spacing w:after="10" w:before="0"/>
               <w:ind w:left="120"/>
             </w:pPr>
-            <w:hyperlink w:history="1" r:id="rIdq0jyums89ixcqq9jo_td_">
+            <w:hyperlink w:history="1" r:id="rIdjkwhec52fwfb2lvh27t_i">
               <w:r>
                 <w:rPr>
                   <w:rFonts w:ascii="Arial" w:cs="Arial" w:eastAsia="Arial" w:hAnsi="Arial"/>
@@ -6853,7 +6871,7 @@
             <w:pPr>
               <w:spacing w:after="20" w:before="0"/>
             </w:pPr>
-            <w:hyperlink w:history="1" r:id="rIdfu_ismuca5o_zke4qeads">
+            <w:hyperlink w:history="1" r:id="rIdc07dqp3jgi7hy7_ifivie">
               <w:r>
                 <w:rPr>
                   <w:rFonts w:ascii="Arial" w:cs="Arial" w:eastAsia="Arial" w:hAnsi="Arial"/>
@@ -6886,7 +6904,7 @@
               <w:spacing w:after="10" w:before="0"/>
               <w:ind w:left="120"/>
             </w:pPr>
-            <w:hyperlink w:history="1" r:id="rIdzgarulkp2u8oequf8iozv">
+            <w:hyperlink w:history="1" r:id="rId8a-srvhrqrsociuyegpaz">
               <w:r>
                 <w:rPr>
                   <w:rFonts w:ascii="Arial" w:cs="Arial" w:eastAsia="Arial" w:hAnsi="Arial"/>
@@ -6931,7 +6949,7 @@
             <w:pPr>
               <w:spacing w:after="20" w:before="0"/>
             </w:pPr>
-            <w:hyperlink w:history="1" r:id="rId-tqi5wrlipxg4ms84rruq">
+            <w:hyperlink w:history="1" r:id="rIdgeds0iigzxagpyty5k9lg">
               <w:r>
                 <w:rPr>
                   <w:rFonts w:ascii="Arial" w:cs="Arial" w:eastAsia="Arial" w:hAnsi="Arial"/>
@@ -6964,7 +6982,7 @@
               <w:spacing w:after="10" w:before="0"/>
               <w:ind w:left="120"/>
             </w:pPr>
-            <w:hyperlink w:history="1" r:id="rIdg4feswofeyjtmk2xevogj">
+            <w:hyperlink w:history="1" r:id="rId4twgfxhb-sapza0gyubur">
               <w:r>
                 <w:rPr>
                   <w:rFonts w:ascii="Arial" w:cs="Arial" w:eastAsia="Arial" w:hAnsi="Arial"/>
@@ -7159,7 +7177,7 @@
             <w:pPr>
               <w:spacing w:after="20" w:before="0"/>
             </w:pPr>
-            <w:hyperlink w:history="1" r:id="rIdswbydkyikgro9vsqlojwe">
+            <w:hyperlink w:history="1" r:id="rId9hgtbqbirg0yj5itofcta">
               <w:r>
                 <w:rPr>
                   <w:rFonts w:ascii="Arial" w:cs="Arial" w:eastAsia="Arial" w:hAnsi="Arial"/>
@@ -7192,7 +7210,7 @@
               <w:spacing w:after="10" w:before="0"/>
               <w:ind w:left="120"/>
             </w:pPr>
-            <w:hyperlink w:history="1" r:id="rId7makpqsthpvrnjew7wakl">
+            <w:hyperlink w:history="1" r:id="rIdxxnejnvh8ky2lepj8x01k">
               <w:r>
                 <w:rPr>
                   <w:rFonts w:ascii="Arial" w:cs="Arial" w:eastAsia="Arial" w:hAnsi="Arial"/>
@@ -7237,7 +7255,7 @@
             <w:pPr>
               <w:spacing w:after="20" w:before="0"/>
             </w:pPr>
-            <w:hyperlink w:history="1" r:id="rIdua8swuvkgri2-8rn5vpgb">
+            <w:hyperlink w:history="1" r:id="rIdnyqcqo0crzfrzieja33lg">
               <w:r>
                 <w:rPr>
                   <w:rFonts w:ascii="Arial" w:cs="Arial" w:eastAsia="Arial" w:hAnsi="Arial"/>
@@ -7270,7 +7288,7 @@
               <w:spacing w:after="10" w:before="0"/>
               <w:ind w:left="120"/>
             </w:pPr>
-            <w:hyperlink w:history="1" r:id="rIdw-ios7dgcqnnnituefd-m">
+            <w:hyperlink w:history="1" r:id="rIdbhhwggdsy31klwtrt3nbi">
               <w:r>
                 <w:rPr>
                   <w:rFonts w:ascii="Arial" w:cs="Arial" w:eastAsia="Arial" w:hAnsi="Arial"/>
@@ -7465,7 +7483,7 @@
             <w:pPr>
               <w:spacing w:after="20" w:before="0"/>
             </w:pPr>
-            <w:hyperlink w:history="1" r:id="rIdmgmcvscs0ac2ogq68uqtl">
+            <w:hyperlink w:history="1" r:id="rIdwxy5bzshndjx7viq-pjjb">
               <w:r>
                 <w:rPr>
                   <w:rFonts w:ascii="Arial" w:cs="Arial" w:eastAsia="Arial" w:hAnsi="Arial"/>
@@ -7498,7 +7516,7 @@
               <w:spacing w:after="10" w:before="0"/>
               <w:ind w:left="120"/>
             </w:pPr>
-            <w:hyperlink w:history="1" r:id="rIdh2fzqoojrvfy6zbavyhxl">
+            <w:hyperlink w:history="1" r:id="rIde64trevgyaevd-a7eq-fu">
               <w:r>
                 <w:rPr>
                   <w:rFonts w:ascii="Arial" w:cs="Arial" w:eastAsia="Arial" w:hAnsi="Arial"/>
@@ -7543,7 +7561,7 @@
             <w:pPr>
               <w:spacing w:after="20" w:before="0"/>
             </w:pPr>
-            <w:hyperlink w:history="1" r:id="rIdrtfl4mhpmmxhdkovcceq7">
+            <w:hyperlink w:history="1" r:id="rIdfjqdg-3ggwwq5ggqlf9w3">
               <w:r>
                 <w:rPr>
                   <w:rFonts w:ascii="Arial" w:cs="Arial" w:eastAsia="Arial" w:hAnsi="Arial"/>
@@ -7576,7 +7594,7 @@
               <w:spacing w:after="10" w:before="0"/>
               <w:ind w:left="120"/>
             </w:pPr>
-            <w:hyperlink w:history="1" r:id="rId2fawhtkyarnk9hxvu-0s5">
+            <w:hyperlink w:history="1" r:id="rId_u5t4nt5vgva5_sihxbc7">
               <w:r>
                 <w:rPr>
                   <w:rFonts w:ascii="Arial" w:cs="Arial" w:eastAsia="Arial" w:hAnsi="Arial"/>
@@ -8671,7 +8689,25 @@
             </w:tcMar>
             <w:vAlign w:val="top"/>
           </w:tcPr>
-          <w:p/>
+          <w:p>
+            <w:pPr>
+              <w:spacing w:after="40" w:before="0"/>
+              <w:jc w:val="left"/>
+            </w:pPr>
+            <w:r>
+              <w:rPr>
+                <w:rFonts w:ascii="Arial" w:cs="Arial" w:eastAsia="Arial" w:hAnsi="Arial"/>
+                <w:b w:val="false"/>
+                <w:bCs w:val="false"/>
+                <w:i w:val="false"/>
+                <w:iCs w:val="false"/>
+                <w:color w:val="000000"/>
+                <w:sz w:val="18"/>
+                <w:szCs w:val="18"/>
+              </w:rPr>
+              <w:t xml:space="preserve">Students must wear safety goggles and laboratory aprons throughout. Dilute HCl (0.5–1 M) is used — teacher pre-prepares solutions. No direct skin contact with acid; if contact occurs, rinse with plenty of water for 10 minutes. Magnesium ribbon pieces are handled with tongs or forceps, not bare hands, to avoid skin oils contaminating results. The steam reaction is a teacher demonstration only — students observe from a safe distance of at least 1 metre. Broken glassware is reported immediately. Fire extinguisher and first-aid kit are positioned visibly before the lesson begins. Students with known skin sensitivities sit at the observation bench, not the experiment bench.</w:t>
+            </w:r>
+          </w:p>
         </w:tc>
       </w:tr>
     </w:tbl>
@@ -9045,7 +9081,7 @@
             <w:pPr>
               <w:spacing w:after="20" w:before="0"/>
             </w:pPr>
-            <w:hyperlink w:history="1" r:id="rIdfbynj8rrfnrujdwekqfds">
+            <w:hyperlink w:history="1" r:id="rIdnbd71tgumiq0mlf4cioj-">
               <w:r>
                 <w:rPr>
                   <w:rFonts w:ascii="Arial" w:cs="Arial" w:eastAsia="Arial" w:hAnsi="Arial"/>
@@ -9078,7 +9114,7 @@
               <w:spacing w:after="10" w:before="0"/>
               <w:ind w:left="120"/>
             </w:pPr>
-            <w:hyperlink w:history="1" r:id="rIdwdq2i4l1jfka3funzs-dt">
+            <w:hyperlink w:history="1" r:id="rId38c8zds_v-d1n3xucthon">
               <w:r>
                 <w:rPr>
                   <w:rFonts w:ascii="Arial" w:cs="Arial" w:eastAsia="Arial" w:hAnsi="Arial"/>
@@ -9123,7 +9159,7 @@
             <w:pPr>
               <w:spacing w:after="20" w:before="0"/>
             </w:pPr>
-            <w:hyperlink w:history="1" r:id="rIdzfayf-8iy90ufhnvqkhds">
+            <w:hyperlink w:history="1" r:id="rIdle9oma6gzslb7ouyvckns">
               <w:r>
                 <w:rPr>
                   <w:rFonts w:ascii="Arial" w:cs="Arial" w:eastAsia="Arial" w:hAnsi="Arial"/>
@@ -9156,7 +9192,7 @@
               <w:spacing w:after="10" w:before="0"/>
               <w:ind w:left="120"/>
             </w:pPr>
-            <w:hyperlink w:history="1" r:id="rIdws54lgc91y_afsn6zh7ni">
+            <w:hyperlink w:history="1" r:id="rIdzxwhiazmxbi7upbth-565">
               <w:r>
                 <w:rPr>
                   <w:rFonts w:ascii="Arial" w:cs="Arial" w:eastAsia="Arial" w:hAnsi="Arial"/>
@@ -9351,7 +9387,7 @@
             <w:pPr>
               <w:spacing w:after="20" w:before="0"/>
             </w:pPr>
-            <w:hyperlink w:history="1" r:id="rIderwfknqa7ymjhnkvmdqf2">
+            <w:hyperlink w:history="1" r:id="rIdtlegcbibciqkyuhnqdv_j">
               <w:r>
                 <w:rPr>
                   <w:rFonts w:ascii="Arial" w:cs="Arial" w:eastAsia="Arial" w:hAnsi="Arial"/>
@@ -9384,7 +9420,7 @@
               <w:spacing w:after="10" w:before="0"/>
               <w:ind w:left="120"/>
             </w:pPr>
-            <w:hyperlink w:history="1" r:id="rIdofk53konreegvw4p5ux8z">
+            <w:hyperlink w:history="1" r:id="rIdgpdwn2nyszglmczvpxslc">
               <w:r>
                 <w:rPr>
                   <w:rFonts w:ascii="Arial" w:cs="Arial" w:eastAsia="Arial" w:hAnsi="Arial"/>
@@ -9429,7 +9465,7 @@
             <w:pPr>
               <w:spacing w:after="20" w:before="0"/>
             </w:pPr>
-            <w:hyperlink w:history="1" r:id="rIdb4mxwlfdlpos8p34f7mtd">
+            <w:hyperlink w:history="1" r:id="rIdorubp-f3rtntaiwedrzjf">
               <w:r>
                 <w:rPr>
                   <w:rFonts w:ascii="Arial" w:cs="Arial" w:eastAsia="Arial" w:hAnsi="Arial"/>
@@ -9462,7 +9498,7 @@
               <w:spacing w:after="10" w:before="0"/>
               <w:ind w:left="120"/>
             </w:pPr>
-            <w:hyperlink w:history="1" r:id="rIdssfvrgihafxp-cj7jvbwp">
+            <w:hyperlink w:history="1" r:id="rIdymne0abzivkwcc_mlq_4x">
               <w:r>
                 <w:rPr>
                   <w:rFonts w:ascii="Arial" w:cs="Arial" w:eastAsia="Arial" w:hAnsi="Arial"/>
@@ -9657,7 +9693,7 @@
             <w:pPr>
               <w:spacing w:after="20" w:before="0"/>
             </w:pPr>
-            <w:hyperlink w:history="1" r:id="rIddmuisbnjdlcj3qobs-mzc">
+            <w:hyperlink w:history="1" r:id="rIdwbjjdsrzwt0xgg7si4c_q">
               <w:r>
                 <w:rPr>
                   <w:rFonts w:ascii="Arial" w:cs="Arial" w:eastAsia="Arial" w:hAnsi="Arial"/>
@@ -9690,7 +9726,7 @@
               <w:spacing w:after="10" w:before="0"/>
               <w:ind w:left="120"/>
             </w:pPr>
-            <w:hyperlink w:history="1" r:id="rId2v3_f4zee1d8okwws_ppw">
+            <w:hyperlink w:history="1" r:id="rIdzrgw4k819r2zypxog-trf">
               <w:r>
                 <w:rPr>
                   <w:rFonts w:ascii="Arial" w:cs="Arial" w:eastAsia="Arial" w:hAnsi="Arial"/>
@@ -9735,7 +9771,7 @@
             <w:pPr>
               <w:spacing w:after="20" w:before="0"/>
             </w:pPr>
-            <w:hyperlink w:history="1" r:id="rIdftlnv9zui5mjkofoh9clj">
+            <w:hyperlink w:history="1" r:id="rIdgxvdbt1uwt33qxecdi1wu">
               <w:r>
                 <w:rPr>
                   <w:rFonts w:ascii="Arial" w:cs="Arial" w:eastAsia="Arial" w:hAnsi="Arial"/>
@@ -9768,7 +9804,7 @@
               <w:spacing w:after="10" w:before="0"/>
               <w:ind w:left="120"/>
             </w:pPr>
-            <w:hyperlink w:history="1" r:id="rIdyocdxbscxsbbbozo6l00m">
+            <w:hyperlink w:history="1" r:id="rIdstr_fo46mpyawwvyhrjn5">
               <w:r>
                 <w:rPr>
                   <w:rFonts w:ascii="Arial" w:cs="Arial" w:eastAsia="Arial" w:hAnsi="Arial"/>
@@ -9963,7 +9999,7 @@
             <w:pPr>
               <w:spacing w:after="20" w:before="0"/>
             </w:pPr>
-            <w:hyperlink w:history="1" r:id="rIdgmom_ve13waenfhjgocdz">
+            <w:hyperlink w:history="1" r:id="rId_sxvamvrgypm5nysyr9qj">
               <w:r>
                 <w:rPr>
                   <w:rFonts w:ascii="Arial" w:cs="Arial" w:eastAsia="Arial" w:hAnsi="Arial"/>
@@ -9996,7 +10032,7 @@
               <w:spacing w:after="10" w:before="0"/>
               <w:ind w:left="120"/>
             </w:pPr>
-            <w:hyperlink w:history="1" r:id="rIdauyabnvshzep-uozkj8cp">
+            <w:hyperlink w:history="1" r:id="rIdltamu7lhtk5fm_-7v3gqp">
               <w:r>
                 <w:rPr>
                   <w:rFonts w:ascii="Arial" w:cs="Arial" w:eastAsia="Arial" w:hAnsi="Arial"/>
@@ -10041,7 +10077,7 @@
             <w:pPr>
               <w:spacing w:after="20" w:before="0"/>
             </w:pPr>
-            <w:hyperlink w:history="1" r:id="rIdud0cgcdxpqs5uftwut7ne">
+            <w:hyperlink w:history="1" r:id="rIdsxf473mmyowiyomcastnk">
               <w:r>
                 <w:rPr>
                   <w:rFonts w:ascii="Arial" w:cs="Arial" w:eastAsia="Arial" w:hAnsi="Arial"/>
@@ -10074,7 +10110,7 @@
               <w:spacing w:after="10" w:before="0"/>
               <w:ind w:left="120"/>
             </w:pPr>
-            <w:hyperlink w:history="1" r:id="rIdxwx2xjnhkustqqqg4jwbf">
+            <w:hyperlink w:history="1" r:id="rIdmpx1icbuticy914p6dgr3">
               <w:r>
                 <w:rPr>
                   <w:rFonts w:ascii="Arial" w:cs="Arial" w:eastAsia="Arial" w:hAnsi="Arial"/>
@@ -10269,7 +10305,7 @@
             <w:pPr>
               <w:spacing w:after="20" w:before="0"/>
             </w:pPr>
-            <w:hyperlink w:history="1" r:id="rIdw2hfttnaouvz6c1-euyyx">
+            <w:hyperlink w:history="1" r:id="rId7hbaojdednvupgjwpdxhw">
               <w:r>
                 <w:rPr>
                   <w:rFonts w:ascii="Arial" w:cs="Arial" w:eastAsia="Arial" w:hAnsi="Arial"/>
@@ -10302,7 +10338,7 @@
               <w:spacing w:after="10" w:before="0"/>
               <w:ind w:left="120"/>
             </w:pPr>
-            <w:hyperlink w:history="1" r:id="rId66wrhh6fkiixec1mhw-i9">
+            <w:hyperlink w:history="1" r:id="rIdbjndlwwmwrvmhy2f4v-1j">
               <w:r>
                 <w:rPr>
                   <w:rFonts w:ascii="Arial" w:cs="Arial" w:eastAsia="Arial" w:hAnsi="Arial"/>
@@ -10347,7 +10383,7 @@
             <w:pPr>
               <w:spacing w:after="20" w:before="0"/>
             </w:pPr>
-            <w:hyperlink w:history="1" r:id="rIdvx0qs0ocij7e9z-rtaem3">
+            <w:hyperlink w:history="1" r:id="rIdxckqpmdw3wpwlihsteu4m">
               <w:r>
                 <w:rPr>
                   <w:rFonts w:ascii="Arial" w:cs="Arial" w:eastAsia="Arial" w:hAnsi="Arial"/>
@@ -10380,7 +10416,7 @@
               <w:spacing w:after="10" w:before="0"/>
               <w:ind w:left="120"/>
             </w:pPr>
-            <w:hyperlink w:history="1" r:id="rId2frj0lqkry0es5penyws3">
+            <w:hyperlink w:history="1" r:id="rIdkl_roxv4ljakb_khx9shm">
               <w:r>
                 <w:rPr>
                   <w:rFonts w:ascii="Arial" w:cs="Arial" w:eastAsia="Arial" w:hAnsi="Arial"/>
@@ -11867,7 +11903,7 @@
             <w:pPr>
               <w:spacing w:after="20" w:before="0"/>
             </w:pPr>
-            <w:hyperlink w:history="1" r:id="rIdcqzcifsbmzwca82z0e28j">
+            <w:hyperlink w:history="1" r:id="rIdbua_kxfie8e_fj8e65vw7">
               <w:r>
                 <w:rPr>
                   <w:rFonts w:ascii="Arial" w:cs="Arial" w:eastAsia="Arial" w:hAnsi="Arial"/>
@@ -11900,7 +11936,7 @@
               <w:spacing w:after="10" w:before="0"/>
               <w:ind w:left="120"/>
             </w:pPr>
-            <w:hyperlink w:history="1" r:id="rIdzin4x2u-kmultau4kgvax">
+            <w:hyperlink w:history="1" r:id="rIdzoefau_jwdmfk0mm792dg">
               <w:r>
                 <w:rPr>
                   <w:rFonts w:ascii="Arial" w:cs="Arial" w:eastAsia="Arial" w:hAnsi="Arial"/>
@@ -11945,7 +11981,7 @@
             <w:pPr>
               <w:spacing w:after="20" w:before="0"/>
             </w:pPr>
-            <w:hyperlink w:history="1" r:id="rIdsvpaapqrslwgjcvf88dpp">
+            <w:hyperlink w:history="1" r:id="rIdntvr732iykna4rd6x9mkf">
               <w:r>
                 <w:rPr>
                   <w:rFonts w:ascii="Arial" w:cs="Arial" w:eastAsia="Arial" w:hAnsi="Arial"/>
@@ -11978,7 +12014,7 @@
               <w:spacing w:after="10" w:before="0"/>
               <w:ind w:left="120"/>
             </w:pPr>
-            <w:hyperlink w:history="1" r:id="rId6gv47upouvy4rcyxdwlvo">
+            <w:hyperlink w:history="1" r:id="rIddprbtxrkgxyy-v3tewwkv">
               <w:r>
                 <w:rPr>
                   <w:rFonts w:ascii="Arial" w:cs="Arial" w:eastAsia="Arial" w:hAnsi="Arial"/>
@@ -12173,7 +12209,7 @@
             <w:pPr>
               <w:spacing w:after="20" w:before="0"/>
             </w:pPr>
-            <w:hyperlink w:history="1" r:id="rIda2bdglizvaqdhcmuzg2cp">
+            <w:hyperlink w:history="1" r:id="rIdwmt3soowtigtv8dtzbabx">
               <w:r>
                 <w:rPr>
                   <w:rFonts w:ascii="Arial" w:cs="Arial" w:eastAsia="Arial" w:hAnsi="Arial"/>
@@ -12206,7 +12242,7 @@
               <w:spacing w:after="10" w:before="0"/>
               <w:ind w:left="120"/>
             </w:pPr>
-            <w:hyperlink w:history="1" r:id="rIde0ulary0bbj8hsgioeiv5">
+            <w:hyperlink w:history="1" r:id="rIdjkga0g5mt14gnvx35-zml">
               <w:r>
                 <w:rPr>
                   <w:rFonts w:ascii="Arial" w:cs="Arial" w:eastAsia="Arial" w:hAnsi="Arial"/>
@@ -12251,7 +12287,7 @@
             <w:pPr>
               <w:spacing w:after="20" w:before="0"/>
             </w:pPr>
-            <w:hyperlink w:history="1" r:id="rIdskktkdmoxrfcftr61f_bc">
+            <w:hyperlink w:history="1" r:id="rIdcpqwzehecinaazovlye1f">
               <w:r>
                 <w:rPr>
                   <w:rFonts w:ascii="Arial" w:cs="Arial" w:eastAsia="Arial" w:hAnsi="Arial"/>
@@ -12284,7 +12320,7 @@
               <w:spacing w:after="10" w:before="0"/>
               <w:ind w:left="120"/>
             </w:pPr>
-            <w:hyperlink w:history="1" r:id="rIdanxex-xnayxd3czprauvt">
+            <w:hyperlink w:history="1" r:id="rIdbolnypn4cnhzediuvzzuy">
               <w:r>
                 <w:rPr>
                   <w:rFonts w:ascii="Arial" w:cs="Arial" w:eastAsia="Arial" w:hAnsi="Arial"/>
@@ -12479,7 +12515,7 @@
             <w:pPr>
               <w:spacing w:after="20" w:before="0"/>
             </w:pPr>
-            <w:hyperlink w:history="1" r:id="rIdogy6il5li9c6erivoybjs">
+            <w:hyperlink w:history="1" r:id="rId2qjiocxdsd0r4wovsn4jp">
               <w:r>
                 <w:rPr>
                   <w:rFonts w:ascii="Arial" w:cs="Arial" w:eastAsia="Arial" w:hAnsi="Arial"/>
@@ -12512,7 +12548,7 @@
               <w:spacing w:after="10" w:before="0"/>
               <w:ind w:left="120"/>
             </w:pPr>
-            <w:hyperlink w:history="1" r:id="rIdqnhs-dvjighgl1ninbqei">
+            <w:hyperlink w:history="1" r:id="rIdezil4b2id8yszbqtyqciz">
               <w:r>
                 <w:rPr>
                   <w:rFonts w:ascii="Arial" w:cs="Arial" w:eastAsia="Arial" w:hAnsi="Arial"/>
@@ -12557,7 +12593,7 @@
             <w:pPr>
               <w:spacing w:after="20" w:before="0"/>
             </w:pPr>
-            <w:hyperlink w:history="1" r:id="rIdobyvxmu0kyua7lswcadpk">
+            <w:hyperlink w:history="1" r:id="rIdtrtfyrncriou15z4iopn4">
               <w:r>
                 <w:rPr>
                   <w:rFonts w:ascii="Arial" w:cs="Arial" w:eastAsia="Arial" w:hAnsi="Arial"/>
@@ -12590,7 +12626,7 @@
               <w:spacing w:after="10" w:before="0"/>
               <w:ind w:left="120"/>
             </w:pPr>
-            <w:hyperlink w:history="1" r:id="rId3o70kaq-voh99ifp79o1o">
+            <w:hyperlink w:history="1" r:id="rIdj3m9assm0c_neaogfndtf">
               <w:r>
                 <w:rPr>
                   <w:rFonts w:ascii="Arial" w:cs="Arial" w:eastAsia="Arial" w:hAnsi="Arial"/>
@@ -12785,7 +12821,7 @@
             <w:pPr>
               <w:spacing w:after="20" w:before="0"/>
             </w:pPr>
-            <w:hyperlink w:history="1" r:id="rIdlbj10kbinjgc4q4_76fs7">
+            <w:hyperlink w:history="1" r:id="rId3yk4ux3karnnxofa8eyol">
               <w:r>
                 <w:rPr>
                   <w:rFonts w:ascii="Arial" w:cs="Arial" w:eastAsia="Arial" w:hAnsi="Arial"/>
@@ -12818,7 +12854,7 @@
               <w:spacing w:after="10" w:before="0"/>
               <w:ind w:left="120"/>
             </w:pPr>
-            <w:hyperlink w:history="1" r:id="rIdw_30mi3fjxyzfzg0pug7f">
+            <w:hyperlink w:history="1" r:id="rId6wqq3jpafvqp-e6_ukgbx">
               <w:r>
                 <w:rPr>
                   <w:rFonts w:ascii="Arial" w:cs="Arial" w:eastAsia="Arial" w:hAnsi="Arial"/>
@@ -12863,7 +12899,7 @@
             <w:pPr>
               <w:spacing w:after="20" w:before="0"/>
             </w:pPr>
-            <w:hyperlink w:history="1" r:id="rIdmyrpom4ar7kvat7f-lerx">
+            <w:hyperlink w:history="1" r:id="rIdwla98pupkbmyy44lzp9kr">
               <w:r>
                 <w:rPr>
                   <w:rFonts w:ascii="Arial" w:cs="Arial" w:eastAsia="Arial" w:hAnsi="Arial"/>
@@ -12896,7 +12932,7 @@
               <w:spacing w:after="10" w:before="0"/>
               <w:ind w:left="120"/>
             </w:pPr>
-            <w:hyperlink w:history="1" r:id="rId3rfjrrgiqefszq3jykde5">
+            <w:hyperlink w:history="1" r:id="rId0gvmmkgxyomlhckxtm53v">
               <w:r>
                 <w:rPr>
                   <w:rFonts w:ascii="Arial" w:cs="Arial" w:eastAsia="Arial" w:hAnsi="Arial"/>
@@ -13091,7 +13127,7 @@
             <w:pPr>
               <w:spacing w:after="20" w:before="0"/>
             </w:pPr>
-            <w:hyperlink w:history="1" r:id="rIdijbzy-k_z02b-pcm7rf1f">
+            <w:hyperlink w:history="1" r:id="rIdqca3ipsymdykgiyshk5jb">
               <w:r>
                 <w:rPr>
                   <w:rFonts w:ascii="Arial" w:cs="Arial" w:eastAsia="Arial" w:hAnsi="Arial"/>
@@ -13124,7 +13160,7 @@
               <w:spacing w:after="10" w:before="0"/>
               <w:ind w:left="120"/>
             </w:pPr>
-            <w:hyperlink w:history="1" r:id="rId8izv2glp8kskpciqxaod6">
+            <w:hyperlink w:history="1" r:id="rIdcebmjbm-s4rrwj2uqwnql">
               <w:r>
                 <w:rPr>
                   <w:rFonts w:ascii="Arial" w:cs="Arial" w:eastAsia="Arial" w:hAnsi="Arial"/>
@@ -13169,7 +13205,7 @@
             <w:pPr>
               <w:spacing w:after="20" w:before="0"/>
             </w:pPr>
-            <w:hyperlink w:history="1" r:id="rIdqmdbyvofpshi8cxloadsc">
+            <w:hyperlink w:history="1" r:id="rIdnw6_4n67sv77woowwylkw">
               <w:r>
                 <w:rPr>
                   <w:rFonts w:ascii="Arial" w:cs="Arial" w:eastAsia="Arial" w:hAnsi="Arial"/>
@@ -13202,7 +13238,7 @@
               <w:spacing w:after="10" w:before="0"/>
               <w:ind w:left="120"/>
             </w:pPr>
-            <w:hyperlink w:history="1" r:id="rIdmnf1mey5nj8571nqsqtcz">
+            <w:hyperlink w:history="1" r:id="rIdkaifx_5mw5byyvnqawxuq">
               <w:r>
                 <w:rPr>
                   <w:rFonts w:ascii="Arial" w:cs="Arial" w:eastAsia="Arial" w:hAnsi="Arial"/>
@@ -14525,7 +14561,25 @@
             </w:tcMar>
             <w:vAlign w:val="top"/>
           </w:tcPr>
-          <w:p/>
+          <w:p>
+            <w:pPr>
+              <w:spacing w:after="40" w:before="0"/>
+              <w:jc w:val="left"/>
+            </w:pPr>
+            <w:r>
+              <w:rPr>
+                <w:rFonts w:ascii="Arial" w:cs="Arial" w:eastAsia="Arial" w:hAnsi="Arial"/>
+                <w:b w:val="false"/>
+                <w:bCs w:val="false"/>
+                <w:i w:val="false"/>
+                <w:iCs w:val="false"/>
+                <w:color w:val="000000"/>
+                <w:sz w:val="18"/>
+                <w:szCs w:val="18"/>
+              </w:rPr>
+              <w:t xml:space="preserve">No hazardous chemicals are used in this lesson. If a helium balloon is brought into class, ensure the room is ventilated and no student inhales helium from the balloon (oxygen displacement risk). If a neon discharge tube demonstration is used, the teacher must handle the high-voltage power supply only, keeping students at least 1 metre away. All research devices should be used according to school acceptable-use policy.</w:t>
+            </w:r>
+          </w:p>
         </w:tc>
       </w:tr>
     </w:tbl>
@@ -14899,7 +14953,7 @@
             <w:pPr>
               <w:spacing w:after="20" w:before="0"/>
             </w:pPr>
-            <w:hyperlink w:history="1" r:id="rIdhng6xaopzsbukwpfo4bhz">
+            <w:hyperlink w:history="1" r:id="rIdiht3s1e-1s6bjgik10hwe">
               <w:r>
                 <w:rPr>
                   <w:rFonts w:ascii="Arial" w:cs="Arial" w:eastAsia="Arial" w:hAnsi="Arial"/>
@@ -14932,7 +14986,7 @@
               <w:spacing w:after="10" w:before="0"/>
               <w:ind w:left="120"/>
             </w:pPr>
-            <w:hyperlink w:history="1" r:id="rIdqbfwcbsm7udvnvpbbujjw">
+            <w:hyperlink w:history="1" r:id="rIdpbo0djykgyfc4qnt8qobg">
               <w:r>
                 <w:rPr>
                   <w:rFonts w:ascii="Arial" w:cs="Arial" w:eastAsia="Arial" w:hAnsi="Arial"/>
@@ -14977,7 +15031,7 @@
             <w:pPr>
               <w:spacing w:after="20" w:before="0"/>
             </w:pPr>
-            <w:hyperlink w:history="1" r:id="rId_kzeixm9pcgoc8qsosyjn">
+            <w:hyperlink w:history="1" r:id="rIdwongriovemvm1y0jpsomy">
               <w:r>
                 <w:rPr>
                   <w:rFonts w:ascii="Arial" w:cs="Arial" w:eastAsia="Arial" w:hAnsi="Arial"/>
@@ -15010,7 +15064,7 @@
               <w:spacing w:after="10" w:before="0"/>
               <w:ind w:left="120"/>
             </w:pPr>
-            <w:hyperlink w:history="1" r:id="rIdzitsdfwshuqv0qnbve8y3">
+            <w:hyperlink w:history="1" r:id="rId2ic0izxdcps1lhzfsedcx">
               <w:r>
                 <w:rPr>
                   <w:rFonts w:ascii="Arial" w:cs="Arial" w:eastAsia="Arial" w:hAnsi="Arial"/>
@@ -15205,7 +15259,7 @@
             <w:pPr>
               <w:spacing w:after="20" w:before="0"/>
             </w:pPr>
-            <w:hyperlink w:history="1" r:id="rIdwl0niw4ouxfvmo5zjani8">
+            <w:hyperlink w:history="1" r:id="rIdnrltausdcwtkpa0tqaed1">
               <w:r>
                 <w:rPr>
                   <w:rFonts w:ascii="Arial" w:cs="Arial" w:eastAsia="Arial" w:hAnsi="Arial"/>
@@ -15238,7 +15292,7 @@
               <w:spacing w:after="10" w:before="0"/>
               <w:ind w:left="120"/>
             </w:pPr>
-            <w:hyperlink w:history="1" r:id="rIdbot5ljmmwbavtovmftliu">
+            <w:hyperlink w:history="1" r:id="rId8q-nlb08magbipl_nkgra">
               <w:r>
                 <w:rPr>
                   <w:rFonts w:ascii="Arial" w:cs="Arial" w:eastAsia="Arial" w:hAnsi="Arial"/>
@@ -15283,7 +15337,7 @@
             <w:pPr>
               <w:spacing w:after="20" w:before="0"/>
             </w:pPr>
-            <w:hyperlink w:history="1" r:id="rIdqzuwq_qxzpxu7ysini92d">
+            <w:hyperlink w:history="1" r:id="rIdmjyqlz0zmyrwwvj-478q8">
               <w:r>
                 <w:rPr>
                   <w:rFonts w:ascii="Arial" w:cs="Arial" w:eastAsia="Arial" w:hAnsi="Arial"/>
@@ -15316,7 +15370,7 @@
               <w:spacing w:after="10" w:before="0"/>
               <w:ind w:left="120"/>
             </w:pPr>
-            <w:hyperlink w:history="1" r:id="rId9hem6mslcxoxtqae5lhrs">
+            <w:hyperlink w:history="1" r:id="rIdysybkzkqvhcr71eg-pysk">
               <w:r>
                 <w:rPr>
                   <w:rFonts w:ascii="Arial" w:cs="Arial" w:eastAsia="Arial" w:hAnsi="Arial"/>
@@ -15511,7 +15565,7 @@
             <w:pPr>
               <w:spacing w:after="20" w:before="0"/>
             </w:pPr>
-            <w:hyperlink w:history="1" r:id="rIdn1grj_nytu3zrdvofl8gi">
+            <w:hyperlink w:history="1" r:id="rIdep02vh2xgexzxsqsul21a">
               <w:r>
                 <w:rPr>
                   <w:rFonts w:ascii="Arial" w:cs="Arial" w:eastAsia="Arial" w:hAnsi="Arial"/>
@@ -15544,7 +15598,7 @@
               <w:spacing w:after="10" w:before="0"/>
               <w:ind w:left="120"/>
             </w:pPr>
-            <w:hyperlink w:history="1" r:id="rIduwrm-7ffrkg6ldki77-yi">
+            <w:hyperlink w:history="1" r:id="rId5cbdgdfunkhzugneipjqq">
               <w:r>
                 <w:rPr>
                   <w:rFonts w:ascii="Arial" w:cs="Arial" w:eastAsia="Arial" w:hAnsi="Arial"/>
@@ -15589,7 +15643,7 @@
             <w:pPr>
               <w:spacing w:after="20" w:before="0"/>
             </w:pPr>
-            <w:hyperlink w:history="1" r:id="rIdk7jyo-czcyxkqf1o5r6ba">
+            <w:hyperlink w:history="1" r:id="rIdowib05uzilglnh3tu3ef2">
               <w:r>
                 <w:rPr>
                   <w:rFonts w:ascii="Arial" w:cs="Arial" w:eastAsia="Arial" w:hAnsi="Arial"/>
@@ -15622,7 +15676,7 @@
               <w:spacing w:after="10" w:before="0"/>
               <w:ind w:left="120"/>
             </w:pPr>
-            <w:hyperlink w:history="1" r:id="rId34p4u4t8c8qyzf0obkcfk">
+            <w:hyperlink w:history="1" r:id="rIdrruztwboszceq2bbxuoa_">
               <w:r>
                 <w:rPr>
                   <w:rFonts w:ascii="Arial" w:cs="Arial" w:eastAsia="Arial" w:hAnsi="Arial"/>
@@ -15817,7 +15871,7 @@
             <w:pPr>
               <w:spacing w:after="20" w:before="0"/>
             </w:pPr>
-            <w:hyperlink w:history="1" r:id="rIdp-akjaclraoybzh4wrulx">
+            <w:hyperlink w:history="1" r:id="rIdvhxmug_s795dtpfzpdzts">
               <w:r>
                 <w:rPr>
                   <w:rFonts w:ascii="Arial" w:cs="Arial" w:eastAsia="Arial" w:hAnsi="Arial"/>
@@ -15850,7 +15904,7 @@
               <w:spacing w:after="10" w:before="0"/>
               <w:ind w:left="120"/>
             </w:pPr>
-            <w:hyperlink w:history="1" r:id="rIdrkm3lqkg-jyrwtmnhm2fe">
+            <w:hyperlink w:history="1" r:id="rId8blny-ssxkehlzkvflwuj">
               <w:r>
                 <w:rPr>
                   <w:rFonts w:ascii="Arial" w:cs="Arial" w:eastAsia="Arial" w:hAnsi="Arial"/>
@@ -15895,7 +15949,7 @@
             <w:pPr>
               <w:spacing w:after="20" w:before="0"/>
             </w:pPr>
-            <w:hyperlink w:history="1" r:id="rIdpswm8exvxtqa0savdv2qg">
+            <w:hyperlink w:history="1" r:id="rIdvmuzaqgtwsdukdk6qk0wo">
               <w:r>
                 <w:rPr>
                   <w:rFonts w:ascii="Arial" w:cs="Arial" w:eastAsia="Arial" w:hAnsi="Arial"/>
@@ -15928,7 +15982,7 @@
               <w:spacing w:after="10" w:before="0"/>
               <w:ind w:left="120"/>
             </w:pPr>
-            <w:hyperlink w:history="1" r:id="rId3gzeolyoifucy_lshrou7">
+            <w:hyperlink w:history="1" r:id="rIdd2cxvv91yds1o5zfvbfpv">
               <w:r>
                 <w:rPr>
                   <w:rFonts w:ascii="Arial" w:cs="Arial" w:eastAsia="Arial" w:hAnsi="Arial"/>
@@ -16123,7 +16177,7 @@
             <w:pPr>
               <w:spacing w:after="20" w:before="0"/>
             </w:pPr>
-            <w:hyperlink w:history="1" r:id="rIdr0mxrtz4dq3n5w16wz4z3">
+            <w:hyperlink w:history="1" r:id="rIdqbm16uxdm7zor_nmjdd9p">
               <w:r>
                 <w:rPr>
                   <w:rFonts w:ascii="Arial" w:cs="Arial" w:eastAsia="Arial" w:hAnsi="Arial"/>
@@ -16156,7 +16210,7 @@
               <w:spacing w:after="10" w:before="0"/>
               <w:ind w:left="120"/>
             </w:pPr>
-            <w:hyperlink w:history="1" r:id="rIdqh76h7c0kk4m26dygmgzd">
+            <w:hyperlink w:history="1" r:id="rIdsrjb7vjl_tdqspfabvkdi">
               <w:r>
                 <w:rPr>
                   <w:rFonts w:ascii="Arial" w:cs="Arial" w:eastAsia="Arial" w:hAnsi="Arial"/>
@@ -16201,7 +16255,7 @@
             <w:pPr>
               <w:spacing w:after="20" w:before="0"/>
             </w:pPr>
-            <w:hyperlink w:history="1" r:id="rIdvnbw9k20wpdbyojmm4jcf">
+            <w:hyperlink w:history="1" r:id="rId-nqzeuq8kbenqxccttvj5">
               <w:r>
                 <w:rPr>
                   <w:rFonts w:ascii="Arial" w:cs="Arial" w:eastAsia="Arial" w:hAnsi="Arial"/>
@@ -16234,7 +16288,7 @@
               <w:spacing w:after="10" w:before="0"/>
               <w:ind w:left="120"/>
             </w:pPr>
-            <w:hyperlink w:history="1" r:id="rIdesywwub8ipak2uujuxavc">
+            <w:hyperlink w:history="1" r:id="rIdws4d8r6ob5ohhyga6yjtx">
               <w:r>
                 <w:rPr>
                   <w:rFonts w:ascii="Arial" w:cs="Arial" w:eastAsia="Arial" w:hAnsi="Arial"/>
@@ -16592,7 +16646,7 @@
                 <w:sz w:val="18"/>
                 <w:szCs w:val="18"/>
               </w:rPr>
-              <w:t xml:space="preserve">Students explained the full outer shell principle using comparative electron shell diagrams for Ar (2,8,8), K (2,8,1), and Cl (2,8,7), articulating that Group 1 and Group 17 elements react because their outer shells are incomplete — one short or one excess — while noble gases have no such incompleteness. Students connected this structural explanation to the anchoring phenomenon: argon in the jua kali welding shield does not react with the molten metal or atmospheric oxygen because its outer shell is full, making it an ideal inert shield gas. Students updated the Driving Question Board, replacing the Lesson 4 unanswered question with evidence-based explanations, and generated a new bridging question about transition metals to anchor Lesson 6.</w:t>
+              <w:t xml:space="preserve">Students examined two projected images side by side: a jua kali welder on River Road, Nairobi, surrounded by a visible shimmer of argon gas shielding his torch, and a Kenya Meteorological Department technician in Dagoretti releasing a helium weather balloon. During the guided research phase, groups recorded data from textbook pages, the periodic table poster, and approved websites into a structured table covering the name, symbol, outer-shell electron count, a physical property, and one verified Kenyan use for each of the five noble gases — helium, neon, argon, krypton, and xenon. Students also observed the teacher draw electron shell diagrams for argon (2, 8, 8) alongside the already-familiar diagrams for potassium (2, 8, 1) and chlorine (2, 8, 7) on the board. Finally, each student completed a Model Card, first filling in all five noble gases from memory and then checking their entries against their research cards, marking corrections in a different colour pen.</w:t>
             </w:r>
           </w:p>
         </w:tc>
@@ -16658,7 +16712,7 @@
                 <w:sz w:val="18"/>
                 <w:szCs w:val="18"/>
               </w:rPr>
-              <w:t xml:space="preserve">Students learned that a full outer electron shell produces chemical inertness — no energetic driving force exists for a noble gas to form bonds under ordinary conditions. They learned that this inertness is the exact property exploited in each industrial use: argon shields molten metal from oxidation precisely because it will not react with the metal or the oxygen present; helium lifts weather balloons safely precisely because it cannot combust the way hydrogen would. Students also learned that helium is anomalous in having only 2 outer electrons because the first electron shell holds a maximum of 2, making it nonetheless complete.</w:t>
+              <w:t xml:space="preserve">Students established that noble gases — helium, neon, argon, krypton, and xenon — belong to Group 18 and each possesses a completely full outer electron shell, which means they have no tendency to gain, lose, or share electrons with other atoms. This full-shell configuration is the direct cause of their chemical inertness: because their outer shells are already stable, they do not form bonds or undergo the reactions observed in alkali metals and halogens in earlier lessons in this unit. Students recorded the key vocabulary of chemical inertness and linked it to the phrase full outer shell. They also learned that inertness does not mean uselessness: neon is used in road signage along Mombasa Road, argon shields metal in jua kali welding, helium lifts weather balloons for the Kenya Meteorological Department, and krypton is used in photographic flash lamps, with each application relying specifically on the gas being chemically unreactive.</w:t>
             </w:r>
           </w:p>
         </w:tc>
@@ -16708,7 +16762,25 @@
             </w:tcMar>
             <w:vAlign w:val="top"/>
           </w:tcPr>
-          <w:p/>
+          <w:p>
+            <w:pPr>
+              <w:spacing w:after="40" w:before="0"/>
+              <w:jc w:val="left"/>
+            </w:pPr>
+            <w:r>
+              <w:rPr>
+                <w:rFonts w:ascii="Arial" w:cs="Arial" w:eastAsia="Arial" w:hAnsi="Arial"/>
+                <w:b w:val="false"/>
+                <w:bCs w:val="false"/>
+                <w:i w:val="false"/>
+                <w:iCs w:val="false"/>
+                <w:color w:val="000000"/>
+                <w:sz w:val="18"/>
+                <w:szCs w:val="18"/>
+              </w:rPr>
+              <w:t xml:space="preserve">The anchoring phenomenon asks why the argon-shielded jua kali welding flame burns with intense heat yet leaves no ash and does not react with the metal being welded, and why a helium party balloon is completely harmless. This lesson provides the electron-level explanation: argon and helium have full outer shells, so unlike sodium — which loses its single outer electron to produce the orange glow of the Thika Road street lamps — these gases have no electron to donate, accept, or share, making chemical reaction impossible under ordinary conditions. The comparison of the argon shell diagram (2, 8, 8) with the potassium diagram (2, 8, 1) studied earlier in this unit made the contrast concrete: one extra electron on the outer shell of potassium drives dramatic reactivity, while a completely filled shell in argon drives complete stability. Students updated the Driving Question Board to reflect that full outer shells explain both inertness and specific industrial utility, advancing the unit-level explanation of why elements from different chemical families behave so differently in the materials that build, light up, and sustain Kenyan daily life.</w:t>
+            </w:r>
+          </w:p>
         </w:tc>
       </w:tr>
     </w:tbl>
@@ -17703,7 +17775,7 @@
             <w:pPr>
               <w:spacing w:after="20" w:before="0"/>
             </w:pPr>
-            <w:hyperlink w:history="1" r:id="rIdnxtbe7dauo7xaz1kqmoja">
+            <w:hyperlink w:history="1" r:id="rIdkfpfl79w3rvr72k0gtaum">
               <w:r>
                 <w:rPr>
                   <w:rFonts w:ascii="Arial" w:cs="Arial" w:eastAsia="Arial" w:hAnsi="Arial"/>
@@ -17736,7 +17808,7 @@
               <w:spacing w:after="10" w:before="0"/>
               <w:ind w:left="120"/>
             </w:pPr>
-            <w:hyperlink w:history="1" r:id="rIdd2r7rb-s7gsswhvn-txgq">
+            <w:hyperlink w:history="1" r:id="rIdc7iaykhpllybbxd8lzsay">
               <w:r>
                 <w:rPr>
                   <w:rFonts w:ascii="Arial" w:cs="Arial" w:eastAsia="Arial" w:hAnsi="Arial"/>
@@ -17781,7 +17853,7 @@
             <w:pPr>
               <w:spacing w:after="20" w:before="0"/>
             </w:pPr>
-            <w:hyperlink w:history="1" r:id="rIdotrydlnbnmmm35n22fnk1">
+            <w:hyperlink w:history="1" r:id="rIdaemvxzzbtmwadca4yc_uz">
               <w:r>
                 <w:rPr>
                   <w:rFonts w:ascii="Arial" w:cs="Arial" w:eastAsia="Arial" w:hAnsi="Arial"/>
@@ -17814,7 +17886,7 @@
               <w:spacing w:after="10" w:before="0"/>
               <w:ind w:left="120"/>
             </w:pPr>
-            <w:hyperlink w:history="1" r:id="rIdnyy33s-5b0fxlk0ujz3ne">
+            <w:hyperlink w:history="1" r:id="rIdcryopjw5cip7gdxxio_vq">
               <w:r>
                 <w:rPr>
                   <w:rFonts w:ascii="Arial" w:cs="Arial" w:eastAsia="Arial" w:hAnsi="Arial"/>
@@ -18009,7 +18081,7 @@
             <w:pPr>
               <w:spacing w:after="20" w:before="0"/>
             </w:pPr>
-            <w:hyperlink w:history="1" r:id="rId7pkiw7sk8capilc71iqvu">
+            <w:hyperlink w:history="1" r:id="rIdytxtih4nd7mmm0dx6hkt-">
               <w:r>
                 <w:rPr>
                   <w:rFonts w:ascii="Arial" w:cs="Arial" w:eastAsia="Arial" w:hAnsi="Arial"/>
@@ -18042,7 +18114,7 @@
               <w:spacing w:after="10" w:before="0"/>
               <w:ind w:left="120"/>
             </w:pPr>
-            <w:hyperlink w:history="1" r:id="rId-jefc19_vkpi5da67kkps">
+            <w:hyperlink w:history="1" r:id="rIdetsvqs8iadnktqugdzzsr">
               <w:r>
                 <w:rPr>
                   <w:rFonts w:ascii="Arial" w:cs="Arial" w:eastAsia="Arial" w:hAnsi="Arial"/>
@@ -18087,7 +18159,7 @@
             <w:pPr>
               <w:spacing w:after="20" w:before="0"/>
             </w:pPr>
-            <w:hyperlink w:history="1" r:id="rIdjl7yfs4wgdf7l-dqrrz-a">
+            <w:hyperlink w:history="1" r:id="rIdy-4yknyad5e2kjye7-i2e">
               <w:r>
                 <w:rPr>
                   <w:rFonts w:ascii="Arial" w:cs="Arial" w:eastAsia="Arial" w:hAnsi="Arial"/>
@@ -18120,7 +18192,7 @@
               <w:spacing w:after="10" w:before="0"/>
               <w:ind w:left="120"/>
             </w:pPr>
-            <w:hyperlink w:history="1" r:id="rIdwxqz7vu_5jqcovjrv8h1m">
+            <w:hyperlink w:history="1" r:id="rIdyt61whqioqupleebkgzaa">
               <w:r>
                 <w:rPr>
                   <w:rFonts w:ascii="Arial" w:cs="Arial" w:eastAsia="Arial" w:hAnsi="Arial"/>
@@ -18315,7 +18387,7 @@
             <w:pPr>
               <w:spacing w:after="20" w:before="0"/>
             </w:pPr>
-            <w:hyperlink w:history="1" r:id="rIdzywrcujsalawqrdupcbtj">
+            <w:hyperlink w:history="1" r:id="rIdnluhgf1xksxlfmqgnikdt">
               <w:r>
                 <w:rPr>
                   <w:rFonts w:ascii="Arial" w:cs="Arial" w:eastAsia="Arial" w:hAnsi="Arial"/>
@@ -18348,7 +18420,7 @@
               <w:spacing w:after="10" w:before="0"/>
               <w:ind w:left="120"/>
             </w:pPr>
-            <w:hyperlink w:history="1" r:id="rIdavrxdh0nmsinaajbvienf">
+            <w:hyperlink w:history="1" r:id="rIdujipprtcsi8ibidybxow6">
               <w:r>
                 <w:rPr>
                   <w:rFonts w:ascii="Arial" w:cs="Arial" w:eastAsia="Arial" w:hAnsi="Arial"/>
@@ -18393,7 +18465,7 @@
             <w:pPr>
               <w:spacing w:after="20" w:before="0"/>
             </w:pPr>
-            <w:hyperlink w:history="1" r:id="rIdiucilxmvcuvwaev0nnqnz">
+            <w:hyperlink w:history="1" r:id="rIdz0ks9j5kdzihl7xrihvak">
               <w:r>
                 <w:rPr>
                   <w:rFonts w:ascii="Arial" w:cs="Arial" w:eastAsia="Arial" w:hAnsi="Arial"/>
@@ -18426,7 +18498,7 @@
               <w:spacing w:after="10" w:before="0"/>
               <w:ind w:left="120"/>
             </w:pPr>
-            <w:hyperlink w:history="1" r:id="rIdawugoxmupb06a2zunnljb">
+            <w:hyperlink w:history="1" r:id="rIdkf41vvopyybrvk5uftuex">
               <w:r>
                 <w:rPr>
                   <w:rFonts w:ascii="Arial" w:cs="Arial" w:eastAsia="Arial" w:hAnsi="Arial"/>
@@ -18621,7 +18693,7 @@
             <w:pPr>
               <w:spacing w:after="20" w:before="0"/>
             </w:pPr>
-            <w:hyperlink w:history="1" r:id="rIdgnkvxwfm_qvosrr0owtvg">
+            <w:hyperlink w:history="1" r:id="rIdeixubojrlrdkd1emfvauf">
               <w:r>
                 <w:rPr>
                   <w:rFonts w:ascii="Arial" w:cs="Arial" w:eastAsia="Arial" w:hAnsi="Arial"/>
@@ -18654,7 +18726,7 @@
               <w:spacing w:after="10" w:before="0"/>
               <w:ind w:left="120"/>
             </w:pPr>
-            <w:hyperlink w:history="1" r:id="rId61k8_ukbimsqc6qologeh">
+            <w:hyperlink w:history="1" r:id="rIdwoybelq13yxje_629l_ud">
               <w:r>
                 <w:rPr>
                   <w:rFonts w:ascii="Arial" w:cs="Arial" w:eastAsia="Arial" w:hAnsi="Arial"/>
@@ -18699,7 +18771,7 @@
             <w:pPr>
               <w:spacing w:after="20" w:before="0"/>
             </w:pPr>
-            <w:hyperlink w:history="1" r:id="rIdnce_77zl-oe8kxxrawkyw">
+            <w:hyperlink w:history="1" r:id="rIdlkarwgnqbmdti58i2jk-o">
               <w:r>
                 <w:rPr>
                   <w:rFonts w:ascii="Arial" w:cs="Arial" w:eastAsia="Arial" w:hAnsi="Arial"/>
@@ -18732,7 +18804,7 @@
               <w:spacing w:after="10" w:before="0"/>
               <w:ind w:left="120"/>
             </w:pPr>
-            <w:hyperlink w:history="1" r:id="rIdnhbi_jmmr1tyvk73ga42p">
+            <w:hyperlink w:history="1" r:id="rIdon_utm3vnb8yn6lkmu0di">
               <w:r>
                 <w:rPr>
                   <w:rFonts w:ascii="Arial" w:cs="Arial" w:eastAsia="Arial" w:hAnsi="Arial"/>
@@ -18927,7 +18999,7 @@
             <w:pPr>
               <w:spacing w:after="20" w:before="0"/>
             </w:pPr>
-            <w:hyperlink w:history="1" r:id="rIdfvtdneey2j8w8faqywshy">
+            <w:hyperlink w:history="1" r:id="rIdeosmvue834ndpjjlpotkb">
               <w:r>
                 <w:rPr>
                   <w:rFonts w:ascii="Arial" w:cs="Arial" w:eastAsia="Arial" w:hAnsi="Arial"/>
@@ -18960,7 +19032,7 @@
               <w:spacing w:after="10" w:before="0"/>
               <w:ind w:left="120"/>
             </w:pPr>
-            <w:hyperlink w:history="1" r:id="rIdz9qega7yorsrbisnavek-">
+            <w:hyperlink w:history="1" r:id="rIdfm-ms3bguk5lyojwt691a">
               <w:r>
                 <w:rPr>
                   <w:rFonts w:ascii="Arial" w:cs="Arial" w:eastAsia="Arial" w:hAnsi="Arial"/>
@@ -19005,7 +19077,7 @@
             <w:pPr>
               <w:spacing w:after="20" w:before="0"/>
             </w:pPr>
-            <w:hyperlink w:history="1" r:id="rIdcv6axfthbncfclloekv2q">
+            <w:hyperlink w:history="1" r:id="rIdzv52ysdxj1dx36wc7rtx8">
               <w:r>
                 <w:rPr>
                   <w:rFonts w:ascii="Arial" w:cs="Arial" w:eastAsia="Arial" w:hAnsi="Arial"/>
@@ -19038,7 +19110,7 @@
               <w:spacing w:after="10" w:before="0"/>
               <w:ind w:left="120"/>
             </w:pPr>
-            <w:hyperlink w:history="1" r:id="rId1kxyjwky8acaia5k8q52a">
+            <w:hyperlink w:history="1" r:id="rId-8nxbsgcgogoysbrx1ohe">
               <w:r>
                 <w:rPr>
                   <w:rFonts w:ascii="Arial" w:cs="Arial" w:eastAsia="Arial" w:hAnsi="Arial"/>
@@ -20639,7 +20711,7 @@
             <w:pPr>
               <w:spacing w:after="20" w:before="0"/>
             </w:pPr>
-            <w:hyperlink w:history="1" r:id="rIdhrhoo2iojbeahz41_okbk">
+            <w:hyperlink w:history="1" r:id="rIdm4fuw7ydr1_sovehsq9kt">
               <w:r>
                 <w:rPr>
                   <w:rFonts w:ascii="Arial" w:cs="Arial" w:eastAsia="Arial" w:hAnsi="Arial"/>
@@ -20672,7 +20744,7 @@
               <w:spacing w:after="10" w:before="0"/>
               <w:ind w:left="120"/>
             </w:pPr>
-            <w:hyperlink w:history="1" r:id="rIdq014csm_nomz89eqh5ma7">
+            <w:hyperlink w:history="1" r:id="rId7uzqxj43hvl0pn0ytrjel">
               <w:r>
                 <w:rPr>
                   <w:rFonts w:ascii="Arial" w:cs="Arial" w:eastAsia="Arial" w:hAnsi="Arial"/>
@@ -20717,7 +20789,7 @@
             <w:pPr>
               <w:spacing w:after="20" w:before="0"/>
             </w:pPr>
-            <w:hyperlink w:history="1" r:id="rIdfqgvlz_9slmxqsfvpvnat">
+            <w:hyperlink w:history="1" r:id="rId8q23unztzr9rmafwtqfdb">
               <w:r>
                 <w:rPr>
                   <w:rFonts w:ascii="Arial" w:cs="Arial" w:eastAsia="Arial" w:hAnsi="Arial"/>
@@ -20750,7 +20822,7 @@
               <w:spacing w:after="10" w:before="0"/>
               <w:ind w:left="120"/>
             </w:pPr>
-            <w:hyperlink w:history="1" r:id="rIdgxahjtnullqom8rnqlner">
+            <w:hyperlink w:history="1" r:id="rIdnjtlhpdi3qb7d7skx52gm">
               <w:r>
                 <w:rPr>
                   <w:rFonts w:ascii="Arial" w:cs="Arial" w:eastAsia="Arial" w:hAnsi="Arial"/>
@@ -20945,7 +21017,7 @@
             <w:pPr>
               <w:spacing w:after="20" w:before="0"/>
             </w:pPr>
-            <w:hyperlink w:history="1" r:id="rIdxo3ysfycuesbwtfn5tkh_">
+            <w:hyperlink w:history="1" r:id="rIdodmm4ut59bj250g-pwhmx">
               <w:r>
                 <w:rPr>
                   <w:rFonts w:ascii="Arial" w:cs="Arial" w:eastAsia="Arial" w:hAnsi="Arial"/>
@@ -20978,7 +21050,7 @@
               <w:spacing w:after="10" w:before="0"/>
               <w:ind w:left="120"/>
             </w:pPr>
-            <w:hyperlink w:history="1" r:id="rIdummp9zrljmzrsn3ebbjg0">
+            <w:hyperlink w:history="1" r:id="rIdct4gn_yne1p7dighotbsj">
               <w:r>
                 <w:rPr>
                   <w:rFonts w:ascii="Arial" w:cs="Arial" w:eastAsia="Arial" w:hAnsi="Arial"/>
@@ -21023,7 +21095,7 @@
             <w:pPr>
               <w:spacing w:after="20" w:before="0"/>
             </w:pPr>
-            <w:hyperlink w:history="1" r:id="rIddeyrfx0vwhcrqkc3ak0k9">
+            <w:hyperlink w:history="1" r:id="rIdis_mjayvm5frwlxcc3ivg">
               <w:r>
                 <w:rPr>
                   <w:rFonts w:ascii="Arial" w:cs="Arial" w:eastAsia="Arial" w:hAnsi="Arial"/>
@@ -21056,7 +21128,7 @@
               <w:spacing w:after="10" w:before="0"/>
               <w:ind w:left="120"/>
             </w:pPr>
-            <w:hyperlink w:history="1" r:id="rIdzxuxdnvqn87x4mix3tsuh">
+            <w:hyperlink w:history="1" r:id="rIdazliwgilcy-wotr0ksi1m">
               <w:r>
                 <w:rPr>
                   <w:rFonts w:ascii="Arial" w:cs="Arial" w:eastAsia="Arial" w:hAnsi="Arial"/>
@@ -21251,7 +21323,7 @@
             <w:pPr>
               <w:spacing w:after="20" w:before="0"/>
             </w:pPr>
-            <w:hyperlink w:history="1" r:id="rIdzmmqtq3vgtha3fn_ve0n1">
+            <w:hyperlink w:history="1" r:id="rIdhoqs3gf96twtcu7qffdon">
               <w:r>
                 <w:rPr>
                   <w:rFonts w:ascii="Arial" w:cs="Arial" w:eastAsia="Arial" w:hAnsi="Arial"/>
@@ -21284,7 +21356,7 @@
               <w:spacing w:after="10" w:before="0"/>
               <w:ind w:left="120"/>
             </w:pPr>
-            <w:hyperlink w:history="1" r:id="rIdav5hca7ffmcrwhvlvswkc">
+            <w:hyperlink w:history="1" r:id="rIdrxfyjl6k8ohrbuzd8jjj2">
               <w:r>
                 <w:rPr>
                   <w:rFonts w:ascii="Arial" w:cs="Arial" w:eastAsia="Arial" w:hAnsi="Arial"/>
@@ -21329,7 +21401,7 @@
             <w:pPr>
               <w:spacing w:after="20" w:before="0"/>
             </w:pPr>
-            <w:hyperlink w:history="1" r:id="rId71ef2wewksfeqrcmafbtu">
+            <w:hyperlink w:history="1" r:id="rIdv_i1n1apbx-elfpjhgqtd">
               <w:r>
                 <w:rPr>
                   <w:rFonts w:ascii="Arial" w:cs="Arial" w:eastAsia="Arial" w:hAnsi="Arial"/>
@@ -21362,7 +21434,7 @@
               <w:spacing w:after="10" w:before="0"/>
               <w:ind w:left="120"/>
             </w:pPr>
-            <w:hyperlink w:history="1" r:id="rIdus12fxteqgt7cnrbxzmd9">
+            <w:hyperlink w:history="1" r:id="rIdi2b-mvcn42q-xpzethgur">
               <w:r>
                 <w:rPr>
                   <w:rFonts w:ascii="Arial" w:cs="Arial" w:eastAsia="Arial" w:hAnsi="Arial"/>
@@ -21557,7 +21629,7 @@
             <w:pPr>
               <w:spacing w:after="20" w:before="0"/>
             </w:pPr>
-            <w:hyperlink w:history="1" r:id="rId4wcxotvo_t3d5jesaj7ne">
+            <w:hyperlink w:history="1" r:id="rIdf1buin7bf7rztqazlfjwl">
               <w:r>
                 <w:rPr>
                   <w:rFonts w:ascii="Arial" w:cs="Arial" w:eastAsia="Arial" w:hAnsi="Arial"/>
@@ -21590,7 +21662,7 @@
               <w:spacing w:after="10" w:before="0"/>
               <w:ind w:left="120"/>
             </w:pPr>
-            <w:hyperlink w:history="1" r:id="rIdn5lcbmygyhlrgfqmbktv-">
+            <w:hyperlink w:history="1" r:id="rId1bkyphloyr5mr7hp9att6">
               <w:r>
                 <w:rPr>
                   <w:rFonts w:ascii="Arial" w:cs="Arial" w:eastAsia="Arial" w:hAnsi="Arial"/>
@@ -21635,7 +21707,7 @@
             <w:pPr>
               <w:spacing w:after="20" w:before="0"/>
             </w:pPr>
-            <w:hyperlink w:history="1" r:id="rIdu2f2vc1dde7t-1edr847l">
+            <w:hyperlink w:history="1" r:id="rIdd1nkq8yqdrznl57ti5e27">
               <w:r>
                 <w:rPr>
                   <w:rFonts w:ascii="Arial" w:cs="Arial" w:eastAsia="Arial" w:hAnsi="Arial"/>
@@ -21668,7 +21740,7 @@
               <w:spacing w:after="10" w:before="0"/>
               <w:ind w:left="120"/>
             </w:pPr>
-            <w:hyperlink w:history="1" r:id="rIdednrx5h7hcsatgoisvjlh">
+            <w:hyperlink w:history="1" r:id="rIdl4ogx3kdh8wwz6w73qubl">
               <w:r>
                 <w:rPr>
                   <w:rFonts w:ascii="Arial" w:cs="Arial" w:eastAsia="Arial" w:hAnsi="Arial"/>
@@ -21863,7 +21935,7 @@
             <w:pPr>
               <w:spacing w:after="20" w:before="0"/>
             </w:pPr>
-            <w:hyperlink w:history="1" r:id="rIding2_zs5kffmb7cxwjcht">
+            <w:hyperlink w:history="1" r:id="rIdcorqwfxaukbhbhyzeg_e7">
               <w:r>
                 <w:rPr>
                   <w:rFonts w:ascii="Arial" w:cs="Arial" w:eastAsia="Arial" w:hAnsi="Arial"/>
@@ -21896,7 +21968,7 @@
               <w:spacing w:after="10" w:before="0"/>
               <w:ind w:left="120"/>
             </w:pPr>
-            <w:hyperlink w:history="1" r:id="rIdxet4c-1waejym7pea-kyf">
+            <w:hyperlink w:history="1" r:id="rIdjsmo2zsc4_yktjbwqwkno">
               <w:r>
                 <w:rPr>
                   <w:rFonts w:ascii="Arial" w:cs="Arial" w:eastAsia="Arial" w:hAnsi="Arial"/>
@@ -21941,7 +22013,7 @@
             <w:pPr>
               <w:spacing w:after="20" w:before="0"/>
             </w:pPr>
-            <w:hyperlink w:history="1" r:id="rIdbgmqny_vsz9jlk4ujd5df">
+            <w:hyperlink w:history="1" r:id="rIdepzkyxjfum18q2c8vxz15">
               <w:r>
                 <w:rPr>
                   <w:rFonts w:ascii="Arial" w:cs="Arial" w:eastAsia="Arial" w:hAnsi="Arial"/>
@@ -21974,7 +22046,7 @@
               <w:spacing w:after="10" w:before="0"/>
               <w:ind w:left="120"/>
             </w:pPr>
-            <w:hyperlink w:history="1" r:id="rId4xwn_03bjf02ntkecoul_">
+            <w:hyperlink w:history="1" r:id="rIdfju48qim1b-ewhylqlyya">
               <w:r>
                 <w:rPr>
                   <w:rFonts w:ascii="Arial" w:cs="Arial" w:eastAsia="Arial" w:hAnsi="Arial"/>
@@ -23575,7 +23647,7 @@
             <w:pPr>
               <w:spacing w:after="20" w:before="0"/>
             </w:pPr>
-            <w:hyperlink w:history="1" r:id="rIdcukb5wbblxdvcik4e8k2k">
+            <w:hyperlink w:history="1" r:id="rIdbbjsrtad0ufzsx_o42vxq">
               <w:r>
                 <w:rPr>
                   <w:rFonts w:ascii="Arial" w:cs="Arial" w:eastAsia="Arial" w:hAnsi="Arial"/>
@@ -23608,7 +23680,7 @@
               <w:spacing w:after="10" w:before="0"/>
               <w:ind w:left="120"/>
             </w:pPr>
-            <w:hyperlink w:history="1" r:id="rIdbth8twxpnz3craqi5k327">
+            <w:hyperlink w:history="1" r:id="rIdw4av_mi_ry3opeyosu26f">
               <w:r>
                 <w:rPr>
                   <w:rFonts w:ascii="Arial" w:cs="Arial" w:eastAsia="Arial" w:hAnsi="Arial"/>
@@ -23653,7 +23725,7 @@
             <w:pPr>
               <w:spacing w:after="20" w:before="0"/>
             </w:pPr>
-            <w:hyperlink w:history="1" r:id="rIdv0ej_xvmxdckjhk8lzyqp">
+            <w:hyperlink w:history="1" r:id="rIdcsoxhgcbwkcw28ktd2xel">
               <w:r>
                 <w:rPr>
                   <w:rFonts w:ascii="Arial" w:cs="Arial" w:eastAsia="Arial" w:hAnsi="Arial"/>
@@ -23686,7 +23758,7 @@
               <w:spacing w:after="10" w:before="0"/>
               <w:ind w:left="120"/>
             </w:pPr>
-            <w:hyperlink w:history="1" r:id="rIdnqipmljnp2kypip87obju">
+            <w:hyperlink w:history="1" r:id="rIdnrzu_u7ovwqbw1_uvl80d">
               <w:r>
                 <w:rPr>
                   <w:rFonts w:ascii="Arial" w:cs="Arial" w:eastAsia="Arial" w:hAnsi="Arial"/>
@@ -23881,7 +23953,7 @@
             <w:pPr>
               <w:spacing w:after="20" w:before="0"/>
             </w:pPr>
-            <w:hyperlink w:history="1" r:id="rIdsfs3egkara02dkp_tgxbw">
+            <w:hyperlink w:history="1" r:id="rIdyukype9boguqamomq26hw">
               <w:r>
                 <w:rPr>
                   <w:rFonts w:ascii="Arial" w:cs="Arial" w:eastAsia="Arial" w:hAnsi="Arial"/>
@@ -23914,7 +23986,7 @@
               <w:spacing w:after="10" w:before="0"/>
               <w:ind w:left="120"/>
             </w:pPr>
-            <w:hyperlink w:history="1" r:id="rIdt7ailmua9uhb6ldsobm1u">
+            <w:hyperlink w:history="1" r:id="rIdk9yjkgnvgrumihqnwfs8v">
               <w:r>
                 <w:rPr>
                   <w:rFonts w:ascii="Arial" w:cs="Arial" w:eastAsia="Arial" w:hAnsi="Arial"/>
@@ -23959,7 +24031,7 @@
             <w:pPr>
               <w:spacing w:after="20" w:before="0"/>
             </w:pPr>
-            <w:hyperlink w:history="1" r:id="rId8qi0fqz3w3pvffjnab2vz">
+            <w:hyperlink w:history="1" r:id="rIdcvz60olw1hwmogopzcdir">
               <w:r>
                 <w:rPr>
                   <w:rFonts w:ascii="Arial" w:cs="Arial" w:eastAsia="Arial" w:hAnsi="Arial"/>
@@ -23992,7 +24064,7 @@
               <w:spacing w:after="10" w:before="0"/>
               <w:ind w:left="120"/>
             </w:pPr>
-            <w:hyperlink w:history="1" r:id="rId1drmnyyyehvjkect-en3z">
+            <w:hyperlink w:history="1" r:id="rIdxt08mx4lgbpxjtbgv4iv0">
               <w:r>
                 <w:rPr>
                   <w:rFonts w:ascii="Arial" w:cs="Arial" w:eastAsia="Arial" w:hAnsi="Arial"/>
@@ -24187,7 +24259,7 @@
             <w:pPr>
               <w:spacing w:after="20" w:before="0"/>
             </w:pPr>
-            <w:hyperlink w:history="1" r:id="rIdzgh7ylrxewiiozjdhft8u">
+            <w:hyperlink w:history="1" r:id="rIdcspfp12-jbirnugmj414k">
               <w:r>
                 <w:rPr>
                   <w:rFonts w:ascii="Arial" w:cs="Arial" w:eastAsia="Arial" w:hAnsi="Arial"/>
@@ -24220,7 +24292,7 @@
               <w:spacing w:after="10" w:before="0"/>
               <w:ind w:left="120"/>
             </w:pPr>
-            <w:hyperlink w:history="1" r:id="rIdw_0egjpknmkzoy__l8owa">
+            <w:hyperlink w:history="1" r:id="rId74byzycmhlxkcvixsfrp1">
               <w:r>
                 <w:rPr>
                   <w:rFonts w:ascii="Arial" w:cs="Arial" w:eastAsia="Arial" w:hAnsi="Arial"/>
@@ -24265,7 +24337,7 @@
             <w:pPr>
               <w:spacing w:after="20" w:before="0"/>
             </w:pPr>
-            <w:hyperlink w:history="1" r:id="rIdoqlhrqkvqta6dg7hxm_vj">
+            <w:hyperlink w:history="1" r:id="rIdzzro7xngorynxj_al8yvf">
               <w:r>
                 <w:rPr>
                   <w:rFonts w:ascii="Arial" w:cs="Arial" w:eastAsia="Arial" w:hAnsi="Arial"/>
@@ -24298,7 +24370,7 @@
               <w:spacing w:after="10" w:before="0"/>
               <w:ind w:left="120"/>
             </w:pPr>
-            <w:hyperlink w:history="1" r:id="rIdrt0tmidvio2e8onvhtenm">
+            <w:hyperlink w:history="1" r:id="rIdpvbz-3pockfteokkvdih_">
               <w:r>
                 <w:rPr>
                   <w:rFonts w:ascii="Arial" w:cs="Arial" w:eastAsia="Arial" w:hAnsi="Arial"/>
@@ -24493,7 +24565,7 @@
             <w:pPr>
               <w:spacing w:after="20" w:before="0"/>
             </w:pPr>
-            <w:hyperlink w:history="1" r:id="rIdqxxt4uy9wmzpeikz-kqts">
+            <w:hyperlink w:history="1" r:id="rId44hqkkbvu9m-fsue6fd0u">
               <w:r>
                 <w:rPr>
                   <w:rFonts w:ascii="Arial" w:cs="Arial" w:eastAsia="Arial" w:hAnsi="Arial"/>
@@ -24526,7 +24598,7 @@
               <w:spacing w:after="10" w:before="0"/>
               <w:ind w:left="120"/>
             </w:pPr>
-            <w:hyperlink w:history="1" r:id="rIdaom6ltx5xy-nwjlh71ksp">
+            <w:hyperlink w:history="1" r:id="rIdlvsaiarbnnq3kzk05oibl">
               <w:r>
                 <w:rPr>
                   <w:rFonts w:ascii="Arial" w:cs="Arial" w:eastAsia="Arial" w:hAnsi="Arial"/>
@@ -24571,7 +24643,7 @@
             <w:pPr>
               <w:spacing w:after="20" w:before="0"/>
             </w:pPr>
-            <w:hyperlink w:history="1" r:id="rIdyxxv1blil1owgjakokujm">
+            <w:hyperlink w:history="1" r:id="rIdbwbu-ytqwjp9uilycifme">
               <w:r>
                 <w:rPr>
                   <w:rFonts w:ascii="Arial" w:cs="Arial" w:eastAsia="Arial" w:hAnsi="Arial"/>
@@ -24604,7 +24676,7 @@
               <w:spacing w:after="10" w:before="0"/>
               <w:ind w:left="120"/>
             </w:pPr>
-            <w:hyperlink w:history="1" r:id="rId7rmdi9qvvuw_t77woa3-9">
+            <w:hyperlink w:history="1" r:id="rId1_w6cil2fe6o7l0t1ph6z">
               <w:r>
                 <w:rPr>
                   <w:rFonts w:ascii="Arial" w:cs="Arial" w:eastAsia="Arial" w:hAnsi="Arial"/>
@@ -24799,7 +24871,7 @@
             <w:pPr>
               <w:spacing w:after="20" w:before="0"/>
             </w:pPr>
-            <w:hyperlink w:history="1" r:id="rIddfqq3tmy2ww6mkifobmc4">
+            <w:hyperlink w:history="1" r:id="rIdhxpwadnsdpfjgokfc-auu">
               <w:r>
                 <w:rPr>
                   <w:rFonts w:ascii="Arial" w:cs="Arial" w:eastAsia="Arial" w:hAnsi="Arial"/>
@@ -24832,7 +24904,7 @@
               <w:spacing w:after="10" w:before="0"/>
               <w:ind w:left="120"/>
             </w:pPr>
-            <w:hyperlink w:history="1" r:id="rIdzqzwe1cmdr-ftveecowj5">
+            <w:hyperlink w:history="1" r:id="rIdckhtgxtxbk_s7_8qyqnba">
               <w:r>
                 <w:rPr>
                   <w:rFonts w:ascii="Arial" w:cs="Arial" w:eastAsia="Arial" w:hAnsi="Arial"/>
@@ -24877,7 +24949,7 @@
             <w:pPr>
               <w:spacing w:after="20" w:before="0"/>
             </w:pPr>
-            <w:hyperlink w:history="1" r:id="rIdatxvd_w3_iyxm-0ktfuew">
+            <w:hyperlink w:history="1" r:id="rId1zcmcwzljf-czheg_bea8">
               <w:r>
                 <w:rPr>
                   <w:rFonts w:ascii="Arial" w:cs="Arial" w:eastAsia="Arial" w:hAnsi="Arial"/>
@@ -24910,7 +24982,7 @@
               <w:spacing w:after="10" w:before="0"/>
               <w:ind w:left="120"/>
             </w:pPr>
-            <w:hyperlink w:history="1" r:id="rIdfrwk1wnifx6qzccqos7wa">
+            <w:hyperlink w:history="1" r:id="rId9xgnkaxfllyr_8ydgmwhc">
               <w:r>
                 <w:rPr>
                   <w:rFonts w:ascii="Arial" w:cs="Arial" w:eastAsia="Arial" w:hAnsi="Arial"/>

--- a/data/outputs/v2/General_Science/SS2.2_Chemical_Families/General_Science_Chemical_Families_CBE_LessonSequence.docx
+++ b/data/outputs/v2/General_Science/SS2.2_Chemical_Families/General_Science_Chemical_Families_CBE_LessonSequence.docx
@@ -3437,7 +3437,7 @@
             <w:pPr>
               <w:spacing w:after="20" w:before="0"/>
             </w:pPr>
-            <w:hyperlink w:history="1" r:id="rId4m_rch816ls_zed-uiadn">
+            <w:hyperlink w:history="1" r:id="rId5mvz39vkqe2yahcmopdk8">
               <w:r>
                 <w:rPr>
                   <w:rFonts w:ascii="Arial" w:cs="Arial" w:eastAsia="Arial" w:hAnsi="Arial"/>
@@ -3470,7 +3470,7 @@
               <w:spacing w:after="10" w:before="0"/>
               <w:ind w:left="120"/>
             </w:pPr>
-            <w:hyperlink w:history="1" r:id="rIds0dkz0mvdmrgre3b4ho3r">
+            <w:hyperlink w:history="1" r:id="rId0jmbwadzltuqj0vdpicl-">
               <w:r>
                 <w:rPr>
                   <w:rFonts w:ascii="Arial" w:cs="Arial" w:eastAsia="Arial" w:hAnsi="Arial"/>
@@ -3515,7 +3515,7 @@
             <w:pPr>
               <w:spacing w:after="20" w:before="0"/>
             </w:pPr>
-            <w:hyperlink w:history="1" r:id="rId6k9_1zodwfwtrhrsgsnlt">
+            <w:hyperlink w:history="1" r:id="rId1rl5nfv7mqfzpomufjonf">
               <w:r>
                 <w:rPr>
                   <w:rFonts w:ascii="Arial" w:cs="Arial" w:eastAsia="Arial" w:hAnsi="Arial"/>
@@ -3548,7 +3548,7 @@
               <w:spacing w:after="10" w:before="0"/>
               <w:ind w:left="120"/>
             </w:pPr>
-            <w:hyperlink w:history="1" r:id="rId29fewyfxwteplxc-2uqpu">
+            <w:hyperlink w:history="1" r:id="rIdm98jfhxyhknvjmz2kg5wc">
               <w:r>
                 <w:rPr>
                   <w:rFonts w:ascii="Arial" w:cs="Arial" w:eastAsia="Arial" w:hAnsi="Arial"/>
@@ -3743,7 +3743,7 @@
             <w:pPr>
               <w:spacing w:after="20" w:before="0"/>
             </w:pPr>
-            <w:hyperlink w:history="1" r:id="rIdmf9tlc2-vgmege86ddhp0">
+            <w:hyperlink w:history="1" r:id="rIdumxb69n361douxbsorpd4">
               <w:r>
                 <w:rPr>
                   <w:rFonts w:ascii="Arial" w:cs="Arial" w:eastAsia="Arial" w:hAnsi="Arial"/>
@@ -3776,7 +3776,7 @@
               <w:spacing w:after="10" w:before="0"/>
               <w:ind w:left="120"/>
             </w:pPr>
-            <w:hyperlink w:history="1" r:id="rIdb3yp66v51qhoahwdrsvsz">
+            <w:hyperlink w:history="1" r:id="rId_ydesrhvbw7_yzgkbbxxf">
               <w:r>
                 <w:rPr>
                   <w:rFonts w:ascii="Arial" w:cs="Arial" w:eastAsia="Arial" w:hAnsi="Arial"/>
@@ -3821,7 +3821,7 @@
             <w:pPr>
               <w:spacing w:after="20" w:before="0"/>
             </w:pPr>
-            <w:hyperlink w:history="1" r:id="rIdozf8jgmqhhlsc9qgls5-n">
+            <w:hyperlink w:history="1" r:id="rIdr4-woryy8lhou-dqgy9t8">
               <w:r>
                 <w:rPr>
                   <w:rFonts w:ascii="Arial" w:cs="Arial" w:eastAsia="Arial" w:hAnsi="Arial"/>
@@ -3854,7 +3854,7 @@
               <w:spacing w:after="10" w:before="0"/>
               <w:ind w:left="120"/>
             </w:pPr>
-            <w:hyperlink w:history="1" r:id="rIdcykzpkysuhjdvaoo0m1rd">
+            <w:hyperlink w:history="1" r:id="rId63gekf52idmvctjwekooy">
               <w:r>
                 <w:rPr>
                   <w:rFonts w:ascii="Arial" w:cs="Arial" w:eastAsia="Arial" w:hAnsi="Arial"/>
@@ -4049,7 +4049,7 @@
             <w:pPr>
               <w:spacing w:after="20" w:before="0"/>
             </w:pPr>
-            <w:hyperlink w:history="1" r:id="rIdux52ccv08pwhbhlxcoh6v">
+            <w:hyperlink w:history="1" r:id="rIdaggtdtsj-gvxosir_7yg0">
               <w:r>
                 <w:rPr>
                   <w:rFonts w:ascii="Arial" w:cs="Arial" w:eastAsia="Arial" w:hAnsi="Arial"/>
@@ -4082,7 +4082,7 @@
               <w:spacing w:after="10" w:before="0"/>
               <w:ind w:left="120"/>
             </w:pPr>
-            <w:hyperlink w:history="1" r:id="rIdc84e5mxsjcrkblwzrudd6">
+            <w:hyperlink w:history="1" r:id="rIdccvg9yo1xh2kvk_hrklfn">
               <w:r>
                 <w:rPr>
                   <w:rFonts w:ascii="Arial" w:cs="Arial" w:eastAsia="Arial" w:hAnsi="Arial"/>
@@ -4127,7 +4127,7 @@
             <w:pPr>
               <w:spacing w:after="20" w:before="0"/>
             </w:pPr>
-            <w:hyperlink w:history="1" r:id="rIdm8x5n6wfwgnbmkbq7vp62">
+            <w:hyperlink w:history="1" r:id="rId3vddx4u5ybwawax_kgtvy">
               <w:r>
                 <w:rPr>
                   <w:rFonts w:ascii="Arial" w:cs="Arial" w:eastAsia="Arial" w:hAnsi="Arial"/>
@@ -4160,7 +4160,7 @@
               <w:spacing w:after="10" w:before="0"/>
               <w:ind w:left="120"/>
             </w:pPr>
-            <w:hyperlink w:history="1" r:id="rIdcpirjmj7_jlpgozbku4z9">
+            <w:hyperlink w:history="1" r:id="rIda5tcyq1mir_f87hb4qvpu">
               <w:r>
                 <w:rPr>
                   <w:rFonts w:ascii="Arial" w:cs="Arial" w:eastAsia="Arial" w:hAnsi="Arial"/>
@@ -4355,7 +4355,7 @@
             <w:pPr>
               <w:spacing w:after="20" w:before="0"/>
             </w:pPr>
-            <w:hyperlink w:history="1" r:id="rIdn5hkf8u21y3pmcsabonwv">
+            <w:hyperlink w:history="1" r:id="rIdfi1kyag9grujxqje1ltou">
               <w:r>
                 <w:rPr>
                   <w:rFonts w:ascii="Arial" w:cs="Arial" w:eastAsia="Arial" w:hAnsi="Arial"/>
@@ -4388,7 +4388,7 @@
               <w:spacing w:after="10" w:before="0"/>
               <w:ind w:left="120"/>
             </w:pPr>
-            <w:hyperlink w:history="1" r:id="rId6fvkkrisyan8t2zjenyht">
+            <w:hyperlink w:history="1" r:id="rIduhuhpc8tbbpvyu5lcsuqw">
               <w:r>
                 <w:rPr>
                   <w:rFonts w:ascii="Arial" w:cs="Arial" w:eastAsia="Arial" w:hAnsi="Arial"/>
@@ -4433,7 +4433,7 @@
             <w:pPr>
               <w:spacing w:after="20" w:before="0"/>
             </w:pPr>
-            <w:hyperlink w:history="1" r:id="rId3jdpqwdh0hyc8qqcxscmi">
+            <w:hyperlink w:history="1" r:id="rIdel4ytbyleswusgurchio7">
               <w:r>
                 <w:rPr>
                   <w:rFonts w:ascii="Arial" w:cs="Arial" w:eastAsia="Arial" w:hAnsi="Arial"/>
@@ -4466,7 +4466,7 @@
               <w:spacing w:after="10" w:before="0"/>
               <w:ind w:left="120"/>
             </w:pPr>
-            <w:hyperlink w:history="1" r:id="rIddblrhaug6f2safud7_jqc">
+            <w:hyperlink w:history="1" r:id="rIdzsdiwjteqcfgdotjqaohx">
               <w:r>
                 <w:rPr>
                   <w:rFonts w:ascii="Arial" w:cs="Arial" w:eastAsia="Arial" w:hAnsi="Arial"/>
@@ -4661,7 +4661,7 @@
             <w:pPr>
               <w:spacing w:after="20" w:before="0"/>
             </w:pPr>
-            <w:hyperlink w:history="1" r:id="rId-sjgaftmw4cplg5em5cdv">
+            <w:hyperlink w:history="1" r:id="rIdgcyogd6gjuota_olxmu8i">
               <w:r>
                 <w:rPr>
                   <w:rFonts w:ascii="Arial" w:cs="Arial" w:eastAsia="Arial" w:hAnsi="Arial"/>
@@ -4694,7 +4694,7 @@
               <w:spacing w:after="10" w:before="0"/>
               <w:ind w:left="120"/>
             </w:pPr>
-            <w:hyperlink w:history="1" r:id="rIdiqm6dpmfmo6pnchozdpj_">
+            <w:hyperlink w:history="1" r:id="rIdrowe3tiq-d91gtb9tayln">
               <w:r>
                 <w:rPr>
                   <w:rFonts w:ascii="Arial" w:cs="Arial" w:eastAsia="Arial" w:hAnsi="Arial"/>
@@ -4739,7 +4739,7 @@
             <w:pPr>
               <w:spacing w:after="20" w:before="0"/>
             </w:pPr>
-            <w:hyperlink w:history="1" r:id="rIdrpgilqrfzc6mo8drwoamv">
+            <w:hyperlink w:history="1" r:id="rIdnw9d53ctweq2pmwtlfqka">
               <w:r>
                 <w:rPr>
                   <w:rFonts w:ascii="Arial" w:cs="Arial" w:eastAsia="Arial" w:hAnsi="Arial"/>
@@ -4772,7 +4772,7 @@
               <w:spacing w:after="10" w:before="0"/>
               <w:ind w:left="120"/>
             </w:pPr>
-            <w:hyperlink w:history="1" r:id="rIdqfrvnuqntfrugq5opm3ht">
+            <w:hyperlink w:history="1" r:id="rId7molnu_gasztyope5urbi">
               <w:r>
                 <w:rPr>
                   <w:rFonts w:ascii="Arial" w:cs="Arial" w:eastAsia="Arial" w:hAnsi="Arial"/>
@@ -6259,7 +6259,7 @@
             <w:pPr>
               <w:spacing w:after="20" w:before="0"/>
             </w:pPr>
-            <w:hyperlink w:history="1" r:id="rIdec6pqdf7srlcq72wbntrz">
+            <w:hyperlink w:history="1" r:id="rIdnor1av9fciylkb_zimtpn">
               <w:r>
                 <w:rPr>
                   <w:rFonts w:ascii="Arial" w:cs="Arial" w:eastAsia="Arial" w:hAnsi="Arial"/>
@@ -6292,7 +6292,7 @@
               <w:spacing w:after="10" w:before="0"/>
               <w:ind w:left="120"/>
             </w:pPr>
-            <w:hyperlink w:history="1" r:id="rIdhzzg0bnhqct1menfpl--w">
+            <w:hyperlink w:history="1" r:id="rIdvyihtdl5p_7nckehpcwhe">
               <w:r>
                 <w:rPr>
                   <w:rFonts w:ascii="Arial" w:cs="Arial" w:eastAsia="Arial" w:hAnsi="Arial"/>
@@ -6337,7 +6337,7 @@
             <w:pPr>
               <w:spacing w:after="20" w:before="0"/>
             </w:pPr>
-            <w:hyperlink w:history="1" r:id="rIdzvufwn4_qhyxorou4ogww">
+            <w:hyperlink w:history="1" r:id="rId22vpg8epwwmovpc17drho">
               <w:r>
                 <w:rPr>
                   <w:rFonts w:ascii="Arial" w:cs="Arial" w:eastAsia="Arial" w:hAnsi="Arial"/>
@@ -6370,7 +6370,7 @@
               <w:spacing w:after="10" w:before="0"/>
               <w:ind w:left="120"/>
             </w:pPr>
-            <w:hyperlink w:history="1" r:id="rIdj8r6w-kfbbodtk2pcibjf">
+            <w:hyperlink w:history="1" r:id="rIdaohe1caad6cnfd7_l9rjp">
               <w:r>
                 <w:rPr>
                   <w:rFonts w:ascii="Arial" w:cs="Arial" w:eastAsia="Arial" w:hAnsi="Arial"/>
@@ -6565,7 +6565,7 @@
             <w:pPr>
               <w:spacing w:after="20" w:before="0"/>
             </w:pPr>
-            <w:hyperlink w:history="1" r:id="rIdjrpk89ahjfgxtde1qegwb">
+            <w:hyperlink w:history="1" r:id="rIdmnt0h6pknt0m6-zjq77bl">
               <w:r>
                 <w:rPr>
                   <w:rFonts w:ascii="Arial" w:cs="Arial" w:eastAsia="Arial" w:hAnsi="Arial"/>
@@ -6598,7 +6598,7 @@
               <w:spacing w:after="10" w:before="0"/>
               <w:ind w:left="120"/>
             </w:pPr>
-            <w:hyperlink w:history="1" r:id="rIdy2phzsm0axvapg5lpczen">
+            <w:hyperlink w:history="1" r:id="rIds8k__6k6dmsg8o8izxwh_">
               <w:r>
                 <w:rPr>
                   <w:rFonts w:ascii="Arial" w:cs="Arial" w:eastAsia="Arial" w:hAnsi="Arial"/>
@@ -6643,7 +6643,7 @@
             <w:pPr>
               <w:spacing w:after="20" w:before="0"/>
             </w:pPr>
-            <w:hyperlink w:history="1" r:id="rIdvz-7pciuwcehula-jmodp">
+            <w:hyperlink w:history="1" r:id="rIdhu6-hqmfbjagfy9pk-lij">
               <w:r>
                 <w:rPr>
                   <w:rFonts w:ascii="Arial" w:cs="Arial" w:eastAsia="Arial" w:hAnsi="Arial"/>
@@ -6676,7 +6676,7 @@
               <w:spacing w:after="10" w:before="0"/>
               <w:ind w:left="120"/>
             </w:pPr>
-            <w:hyperlink w:history="1" r:id="rIdjkwhec52fwfb2lvh27t_i">
+            <w:hyperlink w:history="1" r:id="rId3pwrfb_jeoogcbmwohwua">
               <w:r>
                 <w:rPr>
                   <w:rFonts w:ascii="Arial" w:cs="Arial" w:eastAsia="Arial" w:hAnsi="Arial"/>
@@ -6871,7 +6871,7 @@
             <w:pPr>
               <w:spacing w:after="20" w:before="0"/>
             </w:pPr>
-            <w:hyperlink w:history="1" r:id="rIdc07dqp3jgi7hy7_ifivie">
+            <w:hyperlink w:history="1" r:id="rIdnfdb-rznamkovzc4-abkx">
               <w:r>
                 <w:rPr>
                   <w:rFonts w:ascii="Arial" w:cs="Arial" w:eastAsia="Arial" w:hAnsi="Arial"/>
@@ -6904,7 +6904,7 @@
               <w:spacing w:after="10" w:before="0"/>
               <w:ind w:left="120"/>
             </w:pPr>
-            <w:hyperlink w:history="1" r:id="rId8a-srvhrqrsociuyegpaz">
+            <w:hyperlink w:history="1" r:id="rIdxzhhsexfpkll_gwanxpur">
               <w:r>
                 <w:rPr>
                   <w:rFonts w:ascii="Arial" w:cs="Arial" w:eastAsia="Arial" w:hAnsi="Arial"/>
@@ -6949,7 +6949,7 @@
             <w:pPr>
               <w:spacing w:after="20" w:before="0"/>
             </w:pPr>
-            <w:hyperlink w:history="1" r:id="rIdgeds0iigzxagpyty5k9lg">
+            <w:hyperlink w:history="1" r:id="rIduq_rhtvackfinupsslnw2">
               <w:r>
                 <w:rPr>
                   <w:rFonts w:ascii="Arial" w:cs="Arial" w:eastAsia="Arial" w:hAnsi="Arial"/>
@@ -6982,7 +6982,7 @@
               <w:spacing w:after="10" w:before="0"/>
               <w:ind w:left="120"/>
             </w:pPr>
-            <w:hyperlink w:history="1" r:id="rId4twgfxhb-sapza0gyubur">
+            <w:hyperlink w:history="1" r:id="rIdzxnzpvtnnwfuyrcl2dvbx">
               <w:r>
                 <w:rPr>
                   <w:rFonts w:ascii="Arial" w:cs="Arial" w:eastAsia="Arial" w:hAnsi="Arial"/>
@@ -7177,7 +7177,7 @@
             <w:pPr>
               <w:spacing w:after="20" w:before="0"/>
             </w:pPr>
-            <w:hyperlink w:history="1" r:id="rId9hgtbqbirg0yj5itofcta">
+            <w:hyperlink w:history="1" r:id="rIdnsj2hcpcqusam1qw9laru">
               <w:r>
                 <w:rPr>
                   <w:rFonts w:ascii="Arial" w:cs="Arial" w:eastAsia="Arial" w:hAnsi="Arial"/>
@@ -7210,7 +7210,7 @@
               <w:spacing w:after="10" w:before="0"/>
               <w:ind w:left="120"/>
             </w:pPr>
-            <w:hyperlink w:history="1" r:id="rIdxxnejnvh8ky2lepj8x01k">
+            <w:hyperlink w:history="1" r:id="rIdirzjfpssq226mjt9o3u1c">
               <w:r>
                 <w:rPr>
                   <w:rFonts w:ascii="Arial" w:cs="Arial" w:eastAsia="Arial" w:hAnsi="Arial"/>
@@ -7255,7 +7255,7 @@
             <w:pPr>
               <w:spacing w:after="20" w:before="0"/>
             </w:pPr>
-            <w:hyperlink w:history="1" r:id="rIdnyqcqo0crzfrzieja33lg">
+            <w:hyperlink w:history="1" r:id="rIdzhmwc_c8xegocmd2buu-c">
               <w:r>
                 <w:rPr>
                   <w:rFonts w:ascii="Arial" w:cs="Arial" w:eastAsia="Arial" w:hAnsi="Arial"/>
@@ -7288,7 +7288,7 @@
               <w:spacing w:after="10" w:before="0"/>
               <w:ind w:left="120"/>
             </w:pPr>
-            <w:hyperlink w:history="1" r:id="rIdbhhwggdsy31klwtrt3nbi">
+            <w:hyperlink w:history="1" r:id="rIdc94vnxpzkdpwuuviytc63">
               <w:r>
                 <w:rPr>
                   <w:rFonts w:ascii="Arial" w:cs="Arial" w:eastAsia="Arial" w:hAnsi="Arial"/>
@@ -7483,7 +7483,7 @@
             <w:pPr>
               <w:spacing w:after="20" w:before="0"/>
             </w:pPr>
-            <w:hyperlink w:history="1" r:id="rIdwxy5bzshndjx7viq-pjjb">
+            <w:hyperlink w:history="1" r:id="rId3mjcvphac4z3pupa5qve6">
               <w:r>
                 <w:rPr>
                   <w:rFonts w:ascii="Arial" w:cs="Arial" w:eastAsia="Arial" w:hAnsi="Arial"/>
@@ -7516,7 +7516,7 @@
               <w:spacing w:after="10" w:before="0"/>
               <w:ind w:left="120"/>
             </w:pPr>
-            <w:hyperlink w:history="1" r:id="rIde64trevgyaevd-a7eq-fu">
+            <w:hyperlink w:history="1" r:id="rIdb65q2cm9sv68iv25uhgoe">
               <w:r>
                 <w:rPr>
                   <w:rFonts w:ascii="Arial" w:cs="Arial" w:eastAsia="Arial" w:hAnsi="Arial"/>
@@ -7561,7 +7561,7 @@
             <w:pPr>
               <w:spacing w:after="20" w:before="0"/>
             </w:pPr>
-            <w:hyperlink w:history="1" r:id="rIdfjqdg-3ggwwq5ggqlf9w3">
+            <w:hyperlink w:history="1" r:id="rIdukm11jklzg0gvd2y9rlbv">
               <w:r>
                 <w:rPr>
                   <w:rFonts w:ascii="Arial" w:cs="Arial" w:eastAsia="Arial" w:hAnsi="Arial"/>
@@ -7594,7 +7594,7 @@
               <w:spacing w:after="10" w:before="0"/>
               <w:ind w:left="120"/>
             </w:pPr>
-            <w:hyperlink w:history="1" r:id="rId_u5t4nt5vgva5_sihxbc7">
+            <w:hyperlink w:history="1" r:id="rIdbsv3sfryyvou63q6tov2t">
               <w:r>
                 <w:rPr>
                   <w:rFonts w:ascii="Arial" w:cs="Arial" w:eastAsia="Arial" w:hAnsi="Arial"/>
@@ -9081,7 +9081,7 @@
             <w:pPr>
               <w:spacing w:after="20" w:before="0"/>
             </w:pPr>
-            <w:hyperlink w:history="1" r:id="rIdnbd71tgumiq0mlf4cioj-">
+            <w:hyperlink w:history="1" r:id="rIddkyrxlfjdy8hzjncpo4ts">
               <w:r>
                 <w:rPr>
                   <w:rFonts w:ascii="Arial" w:cs="Arial" w:eastAsia="Arial" w:hAnsi="Arial"/>
@@ -9114,7 +9114,7 @@
               <w:spacing w:after="10" w:before="0"/>
               <w:ind w:left="120"/>
             </w:pPr>
-            <w:hyperlink w:history="1" r:id="rId38c8zds_v-d1n3xucthon">
+            <w:hyperlink w:history="1" r:id="rIdpctiz-6q5rmz7cdpmfv-u">
               <w:r>
                 <w:rPr>
                   <w:rFonts w:ascii="Arial" w:cs="Arial" w:eastAsia="Arial" w:hAnsi="Arial"/>
@@ -9159,7 +9159,7 @@
             <w:pPr>
               <w:spacing w:after="20" w:before="0"/>
             </w:pPr>
-            <w:hyperlink w:history="1" r:id="rIdle9oma6gzslb7ouyvckns">
+            <w:hyperlink w:history="1" r:id="rIdzbskdibvcbhyuugtwxxt_">
               <w:r>
                 <w:rPr>
                   <w:rFonts w:ascii="Arial" w:cs="Arial" w:eastAsia="Arial" w:hAnsi="Arial"/>
@@ -9192,7 +9192,7 @@
               <w:spacing w:after="10" w:before="0"/>
               <w:ind w:left="120"/>
             </w:pPr>
-            <w:hyperlink w:history="1" r:id="rIdzxwhiazmxbi7upbth-565">
+            <w:hyperlink w:history="1" r:id="rIdi_eqemaijes7mvvy5ztsc">
               <w:r>
                 <w:rPr>
                   <w:rFonts w:ascii="Arial" w:cs="Arial" w:eastAsia="Arial" w:hAnsi="Arial"/>
@@ -9387,7 +9387,7 @@
             <w:pPr>
               <w:spacing w:after="20" w:before="0"/>
             </w:pPr>
-            <w:hyperlink w:history="1" r:id="rIdtlegcbibciqkyuhnqdv_j">
+            <w:hyperlink w:history="1" r:id="rIdcfz_mmfdycumqdfdlvwbm">
               <w:r>
                 <w:rPr>
                   <w:rFonts w:ascii="Arial" w:cs="Arial" w:eastAsia="Arial" w:hAnsi="Arial"/>
@@ -9420,7 +9420,7 @@
               <w:spacing w:after="10" w:before="0"/>
               <w:ind w:left="120"/>
             </w:pPr>
-            <w:hyperlink w:history="1" r:id="rIdgpdwn2nyszglmczvpxslc">
+            <w:hyperlink w:history="1" r:id="rId_psojjiqdonqml3xad42i">
               <w:r>
                 <w:rPr>
                   <w:rFonts w:ascii="Arial" w:cs="Arial" w:eastAsia="Arial" w:hAnsi="Arial"/>
@@ -9465,7 +9465,7 @@
             <w:pPr>
               <w:spacing w:after="20" w:before="0"/>
             </w:pPr>
-            <w:hyperlink w:history="1" r:id="rIdorubp-f3rtntaiwedrzjf">
+            <w:hyperlink w:history="1" r:id="rIdckf5e7x8nenkpbm4uy16s">
               <w:r>
                 <w:rPr>
                   <w:rFonts w:ascii="Arial" w:cs="Arial" w:eastAsia="Arial" w:hAnsi="Arial"/>
@@ -9498,7 +9498,7 @@
               <w:spacing w:after="10" w:before="0"/>
               <w:ind w:left="120"/>
             </w:pPr>
-            <w:hyperlink w:history="1" r:id="rIdymne0abzivkwcc_mlq_4x">
+            <w:hyperlink w:history="1" r:id="rIdk81ryrt2gq8b12owvgvrm">
               <w:r>
                 <w:rPr>
                   <w:rFonts w:ascii="Arial" w:cs="Arial" w:eastAsia="Arial" w:hAnsi="Arial"/>
@@ -9693,7 +9693,7 @@
             <w:pPr>
               <w:spacing w:after="20" w:before="0"/>
             </w:pPr>
-            <w:hyperlink w:history="1" r:id="rIdwbjjdsrzwt0xgg7si4c_q">
+            <w:hyperlink w:history="1" r:id="rIdfts_oq4l1js2xm7ni9cfx">
               <w:r>
                 <w:rPr>
                   <w:rFonts w:ascii="Arial" w:cs="Arial" w:eastAsia="Arial" w:hAnsi="Arial"/>
@@ -9726,7 +9726,7 @@
               <w:spacing w:after="10" w:before="0"/>
               <w:ind w:left="120"/>
             </w:pPr>
-            <w:hyperlink w:history="1" r:id="rIdzrgw4k819r2zypxog-trf">
+            <w:hyperlink w:history="1" r:id="rIdku2-kedrj33ap8fp1zscy">
               <w:r>
                 <w:rPr>
                   <w:rFonts w:ascii="Arial" w:cs="Arial" w:eastAsia="Arial" w:hAnsi="Arial"/>
@@ -9771,7 +9771,7 @@
             <w:pPr>
               <w:spacing w:after="20" w:before="0"/>
             </w:pPr>
-            <w:hyperlink w:history="1" r:id="rIdgxvdbt1uwt33qxecdi1wu">
+            <w:hyperlink w:history="1" r:id="rId__xw9k2ldqg6t4sdep9se">
               <w:r>
                 <w:rPr>
                   <w:rFonts w:ascii="Arial" w:cs="Arial" w:eastAsia="Arial" w:hAnsi="Arial"/>
@@ -9804,7 +9804,7 @@
               <w:spacing w:after="10" w:before="0"/>
               <w:ind w:left="120"/>
             </w:pPr>
-            <w:hyperlink w:history="1" r:id="rIdstr_fo46mpyawwvyhrjn5">
+            <w:hyperlink w:history="1" r:id="rIdltln3cbxvoj2yyogohb0a">
               <w:r>
                 <w:rPr>
                   <w:rFonts w:ascii="Arial" w:cs="Arial" w:eastAsia="Arial" w:hAnsi="Arial"/>
@@ -9999,7 +9999,7 @@
             <w:pPr>
               <w:spacing w:after="20" w:before="0"/>
             </w:pPr>
-            <w:hyperlink w:history="1" r:id="rId_sxvamvrgypm5nysyr9qj">
+            <w:hyperlink w:history="1" r:id="rIdtrxfkdzyfkjxzuuddrwap">
               <w:r>
                 <w:rPr>
                   <w:rFonts w:ascii="Arial" w:cs="Arial" w:eastAsia="Arial" w:hAnsi="Arial"/>
@@ -10032,7 +10032,7 @@
               <w:spacing w:after="10" w:before="0"/>
               <w:ind w:left="120"/>
             </w:pPr>
-            <w:hyperlink w:history="1" r:id="rIdltamu7lhtk5fm_-7v3gqp">
+            <w:hyperlink w:history="1" r:id="rIdjznvjnvfwmxh48sjqlcpf">
               <w:r>
                 <w:rPr>
                   <w:rFonts w:ascii="Arial" w:cs="Arial" w:eastAsia="Arial" w:hAnsi="Arial"/>
@@ -10077,7 +10077,7 @@
             <w:pPr>
               <w:spacing w:after="20" w:before="0"/>
             </w:pPr>
-            <w:hyperlink w:history="1" r:id="rIdsxf473mmyowiyomcastnk">
+            <w:hyperlink w:history="1" r:id="rIdvefeza7msazkw3rdaavtr">
               <w:r>
                 <w:rPr>
                   <w:rFonts w:ascii="Arial" w:cs="Arial" w:eastAsia="Arial" w:hAnsi="Arial"/>
@@ -10110,7 +10110,7 @@
               <w:spacing w:after="10" w:before="0"/>
               <w:ind w:left="120"/>
             </w:pPr>
-            <w:hyperlink w:history="1" r:id="rIdmpx1icbuticy914p6dgr3">
+            <w:hyperlink w:history="1" r:id="rId_tegxvya_dtp9xdatjnur">
               <w:r>
                 <w:rPr>
                   <w:rFonts w:ascii="Arial" w:cs="Arial" w:eastAsia="Arial" w:hAnsi="Arial"/>
@@ -10305,7 +10305,7 @@
             <w:pPr>
               <w:spacing w:after="20" w:before="0"/>
             </w:pPr>
-            <w:hyperlink w:history="1" r:id="rId7hbaojdednvupgjwpdxhw">
+            <w:hyperlink w:history="1" r:id="rIdi5dzduiowes3xks4m34w-">
               <w:r>
                 <w:rPr>
                   <w:rFonts w:ascii="Arial" w:cs="Arial" w:eastAsia="Arial" w:hAnsi="Arial"/>
@@ -10338,7 +10338,7 @@
               <w:spacing w:after="10" w:before="0"/>
               <w:ind w:left="120"/>
             </w:pPr>
-            <w:hyperlink w:history="1" r:id="rIdbjndlwwmwrvmhy2f4v-1j">
+            <w:hyperlink w:history="1" r:id="rIdwwcp7etop4ru2yivrypw_">
               <w:r>
                 <w:rPr>
                   <w:rFonts w:ascii="Arial" w:cs="Arial" w:eastAsia="Arial" w:hAnsi="Arial"/>
@@ -10383,7 +10383,7 @@
             <w:pPr>
               <w:spacing w:after="20" w:before="0"/>
             </w:pPr>
-            <w:hyperlink w:history="1" r:id="rIdxckqpmdw3wpwlihsteu4m">
+            <w:hyperlink w:history="1" r:id="rIdrftrmz5uwxkrzsat-vnrb">
               <w:r>
                 <w:rPr>
                   <w:rFonts w:ascii="Arial" w:cs="Arial" w:eastAsia="Arial" w:hAnsi="Arial"/>
@@ -10416,7 +10416,7 @@
               <w:spacing w:after="10" w:before="0"/>
               <w:ind w:left="120"/>
             </w:pPr>
-            <w:hyperlink w:history="1" r:id="rIdkl_roxv4ljakb_khx9shm">
+            <w:hyperlink w:history="1" r:id="rId47uxpjsrupuv5ddoq9fcj">
               <w:r>
                 <w:rPr>
                   <w:rFonts w:ascii="Arial" w:cs="Arial" w:eastAsia="Arial" w:hAnsi="Arial"/>
@@ -11903,7 +11903,7 @@
             <w:pPr>
               <w:spacing w:after="20" w:before="0"/>
             </w:pPr>
-            <w:hyperlink w:history="1" r:id="rIdbua_kxfie8e_fj8e65vw7">
+            <w:hyperlink w:history="1" r:id="rId4te04ikpjfme9brhvrqpp">
               <w:r>
                 <w:rPr>
                   <w:rFonts w:ascii="Arial" w:cs="Arial" w:eastAsia="Arial" w:hAnsi="Arial"/>
@@ -11936,7 +11936,7 @@
               <w:spacing w:after="10" w:before="0"/>
               <w:ind w:left="120"/>
             </w:pPr>
-            <w:hyperlink w:history="1" r:id="rIdzoefau_jwdmfk0mm792dg">
+            <w:hyperlink w:history="1" r:id="rIdcdynxh5hm65i426anogwx">
               <w:r>
                 <w:rPr>
                   <w:rFonts w:ascii="Arial" w:cs="Arial" w:eastAsia="Arial" w:hAnsi="Arial"/>
@@ -11981,7 +11981,7 @@
             <w:pPr>
               <w:spacing w:after="20" w:before="0"/>
             </w:pPr>
-            <w:hyperlink w:history="1" r:id="rIdntvr732iykna4rd6x9mkf">
+            <w:hyperlink w:history="1" r:id="rIdunilflfrguqwnvzfgr4kr">
               <w:r>
                 <w:rPr>
                   <w:rFonts w:ascii="Arial" w:cs="Arial" w:eastAsia="Arial" w:hAnsi="Arial"/>
@@ -12014,7 +12014,7 @@
               <w:spacing w:after="10" w:before="0"/>
               <w:ind w:left="120"/>
             </w:pPr>
-            <w:hyperlink w:history="1" r:id="rIddprbtxrkgxyy-v3tewwkv">
+            <w:hyperlink w:history="1" r:id="rIdvjez85oggpyibb7aauh4h">
               <w:r>
                 <w:rPr>
                   <w:rFonts w:ascii="Arial" w:cs="Arial" w:eastAsia="Arial" w:hAnsi="Arial"/>
@@ -12209,7 +12209,7 @@
             <w:pPr>
               <w:spacing w:after="20" w:before="0"/>
             </w:pPr>
-            <w:hyperlink w:history="1" r:id="rIdwmt3soowtigtv8dtzbabx">
+            <w:hyperlink w:history="1" r:id="rIdotkrvonqtezhtnztsl0yc">
               <w:r>
                 <w:rPr>
                   <w:rFonts w:ascii="Arial" w:cs="Arial" w:eastAsia="Arial" w:hAnsi="Arial"/>
@@ -12242,7 +12242,7 @@
               <w:spacing w:after="10" w:before="0"/>
               <w:ind w:left="120"/>
             </w:pPr>
-            <w:hyperlink w:history="1" r:id="rIdjkga0g5mt14gnvx35-zml">
+            <w:hyperlink w:history="1" r:id="rIdmwk70sxcgbli3lm7vfznv">
               <w:r>
                 <w:rPr>
                   <w:rFonts w:ascii="Arial" w:cs="Arial" w:eastAsia="Arial" w:hAnsi="Arial"/>
@@ -12287,7 +12287,7 @@
             <w:pPr>
               <w:spacing w:after="20" w:before="0"/>
             </w:pPr>
-            <w:hyperlink w:history="1" r:id="rIdcpqwzehecinaazovlye1f">
+            <w:hyperlink w:history="1" r:id="rIdyspxjrn0thjbcfg_jkb8f">
               <w:r>
                 <w:rPr>
                   <w:rFonts w:ascii="Arial" w:cs="Arial" w:eastAsia="Arial" w:hAnsi="Arial"/>
@@ -12320,7 +12320,7 @@
               <w:spacing w:after="10" w:before="0"/>
               <w:ind w:left="120"/>
             </w:pPr>
-            <w:hyperlink w:history="1" r:id="rIdbolnypn4cnhzediuvzzuy">
+            <w:hyperlink w:history="1" r:id="rIdipx1c-fm3erfgz9uluji_">
               <w:r>
                 <w:rPr>
                   <w:rFonts w:ascii="Arial" w:cs="Arial" w:eastAsia="Arial" w:hAnsi="Arial"/>
@@ -12515,7 +12515,7 @@
             <w:pPr>
               <w:spacing w:after="20" w:before="0"/>
             </w:pPr>
-            <w:hyperlink w:history="1" r:id="rId2qjiocxdsd0r4wovsn4jp">
+            <w:hyperlink w:history="1" r:id="rIdphismyavngcenovmb2wym">
               <w:r>
                 <w:rPr>
                   <w:rFonts w:ascii="Arial" w:cs="Arial" w:eastAsia="Arial" w:hAnsi="Arial"/>
@@ -12548,7 +12548,7 @@
               <w:spacing w:after="10" w:before="0"/>
               <w:ind w:left="120"/>
             </w:pPr>
-            <w:hyperlink w:history="1" r:id="rIdezil4b2id8yszbqtyqciz">
+            <w:hyperlink w:history="1" r:id="rId99joyaqlgnwu8rj_efehl">
               <w:r>
                 <w:rPr>
                   <w:rFonts w:ascii="Arial" w:cs="Arial" w:eastAsia="Arial" w:hAnsi="Arial"/>
@@ -12593,7 +12593,7 @@
             <w:pPr>
               <w:spacing w:after="20" w:before="0"/>
             </w:pPr>
-            <w:hyperlink w:history="1" r:id="rIdtrtfyrncriou15z4iopn4">
+            <w:hyperlink w:history="1" r:id="rIdmn4l2vowdjoxakfujgtwy">
               <w:r>
                 <w:rPr>
                   <w:rFonts w:ascii="Arial" w:cs="Arial" w:eastAsia="Arial" w:hAnsi="Arial"/>
@@ -12626,7 +12626,7 @@
               <w:spacing w:after="10" w:before="0"/>
               <w:ind w:left="120"/>
             </w:pPr>
-            <w:hyperlink w:history="1" r:id="rIdj3m9assm0c_neaogfndtf">
+            <w:hyperlink w:history="1" r:id="rIdeu6dp59f7jwrdqko0wvfl">
               <w:r>
                 <w:rPr>
                   <w:rFonts w:ascii="Arial" w:cs="Arial" w:eastAsia="Arial" w:hAnsi="Arial"/>
@@ -12821,7 +12821,7 @@
             <w:pPr>
               <w:spacing w:after="20" w:before="0"/>
             </w:pPr>
-            <w:hyperlink w:history="1" r:id="rId3yk4ux3karnnxofa8eyol">
+            <w:hyperlink w:history="1" r:id="rIdzhthebrqtzbio3tavusky">
               <w:r>
                 <w:rPr>
                   <w:rFonts w:ascii="Arial" w:cs="Arial" w:eastAsia="Arial" w:hAnsi="Arial"/>
@@ -12854,7 +12854,7 @@
               <w:spacing w:after="10" w:before="0"/>
               <w:ind w:left="120"/>
             </w:pPr>
-            <w:hyperlink w:history="1" r:id="rId6wqq3jpafvqp-e6_ukgbx">
+            <w:hyperlink w:history="1" r:id="rId3hzpmuny7tw002o91cz5i">
               <w:r>
                 <w:rPr>
                   <w:rFonts w:ascii="Arial" w:cs="Arial" w:eastAsia="Arial" w:hAnsi="Arial"/>
@@ -12899,7 +12899,7 @@
             <w:pPr>
               <w:spacing w:after="20" w:before="0"/>
             </w:pPr>
-            <w:hyperlink w:history="1" r:id="rIdwla98pupkbmyy44lzp9kr">
+            <w:hyperlink w:history="1" r:id="rIdudxtidvxzyd1v2jxpdhrx">
               <w:r>
                 <w:rPr>
                   <w:rFonts w:ascii="Arial" w:cs="Arial" w:eastAsia="Arial" w:hAnsi="Arial"/>
@@ -12932,7 +12932,7 @@
               <w:spacing w:after="10" w:before="0"/>
               <w:ind w:left="120"/>
             </w:pPr>
-            <w:hyperlink w:history="1" r:id="rId0gvmmkgxyomlhckxtm53v">
+            <w:hyperlink w:history="1" r:id="rIdxmfctwx8_i-q9jd6ynjph">
               <w:r>
                 <w:rPr>
                   <w:rFonts w:ascii="Arial" w:cs="Arial" w:eastAsia="Arial" w:hAnsi="Arial"/>
@@ -13127,7 +13127,7 @@
             <w:pPr>
               <w:spacing w:after="20" w:before="0"/>
             </w:pPr>
-            <w:hyperlink w:history="1" r:id="rIdqca3ipsymdykgiyshk5jb">
+            <w:hyperlink w:history="1" r:id="rIdv3ljryja3qsifxgsgzxbl">
               <w:r>
                 <w:rPr>
                   <w:rFonts w:ascii="Arial" w:cs="Arial" w:eastAsia="Arial" w:hAnsi="Arial"/>
@@ -13160,7 +13160,7 @@
               <w:spacing w:after="10" w:before="0"/>
               <w:ind w:left="120"/>
             </w:pPr>
-            <w:hyperlink w:history="1" r:id="rIdcebmjbm-s4rrwj2uqwnql">
+            <w:hyperlink w:history="1" r:id="rIdtj5jdr-yeyz55-8wnq5ay">
               <w:r>
                 <w:rPr>
                   <w:rFonts w:ascii="Arial" w:cs="Arial" w:eastAsia="Arial" w:hAnsi="Arial"/>
@@ -13205,7 +13205,7 @@
             <w:pPr>
               <w:spacing w:after="20" w:before="0"/>
             </w:pPr>
-            <w:hyperlink w:history="1" r:id="rIdnw6_4n67sv77woowwylkw">
+            <w:hyperlink w:history="1" r:id="rIdhjwpsmnl8lilwryigheq-">
               <w:r>
                 <w:rPr>
                   <w:rFonts w:ascii="Arial" w:cs="Arial" w:eastAsia="Arial" w:hAnsi="Arial"/>
@@ -13238,7 +13238,7 @@
               <w:spacing w:after="10" w:before="0"/>
               <w:ind w:left="120"/>
             </w:pPr>
-            <w:hyperlink w:history="1" r:id="rIdkaifx_5mw5byyvnqawxuq">
+            <w:hyperlink w:history="1" r:id="rIdljvvaw8xtvcd-9uuzhtbq">
               <w:r>
                 <w:rPr>
                   <w:rFonts w:ascii="Arial" w:cs="Arial" w:eastAsia="Arial" w:hAnsi="Arial"/>
@@ -14953,7 +14953,7 @@
             <w:pPr>
               <w:spacing w:after="20" w:before="0"/>
             </w:pPr>
-            <w:hyperlink w:history="1" r:id="rIdiht3s1e-1s6bjgik10hwe">
+            <w:hyperlink w:history="1" r:id="rIdhiill8bznk2tmuqn3zjdj">
               <w:r>
                 <w:rPr>
                   <w:rFonts w:ascii="Arial" w:cs="Arial" w:eastAsia="Arial" w:hAnsi="Arial"/>
@@ -14986,7 +14986,7 @@
               <w:spacing w:after="10" w:before="0"/>
               <w:ind w:left="120"/>
             </w:pPr>
-            <w:hyperlink w:history="1" r:id="rIdpbo0djykgyfc4qnt8qobg">
+            <w:hyperlink w:history="1" r:id="rIdplng5bq8uooroicxiqiu1">
               <w:r>
                 <w:rPr>
                   <w:rFonts w:ascii="Arial" w:cs="Arial" w:eastAsia="Arial" w:hAnsi="Arial"/>
@@ -15031,7 +15031,7 @@
             <w:pPr>
               <w:spacing w:after="20" w:before="0"/>
             </w:pPr>
-            <w:hyperlink w:history="1" r:id="rIdwongriovemvm1y0jpsomy">
+            <w:hyperlink w:history="1" r:id="rId3cyvltcbrcgw4difjvqt_">
               <w:r>
                 <w:rPr>
                   <w:rFonts w:ascii="Arial" w:cs="Arial" w:eastAsia="Arial" w:hAnsi="Arial"/>
@@ -15064,7 +15064,7 @@
               <w:spacing w:after="10" w:before="0"/>
               <w:ind w:left="120"/>
             </w:pPr>
-            <w:hyperlink w:history="1" r:id="rId2ic0izxdcps1lhzfsedcx">
+            <w:hyperlink w:history="1" r:id="rIdj1hidbaj7y7om3x0mhb6l">
               <w:r>
                 <w:rPr>
                   <w:rFonts w:ascii="Arial" w:cs="Arial" w:eastAsia="Arial" w:hAnsi="Arial"/>
@@ -15259,7 +15259,7 @@
             <w:pPr>
               <w:spacing w:after="20" w:before="0"/>
             </w:pPr>
-            <w:hyperlink w:history="1" r:id="rIdnrltausdcwtkpa0tqaed1">
+            <w:hyperlink w:history="1" r:id="rIdqvle6e0mjwsrbwhayuhi1">
               <w:r>
                 <w:rPr>
                   <w:rFonts w:ascii="Arial" w:cs="Arial" w:eastAsia="Arial" w:hAnsi="Arial"/>
@@ -15292,7 +15292,7 @@
               <w:spacing w:after="10" w:before="0"/>
               <w:ind w:left="120"/>
             </w:pPr>
-            <w:hyperlink w:history="1" r:id="rId8q-nlb08magbipl_nkgra">
+            <w:hyperlink w:history="1" r:id="rIdppr8gj8jmj5kqe6atfxi-">
               <w:r>
                 <w:rPr>
                   <w:rFonts w:ascii="Arial" w:cs="Arial" w:eastAsia="Arial" w:hAnsi="Arial"/>
@@ -15337,7 +15337,7 @@
             <w:pPr>
               <w:spacing w:after="20" w:before="0"/>
             </w:pPr>
-            <w:hyperlink w:history="1" r:id="rIdmjyqlz0zmyrwwvj-478q8">
+            <w:hyperlink w:history="1" r:id="rIdnymqonnczzeroygo0xfso">
               <w:r>
                 <w:rPr>
                   <w:rFonts w:ascii="Arial" w:cs="Arial" w:eastAsia="Arial" w:hAnsi="Arial"/>
@@ -15370,7 +15370,7 @@
               <w:spacing w:after="10" w:before="0"/>
               <w:ind w:left="120"/>
             </w:pPr>
-            <w:hyperlink w:history="1" r:id="rIdysybkzkqvhcr71eg-pysk">
+            <w:hyperlink w:history="1" r:id="rIdqjf0igz_ahb2aa0r-t_cu">
               <w:r>
                 <w:rPr>
                   <w:rFonts w:ascii="Arial" w:cs="Arial" w:eastAsia="Arial" w:hAnsi="Arial"/>
@@ -15565,7 +15565,7 @@
             <w:pPr>
               <w:spacing w:after="20" w:before="0"/>
             </w:pPr>
-            <w:hyperlink w:history="1" r:id="rIdep02vh2xgexzxsqsul21a">
+            <w:hyperlink w:history="1" r:id="rIdk-zjc0lzsb0llsybq1n9u">
               <w:r>
                 <w:rPr>
                   <w:rFonts w:ascii="Arial" w:cs="Arial" w:eastAsia="Arial" w:hAnsi="Arial"/>
@@ -15598,7 +15598,7 @@
               <w:spacing w:after="10" w:before="0"/>
               <w:ind w:left="120"/>
             </w:pPr>
-            <w:hyperlink w:history="1" r:id="rId5cbdgdfunkhzugneipjqq">
+            <w:hyperlink w:history="1" r:id="rIdm8xtpbmpk9xz0l12ggltr">
               <w:r>
                 <w:rPr>
                   <w:rFonts w:ascii="Arial" w:cs="Arial" w:eastAsia="Arial" w:hAnsi="Arial"/>
@@ -15643,7 +15643,7 @@
             <w:pPr>
               <w:spacing w:after="20" w:before="0"/>
             </w:pPr>
-            <w:hyperlink w:history="1" r:id="rIdowib05uzilglnh3tu3ef2">
+            <w:hyperlink w:history="1" r:id="rIdd5wdcyycurolx1zrc1pu6">
               <w:r>
                 <w:rPr>
                   <w:rFonts w:ascii="Arial" w:cs="Arial" w:eastAsia="Arial" w:hAnsi="Arial"/>
@@ -15676,7 +15676,7 @@
               <w:spacing w:after="10" w:before="0"/>
               <w:ind w:left="120"/>
             </w:pPr>
-            <w:hyperlink w:history="1" r:id="rIdrruztwboszceq2bbxuoa_">
+            <w:hyperlink w:history="1" r:id="rIdxbui4ocj-zdmrqe4b9atc">
               <w:r>
                 <w:rPr>
                   <w:rFonts w:ascii="Arial" w:cs="Arial" w:eastAsia="Arial" w:hAnsi="Arial"/>
@@ -15871,7 +15871,7 @@
             <w:pPr>
               <w:spacing w:after="20" w:before="0"/>
             </w:pPr>
-            <w:hyperlink w:history="1" r:id="rIdvhxmug_s795dtpfzpdzts">
+            <w:hyperlink w:history="1" r:id="rId7itgcokmis51s658qpvb1">
               <w:r>
                 <w:rPr>
                   <w:rFonts w:ascii="Arial" w:cs="Arial" w:eastAsia="Arial" w:hAnsi="Arial"/>
@@ -15904,7 +15904,7 @@
               <w:spacing w:after="10" w:before="0"/>
               <w:ind w:left="120"/>
             </w:pPr>
-            <w:hyperlink w:history="1" r:id="rId8blny-ssxkehlzkvflwuj">
+            <w:hyperlink w:history="1" r:id="rIdvkveuv-411fza_qyo-iqh">
               <w:r>
                 <w:rPr>
                   <w:rFonts w:ascii="Arial" w:cs="Arial" w:eastAsia="Arial" w:hAnsi="Arial"/>
@@ -15949,7 +15949,7 @@
             <w:pPr>
               <w:spacing w:after="20" w:before="0"/>
             </w:pPr>
-            <w:hyperlink w:history="1" r:id="rIdvmuzaqgtwsdukdk6qk0wo">
+            <w:hyperlink w:history="1" r:id="rIdvlhbqlkwb5jfbnl_iudey">
               <w:r>
                 <w:rPr>
                   <w:rFonts w:ascii="Arial" w:cs="Arial" w:eastAsia="Arial" w:hAnsi="Arial"/>
@@ -15982,7 +15982,7 @@
               <w:spacing w:after="10" w:before="0"/>
               <w:ind w:left="120"/>
             </w:pPr>
-            <w:hyperlink w:history="1" r:id="rIdd2cxvv91yds1o5zfvbfpv">
+            <w:hyperlink w:history="1" r:id="rId7wmcb6nnctafbfi5tgrql">
               <w:r>
                 <w:rPr>
                   <w:rFonts w:ascii="Arial" w:cs="Arial" w:eastAsia="Arial" w:hAnsi="Arial"/>
@@ -16177,7 +16177,7 @@
             <w:pPr>
               <w:spacing w:after="20" w:before="0"/>
             </w:pPr>
-            <w:hyperlink w:history="1" r:id="rIdqbm16uxdm7zor_nmjdd9p">
+            <w:hyperlink w:history="1" r:id="rIdmnot2ztmvrtlersnmlnlq">
               <w:r>
                 <w:rPr>
                   <w:rFonts w:ascii="Arial" w:cs="Arial" w:eastAsia="Arial" w:hAnsi="Arial"/>
@@ -16210,7 +16210,7 @@
               <w:spacing w:after="10" w:before="0"/>
               <w:ind w:left="120"/>
             </w:pPr>
-            <w:hyperlink w:history="1" r:id="rIdsrjb7vjl_tdqspfabvkdi">
+            <w:hyperlink w:history="1" r:id="rId1xcp_roezrltum7xe-1my">
               <w:r>
                 <w:rPr>
                   <w:rFonts w:ascii="Arial" w:cs="Arial" w:eastAsia="Arial" w:hAnsi="Arial"/>
@@ -16255,7 +16255,7 @@
             <w:pPr>
               <w:spacing w:after="20" w:before="0"/>
             </w:pPr>
-            <w:hyperlink w:history="1" r:id="rId-nqzeuq8kbenqxccttvj5">
+            <w:hyperlink w:history="1" r:id="rIdg4z-iwxxyziiv5wpi1dfh">
               <w:r>
                 <w:rPr>
                   <w:rFonts w:ascii="Arial" w:cs="Arial" w:eastAsia="Arial" w:hAnsi="Arial"/>
@@ -16288,7 +16288,7 @@
               <w:spacing w:after="10" w:before="0"/>
               <w:ind w:left="120"/>
             </w:pPr>
-            <w:hyperlink w:history="1" r:id="rIdws4d8r6ob5ohhyga6yjtx">
+            <w:hyperlink w:history="1" r:id="rId4sjhiirpciteoyxxwheus">
               <w:r>
                 <w:rPr>
                   <w:rFonts w:ascii="Arial" w:cs="Arial" w:eastAsia="Arial" w:hAnsi="Arial"/>
@@ -17775,7 +17775,7 @@
             <w:pPr>
               <w:spacing w:after="20" w:before="0"/>
             </w:pPr>
-            <w:hyperlink w:history="1" r:id="rIdkfpfl79w3rvr72k0gtaum">
+            <w:hyperlink w:history="1" r:id="rIdf7yqm9-cpfg_9ztmicqiz">
               <w:r>
                 <w:rPr>
                   <w:rFonts w:ascii="Arial" w:cs="Arial" w:eastAsia="Arial" w:hAnsi="Arial"/>
@@ -17808,7 +17808,7 @@
               <w:spacing w:after="10" w:before="0"/>
               <w:ind w:left="120"/>
             </w:pPr>
-            <w:hyperlink w:history="1" r:id="rIdc7iaykhpllybbxd8lzsay">
+            <w:hyperlink w:history="1" r:id="rIdpv_mdb9l8yi0_4jlnd8gh">
               <w:r>
                 <w:rPr>
                   <w:rFonts w:ascii="Arial" w:cs="Arial" w:eastAsia="Arial" w:hAnsi="Arial"/>
@@ -17853,7 +17853,7 @@
             <w:pPr>
               <w:spacing w:after="20" w:before="0"/>
             </w:pPr>
-            <w:hyperlink w:history="1" r:id="rIdaemvxzzbtmwadca4yc_uz">
+            <w:hyperlink w:history="1" r:id="rIdbplot8dpjcazy6gjuml-a">
               <w:r>
                 <w:rPr>
                   <w:rFonts w:ascii="Arial" w:cs="Arial" w:eastAsia="Arial" w:hAnsi="Arial"/>
@@ -17886,7 +17886,7 @@
               <w:spacing w:after="10" w:before="0"/>
               <w:ind w:left="120"/>
             </w:pPr>
-            <w:hyperlink w:history="1" r:id="rIdcryopjw5cip7gdxxio_vq">
+            <w:hyperlink w:history="1" r:id="rIdzcfczfatmxou_g52qqkoi">
               <w:r>
                 <w:rPr>
                   <w:rFonts w:ascii="Arial" w:cs="Arial" w:eastAsia="Arial" w:hAnsi="Arial"/>
@@ -18081,7 +18081,7 @@
             <w:pPr>
               <w:spacing w:after="20" w:before="0"/>
             </w:pPr>
-            <w:hyperlink w:history="1" r:id="rIdytxtih4nd7mmm0dx6hkt-">
+            <w:hyperlink w:history="1" r:id="rIdnqgorebeqykletyrlsnka">
               <w:r>
                 <w:rPr>
                   <w:rFonts w:ascii="Arial" w:cs="Arial" w:eastAsia="Arial" w:hAnsi="Arial"/>
@@ -18114,7 +18114,7 @@
               <w:spacing w:after="10" w:before="0"/>
               <w:ind w:left="120"/>
             </w:pPr>
-            <w:hyperlink w:history="1" r:id="rIdetsvqs8iadnktqugdzzsr">
+            <w:hyperlink w:history="1" r:id="rIdqv91pzkt9v1kwihhhmtlr">
               <w:r>
                 <w:rPr>
                   <w:rFonts w:ascii="Arial" w:cs="Arial" w:eastAsia="Arial" w:hAnsi="Arial"/>
@@ -18159,7 +18159,7 @@
             <w:pPr>
               <w:spacing w:after="20" w:before="0"/>
             </w:pPr>
-            <w:hyperlink w:history="1" r:id="rIdy-4yknyad5e2kjye7-i2e">
+            <w:hyperlink w:history="1" r:id="rIdu5pm6sdjoj5vk6oatm1x9">
               <w:r>
                 <w:rPr>
                   <w:rFonts w:ascii="Arial" w:cs="Arial" w:eastAsia="Arial" w:hAnsi="Arial"/>
@@ -18192,7 +18192,7 @@
               <w:spacing w:after="10" w:before="0"/>
               <w:ind w:left="120"/>
             </w:pPr>
-            <w:hyperlink w:history="1" r:id="rIdyt61whqioqupleebkgzaa">
+            <w:hyperlink w:history="1" r:id="rIdtmpr6gxgvifr_aqqu-exe">
               <w:r>
                 <w:rPr>
                   <w:rFonts w:ascii="Arial" w:cs="Arial" w:eastAsia="Arial" w:hAnsi="Arial"/>
@@ -18387,7 +18387,7 @@
             <w:pPr>
               <w:spacing w:after="20" w:before="0"/>
             </w:pPr>
-            <w:hyperlink w:history="1" r:id="rIdnluhgf1xksxlfmqgnikdt">
+            <w:hyperlink w:history="1" r:id="rIdozo6vn4wv69c6vjipur-b">
               <w:r>
                 <w:rPr>
                   <w:rFonts w:ascii="Arial" w:cs="Arial" w:eastAsia="Arial" w:hAnsi="Arial"/>
@@ -18420,7 +18420,7 @@
               <w:spacing w:after="10" w:before="0"/>
               <w:ind w:left="120"/>
             </w:pPr>
-            <w:hyperlink w:history="1" r:id="rIdujipprtcsi8ibidybxow6">
+            <w:hyperlink w:history="1" r:id="rId66ccst6_nulm5uuglr9ei">
               <w:r>
                 <w:rPr>
                   <w:rFonts w:ascii="Arial" w:cs="Arial" w:eastAsia="Arial" w:hAnsi="Arial"/>
@@ -18465,7 +18465,7 @@
             <w:pPr>
               <w:spacing w:after="20" w:before="0"/>
             </w:pPr>
-            <w:hyperlink w:history="1" r:id="rIdz0ks9j5kdzihl7xrihvak">
+            <w:hyperlink w:history="1" r:id="rId8slkgglg11oueownay4pg">
               <w:r>
                 <w:rPr>
                   <w:rFonts w:ascii="Arial" w:cs="Arial" w:eastAsia="Arial" w:hAnsi="Arial"/>
@@ -18498,7 +18498,7 @@
               <w:spacing w:after="10" w:before="0"/>
               <w:ind w:left="120"/>
             </w:pPr>
-            <w:hyperlink w:history="1" r:id="rIdkf41vvopyybrvk5uftuex">
+            <w:hyperlink w:history="1" r:id="rIdhsjsxxndifekfbjlgvlej">
               <w:r>
                 <w:rPr>
                   <w:rFonts w:ascii="Arial" w:cs="Arial" w:eastAsia="Arial" w:hAnsi="Arial"/>
@@ -18693,7 +18693,7 @@
             <w:pPr>
               <w:spacing w:after="20" w:before="0"/>
             </w:pPr>
-            <w:hyperlink w:history="1" r:id="rIdeixubojrlrdkd1emfvauf">
+            <w:hyperlink w:history="1" r:id="rIdpd-deqbul3nywvlvjw1az">
               <w:r>
                 <w:rPr>
                   <w:rFonts w:ascii="Arial" w:cs="Arial" w:eastAsia="Arial" w:hAnsi="Arial"/>
@@ -18726,7 +18726,7 @@
               <w:spacing w:after="10" w:before="0"/>
               <w:ind w:left="120"/>
             </w:pPr>
-            <w:hyperlink w:history="1" r:id="rIdwoybelq13yxje_629l_ud">
+            <w:hyperlink w:history="1" r:id="rIdktilgabgeq6_q9clppi2m">
               <w:r>
                 <w:rPr>
                   <w:rFonts w:ascii="Arial" w:cs="Arial" w:eastAsia="Arial" w:hAnsi="Arial"/>
@@ -18771,7 +18771,7 @@
             <w:pPr>
               <w:spacing w:after="20" w:before="0"/>
             </w:pPr>
-            <w:hyperlink w:history="1" r:id="rIdlkarwgnqbmdti58i2jk-o">
+            <w:hyperlink w:history="1" r:id="rIdw-ld2g2gugwfreadkprlw">
               <w:r>
                 <w:rPr>
                   <w:rFonts w:ascii="Arial" w:cs="Arial" w:eastAsia="Arial" w:hAnsi="Arial"/>
@@ -18804,7 +18804,7 @@
               <w:spacing w:after="10" w:before="0"/>
               <w:ind w:left="120"/>
             </w:pPr>
-            <w:hyperlink w:history="1" r:id="rIdon_utm3vnb8yn6lkmu0di">
+            <w:hyperlink w:history="1" r:id="rIdio5t-am-ioxzh96yrvgqq">
               <w:r>
                 <w:rPr>
                   <w:rFonts w:ascii="Arial" w:cs="Arial" w:eastAsia="Arial" w:hAnsi="Arial"/>
@@ -18999,7 +18999,7 @@
             <w:pPr>
               <w:spacing w:after="20" w:before="0"/>
             </w:pPr>
-            <w:hyperlink w:history="1" r:id="rIdeosmvue834ndpjjlpotkb">
+            <w:hyperlink w:history="1" r:id="rId-gx_qdimkttmetf93warl">
               <w:r>
                 <w:rPr>
                   <w:rFonts w:ascii="Arial" w:cs="Arial" w:eastAsia="Arial" w:hAnsi="Arial"/>
@@ -19032,7 +19032,7 @@
               <w:spacing w:after="10" w:before="0"/>
               <w:ind w:left="120"/>
             </w:pPr>
-            <w:hyperlink w:history="1" r:id="rIdfm-ms3bguk5lyojwt691a">
+            <w:hyperlink w:history="1" r:id="rIdnqjxcrzb02iccvuhusfje">
               <w:r>
                 <w:rPr>
                   <w:rFonts w:ascii="Arial" w:cs="Arial" w:eastAsia="Arial" w:hAnsi="Arial"/>
@@ -19077,7 +19077,7 @@
             <w:pPr>
               <w:spacing w:after="20" w:before="0"/>
             </w:pPr>
-            <w:hyperlink w:history="1" r:id="rIdzv52ysdxj1dx36wc7rtx8">
+            <w:hyperlink w:history="1" r:id="rIderheqhp1dwkjzv-f7ddmr">
               <w:r>
                 <w:rPr>
                   <w:rFonts w:ascii="Arial" w:cs="Arial" w:eastAsia="Arial" w:hAnsi="Arial"/>
@@ -19110,7 +19110,7 @@
               <w:spacing w:after="10" w:before="0"/>
               <w:ind w:left="120"/>
             </w:pPr>
-            <w:hyperlink w:history="1" r:id="rId-8nxbsgcgogoysbrx1ohe">
+            <w:hyperlink w:history="1" r:id="rIdsvvk8rolfoj2t9m4wmy5z">
               <w:r>
                 <w:rPr>
                   <w:rFonts w:ascii="Arial" w:cs="Arial" w:eastAsia="Arial" w:hAnsi="Arial"/>
@@ -20711,7 +20711,7 @@
             <w:pPr>
               <w:spacing w:after="20" w:before="0"/>
             </w:pPr>
-            <w:hyperlink w:history="1" r:id="rIdm4fuw7ydr1_sovehsq9kt">
+            <w:hyperlink w:history="1" r:id="rIdjzqpmfb5qbt4xzbh62wdw">
               <w:r>
                 <w:rPr>
                   <w:rFonts w:ascii="Arial" w:cs="Arial" w:eastAsia="Arial" w:hAnsi="Arial"/>
@@ -20744,7 +20744,7 @@
               <w:spacing w:after="10" w:before="0"/>
               <w:ind w:left="120"/>
             </w:pPr>
-            <w:hyperlink w:history="1" r:id="rId7uzqxj43hvl0pn0ytrjel">
+            <w:hyperlink w:history="1" r:id="rIdiaqhmnkuvehdilk6iokyo">
               <w:r>
                 <w:rPr>
                   <w:rFonts w:ascii="Arial" w:cs="Arial" w:eastAsia="Arial" w:hAnsi="Arial"/>
@@ -20789,7 +20789,7 @@
             <w:pPr>
               <w:spacing w:after="20" w:before="0"/>
             </w:pPr>
-            <w:hyperlink w:history="1" r:id="rId8q23unztzr9rmafwtqfdb">
+            <w:hyperlink w:history="1" r:id="rIddkohpbj6pryq1jndeo4mz">
               <w:r>
                 <w:rPr>
                   <w:rFonts w:ascii="Arial" w:cs="Arial" w:eastAsia="Arial" w:hAnsi="Arial"/>
@@ -20822,7 +20822,7 @@
               <w:spacing w:after="10" w:before="0"/>
               <w:ind w:left="120"/>
             </w:pPr>
-            <w:hyperlink w:history="1" r:id="rIdnjtlhpdi3qb7d7skx52gm">
+            <w:hyperlink w:history="1" r:id="rIdxs_aayqzwn83azgfsu3ut">
               <w:r>
                 <w:rPr>
                   <w:rFonts w:ascii="Arial" w:cs="Arial" w:eastAsia="Arial" w:hAnsi="Arial"/>
@@ -21017,7 +21017,7 @@
             <w:pPr>
               <w:spacing w:after="20" w:before="0"/>
             </w:pPr>
-            <w:hyperlink w:history="1" r:id="rIdodmm4ut59bj250g-pwhmx">
+            <w:hyperlink w:history="1" r:id="rIdgimk1mfefiochjjvz0sgk">
               <w:r>
                 <w:rPr>
                   <w:rFonts w:ascii="Arial" w:cs="Arial" w:eastAsia="Arial" w:hAnsi="Arial"/>
@@ -21050,7 +21050,7 @@
               <w:spacing w:after="10" w:before="0"/>
               <w:ind w:left="120"/>
             </w:pPr>
-            <w:hyperlink w:history="1" r:id="rIdct4gn_yne1p7dighotbsj">
+            <w:hyperlink w:history="1" r:id="rIdbjwq98rcp8jvrjzjm5h-o">
               <w:r>
                 <w:rPr>
                   <w:rFonts w:ascii="Arial" w:cs="Arial" w:eastAsia="Arial" w:hAnsi="Arial"/>
@@ -21095,7 +21095,7 @@
             <w:pPr>
               <w:spacing w:after="20" w:before="0"/>
             </w:pPr>
-            <w:hyperlink w:history="1" r:id="rIdis_mjayvm5frwlxcc3ivg">
+            <w:hyperlink w:history="1" r:id="rId6i-ibkcsqt8hepbfklo4e">
               <w:r>
                 <w:rPr>
                   <w:rFonts w:ascii="Arial" w:cs="Arial" w:eastAsia="Arial" w:hAnsi="Arial"/>
@@ -21128,7 +21128,7 @@
               <w:spacing w:after="10" w:before="0"/>
               <w:ind w:left="120"/>
             </w:pPr>
-            <w:hyperlink w:history="1" r:id="rIdazliwgilcy-wotr0ksi1m">
+            <w:hyperlink w:history="1" r:id="rIdb5dsjjfsdfbzcvql0snt1">
               <w:r>
                 <w:rPr>
                   <w:rFonts w:ascii="Arial" w:cs="Arial" w:eastAsia="Arial" w:hAnsi="Arial"/>
@@ -21323,7 +21323,7 @@
             <w:pPr>
               <w:spacing w:after="20" w:before="0"/>
             </w:pPr>
-            <w:hyperlink w:history="1" r:id="rIdhoqs3gf96twtcu7qffdon">
+            <w:hyperlink w:history="1" r:id="rIdh9u-ditloeqk-desrl1ja">
               <w:r>
                 <w:rPr>
                   <w:rFonts w:ascii="Arial" w:cs="Arial" w:eastAsia="Arial" w:hAnsi="Arial"/>
@@ -21356,7 +21356,7 @@
               <w:spacing w:after="10" w:before="0"/>
               <w:ind w:left="120"/>
             </w:pPr>
-            <w:hyperlink w:history="1" r:id="rIdrxfyjl6k8ohrbuzd8jjj2">
+            <w:hyperlink w:history="1" r:id="rIdkskuc_frh9pcbrcyvgb3c">
               <w:r>
                 <w:rPr>
                   <w:rFonts w:ascii="Arial" w:cs="Arial" w:eastAsia="Arial" w:hAnsi="Arial"/>
@@ -21401,7 +21401,7 @@
             <w:pPr>
               <w:spacing w:after="20" w:before="0"/>
             </w:pPr>
-            <w:hyperlink w:history="1" r:id="rIdv_i1n1apbx-elfpjhgqtd">
+            <w:hyperlink w:history="1" r:id="rIdxmsg_di96y0uddsluabni">
               <w:r>
                 <w:rPr>
                   <w:rFonts w:ascii="Arial" w:cs="Arial" w:eastAsia="Arial" w:hAnsi="Arial"/>
@@ -21434,7 +21434,7 @@
               <w:spacing w:after="10" w:before="0"/>
               <w:ind w:left="120"/>
             </w:pPr>
-            <w:hyperlink w:history="1" r:id="rIdi2b-mvcn42q-xpzethgur">
+            <w:hyperlink w:history="1" r:id="rIdytyckf10gy08wmarxgxn3">
               <w:r>
                 <w:rPr>
                   <w:rFonts w:ascii="Arial" w:cs="Arial" w:eastAsia="Arial" w:hAnsi="Arial"/>
@@ -21629,7 +21629,7 @@
             <w:pPr>
               <w:spacing w:after="20" w:before="0"/>
             </w:pPr>
-            <w:hyperlink w:history="1" r:id="rIdf1buin7bf7rztqazlfjwl">
+            <w:hyperlink w:history="1" r:id="rIdgruseqtlnhejsemgvs0b_">
               <w:r>
                 <w:rPr>
                   <w:rFonts w:ascii="Arial" w:cs="Arial" w:eastAsia="Arial" w:hAnsi="Arial"/>
@@ -21662,7 +21662,7 @@
               <w:spacing w:after="10" w:before="0"/>
               <w:ind w:left="120"/>
             </w:pPr>
-            <w:hyperlink w:history="1" r:id="rId1bkyphloyr5mr7hp9att6">
+            <w:hyperlink w:history="1" r:id="rIduyulhlhfmxtccmkftpnpr">
               <w:r>
                 <w:rPr>
                   <w:rFonts w:ascii="Arial" w:cs="Arial" w:eastAsia="Arial" w:hAnsi="Arial"/>
@@ -21707,7 +21707,7 @@
             <w:pPr>
               <w:spacing w:after="20" w:before="0"/>
             </w:pPr>
-            <w:hyperlink w:history="1" r:id="rIdd1nkq8yqdrznl57ti5e27">
+            <w:hyperlink w:history="1" r:id="rId3llozrm23yqnhofhvpxtt">
               <w:r>
                 <w:rPr>
                   <w:rFonts w:ascii="Arial" w:cs="Arial" w:eastAsia="Arial" w:hAnsi="Arial"/>
@@ -21740,7 +21740,7 @@
               <w:spacing w:after="10" w:before="0"/>
               <w:ind w:left="120"/>
             </w:pPr>
-            <w:hyperlink w:history="1" r:id="rIdl4ogx3kdh8wwz6w73qubl">
+            <w:hyperlink w:history="1" r:id="rIdzfhy_9n9lcynnyzfmmchx">
               <w:r>
                 <w:rPr>
                   <w:rFonts w:ascii="Arial" w:cs="Arial" w:eastAsia="Arial" w:hAnsi="Arial"/>
@@ -21935,7 +21935,7 @@
             <w:pPr>
               <w:spacing w:after="20" w:before="0"/>
             </w:pPr>
-            <w:hyperlink w:history="1" r:id="rIdcorqwfxaukbhbhyzeg_e7">
+            <w:hyperlink w:history="1" r:id="rIde48srumsavgoie_lqsa-x">
               <w:r>
                 <w:rPr>
                   <w:rFonts w:ascii="Arial" w:cs="Arial" w:eastAsia="Arial" w:hAnsi="Arial"/>
@@ -21968,7 +21968,7 @@
               <w:spacing w:after="10" w:before="0"/>
               <w:ind w:left="120"/>
             </w:pPr>
-            <w:hyperlink w:history="1" r:id="rIdjsmo2zsc4_yktjbwqwkno">
+            <w:hyperlink w:history="1" r:id="rId4qjrknjluc1lxmlzz0sbh">
               <w:r>
                 <w:rPr>
                   <w:rFonts w:ascii="Arial" w:cs="Arial" w:eastAsia="Arial" w:hAnsi="Arial"/>
@@ -22013,7 +22013,7 @@
             <w:pPr>
               <w:spacing w:after="20" w:before="0"/>
             </w:pPr>
-            <w:hyperlink w:history="1" r:id="rIdepzkyxjfum18q2c8vxz15">
+            <w:hyperlink w:history="1" r:id="rIdzqgiuoz5gip5u6os6xya1">
               <w:r>
                 <w:rPr>
                   <w:rFonts w:ascii="Arial" w:cs="Arial" w:eastAsia="Arial" w:hAnsi="Arial"/>
@@ -22046,7 +22046,7 @@
               <w:spacing w:after="10" w:before="0"/>
               <w:ind w:left="120"/>
             </w:pPr>
-            <w:hyperlink w:history="1" r:id="rIdfju48qim1b-ewhylqlyya">
+            <w:hyperlink w:history="1" r:id="rId6s-9dcnszyueecbozxyoj">
               <w:r>
                 <w:rPr>
                   <w:rFonts w:ascii="Arial" w:cs="Arial" w:eastAsia="Arial" w:hAnsi="Arial"/>
@@ -23647,7 +23647,7 @@
             <w:pPr>
               <w:spacing w:after="20" w:before="0"/>
             </w:pPr>
-            <w:hyperlink w:history="1" r:id="rIdbbjsrtad0ufzsx_o42vxq">
+            <w:hyperlink w:history="1" r:id="rIdvwyvenc02tbn2edhupgge">
               <w:r>
                 <w:rPr>
                   <w:rFonts w:ascii="Arial" w:cs="Arial" w:eastAsia="Arial" w:hAnsi="Arial"/>
@@ -23680,7 +23680,7 @@
               <w:spacing w:after="10" w:before="0"/>
               <w:ind w:left="120"/>
             </w:pPr>
-            <w:hyperlink w:history="1" r:id="rIdw4av_mi_ry3opeyosu26f">
+            <w:hyperlink w:history="1" r:id="rIdey-eswcfcvw6cyp62uggs">
               <w:r>
                 <w:rPr>
                   <w:rFonts w:ascii="Arial" w:cs="Arial" w:eastAsia="Arial" w:hAnsi="Arial"/>
@@ -23725,7 +23725,7 @@
             <w:pPr>
               <w:spacing w:after="20" w:before="0"/>
             </w:pPr>
-            <w:hyperlink w:history="1" r:id="rIdcsoxhgcbwkcw28ktd2xel">
+            <w:hyperlink w:history="1" r:id="rIdjtnwqeilclernvx3so6vh">
               <w:r>
                 <w:rPr>
                   <w:rFonts w:ascii="Arial" w:cs="Arial" w:eastAsia="Arial" w:hAnsi="Arial"/>
@@ -23758,7 +23758,7 @@
               <w:spacing w:after="10" w:before="0"/>
               <w:ind w:left="120"/>
             </w:pPr>
-            <w:hyperlink w:history="1" r:id="rIdnrzu_u7ovwqbw1_uvl80d">
+            <w:hyperlink w:history="1" r:id="rId0vrposj7pfamifwl6qy1w">
               <w:r>
                 <w:rPr>
                   <w:rFonts w:ascii="Arial" w:cs="Arial" w:eastAsia="Arial" w:hAnsi="Arial"/>
@@ -23953,7 +23953,7 @@
             <w:pPr>
               <w:spacing w:after="20" w:before="0"/>
             </w:pPr>
-            <w:hyperlink w:history="1" r:id="rIdyukype9boguqamomq26hw">
+            <w:hyperlink w:history="1" r:id="rIdhzdzlqbpfdxkcnjpcqo7h">
               <w:r>
                 <w:rPr>
                   <w:rFonts w:ascii="Arial" w:cs="Arial" w:eastAsia="Arial" w:hAnsi="Arial"/>
@@ -23986,7 +23986,7 @@
               <w:spacing w:after="10" w:before="0"/>
               <w:ind w:left="120"/>
             </w:pPr>
-            <w:hyperlink w:history="1" r:id="rIdk9yjkgnvgrumihqnwfs8v">
+            <w:hyperlink w:history="1" r:id="rIdfr6vymetruk9jfhromvo4">
               <w:r>
                 <w:rPr>
                   <w:rFonts w:ascii="Arial" w:cs="Arial" w:eastAsia="Arial" w:hAnsi="Arial"/>
@@ -24031,7 +24031,7 @@
             <w:pPr>
               <w:spacing w:after="20" w:before="0"/>
             </w:pPr>
-            <w:hyperlink w:history="1" r:id="rIdcvz60olw1hwmogopzcdir">
+            <w:hyperlink w:history="1" r:id="rId6ygmbho3ulvkcmyvoza1m">
               <w:r>
                 <w:rPr>
                   <w:rFonts w:ascii="Arial" w:cs="Arial" w:eastAsia="Arial" w:hAnsi="Arial"/>
@@ -24064,7 +24064,7 @@
               <w:spacing w:after="10" w:before="0"/>
               <w:ind w:left="120"/>
             </w:pPr>
-            <w:hyperlink w:history="1" r:id="rIdxt08mx4lgbpxjtbgv4iv0">
+            <w:hyperlink w:history="1" r:id="rId7yayj35bi5xi0tazt4g_p">
               <w:r>
                 <w:rPr>
                   <w:rFonts w:ascii="Arial" w:cs="Arial" w:eastAsia="Arial" w:hAnsi="Arial"/>
@@ -24259,7 +24259,7 @@
             <w:pPr>
               <w:spacing w:after="20" w:before="0"/>
             </w:pPr>
-            <w:hyperlink w:history="1" r:id="rIdcspfp12-jbirnugmj414k">
+            <w:hyperlink w:history="1" r:id="rIdc-lfl2jlxgumob-zjvqqr">
               <w:r>
                 <w:rPr>
                   <w:rFonts w:ascii="Arial" w:cs="Arial" w:eastAsia="Arial" w:hAnsi="Arial"/>
@@ -24292,7 +24292,7 @@
               <w:spacing w:after="10" w:before="0"/>
               <w:ind w:left="120"/>
             </w:pPr>
-            <w:hyperlink w:history="1" r:id="rId74byzycmhlxkcvixsfrp1">
+            <w:hyperlink w:history="1" r:id="rIdpkxpm2wn44jdovfo9rd1_">
               <w:r>
                 <w:rPr>
                   <w:rFonts w:ascii="Arial" w:cs="Arial" w:eastAsia="Arial" w:hAnsi="Arial"/>
@@ -24337,7 +24337,7 @@
             <w:pPr>
               <w:spacing w:after="20" w:before="0"/>
             </w:pPr>
-            <w:hyperlink w:history="1" r:id="rIdzzro7xngorynxj_al8yvf">
+            <w:hyperlink w:history="1" r:id="rIdvcv4rqatmuvi41oxkest8">
               <w:r>
                 <w:rPr>
                   <w:rFonts w:ascii="Arial" w:cs="Arial" w:eastAsia="Arial" w:hAnsi="Arial"/>
@@ -24370,7 +24370,7 @@
               <w:spacing w:after="10" w:before="0"/>
               <w:ind w:left="120"/>
             </w:pPr>
-            <w:hyperlink w:history="1" r:id="rIdpvbz-3pockfteokkvdih_">
+            <w:hyperlink w:history="1" r:id="rIdvvr0ztcd5f4wuoxqchx5p">
               <w:r>
                 <w:rPr>
                   <w:rFonts w:ascii="Arial" w:cs="Arial" w:eastAsia="Arial" w:hAnsi="Arial"/>
@@ -24565,7 +24565,7 @@
             <w:pPr>
               <w:spacing w:after="20" w:before="0"/>
             </w:pPr>
-            <w:hyperlink w:history="1" r:id="rId44hqkkbvu9m-fsue6fd0u">
+            <w:hyperlink w:history="1" r:id="rIdd-m1ryg85sassnynhbff1">
               <w:r>
                 <w:rPr>
                   <w:rFonts w:ascii="Arial" w:cs="Arial" w:eastAsia="Arial" w:hAnsi="Arial"/>
@@ -24598,7 +24598,7 @@
               <w:spacing w:after="10" w:before="0"/>
               <w:ind w:left="120"/>
             </w:pPr>
-            <w:hyperlink w:history="1" r:id="rIdlvsaiarbnnq3kzk05oibl">
+            <w:hyperlink w:history="1" r:id="rIdu2_z4lbjn-3wlkszspgni">
               <w:r>
                 <w:rPr>
                   <w:rFonts w:ascii="Arial" w:cs="Arial" w:eastAsia="Arial" w:hAnsi="Arial"/>
@@ -24643,7 +24643,7 @@
             <w:pPr>
               <w:spacing w:after="20" w:before="0"/>
             </w:pPr>
-            <w:hyperlink w:history="1" r:id="rIdbwbu-ytqwjp9uilycifme">
+            <w:hyperlink w:history="1" r:id="rId4vsdhevg9f0azghokgtp_">
               <w:r>
                 <w:rPr>
                   <w:rFonts w:ascii="Arial" w:cs="Arial" w:eastAsia="Arial" w:hAnsi="Arial"/>
@@ -24676,7 +24676,7 @@
               <w:spacing w:after="10" w:before="0"/>
               <w:ind w:left="120"/>
             </w:pPr>
-            <w:hyperlink w:history="1" r:id="rId1_w6cil2fe6o7l0t1ph6z">
+            <w:hyperlink w:history="1" r:id="rIdwbgufjeup4faniuadyxoq">
               <w:r>
                 <w:rPr>
                   <w:rFonts w:ascii="Arial" w:cs="Arial" w:eastAsia="Arial" w:hAnsi="Arial"/>
@@ -24871,7 +24871,7 @@
             <w:pPr>
               <w:spacing w:after="20" w:before="0"/>
             </w:pPr>
-            <w:hyperlink w:history="1" r:id="rIdhxpwadnsdpfjgokfc-auu">
+            <w:hyperlink w:history="1" r:id="rIdaq1tnzi0yoi0a9pubu7mv">
               <w:r>
                 <w:rPr>
                   <w:rFonts w:ascii="Arial" w:cs="Arial" w:eastAsia="Arial" w:hAnsi="Arial"/>
@@ -24904,7 +24904,7 @@
               <w:spacing w:after="10" w:before="0"/>
               <w:ind w:left="120"/>
             </w:pPr>
-            <w:hyperlink w:history="1" r:id="rIdckhtgxtxbk_s7_8qyqnba">
+            <w:hyperlink w:history="1" r:id="rIdva1ikbk_htxmqeh62v6hq">
               <w:r>
                 <w:rPr>
                   <w:rFonts w:ascii="Arial" w:cs="Arial" w:eastAsia="Arial" w:hAnsi="Arial"/>
@@ -24949,7 +24949,7 @@
             <w:pPr>
               <w:spacing w:after="20" w:before="0"/>
             </w:pPr>
-            <w:hyperlink w:history="1" r:id="rId1zcmcwzljf-czheg_bea8">
+            <w:hyperlink w:history="1" r:id="rId7xzspvcno1atdwrfy7x9w">
               <w:r>
                 <w:rPr>
                   <w:rFonts w:ascii="Arial" w:cs="Arial" w:eastAsia="Arial" w:hAnsi="Arial"/>
@@ -24982,7 +24982,7 @@
               <w:spacing w:after="10" w:before="0"/>
               <w:ind w:left="120"/>
             </w:pPr>
-            <w:hyperlink w:history="1" r:id="rId9xgnkaxfllyr_8ydgmwhc">
+            <w:hyperlink w:history="1" r:id="rIdnwfuhdiandyzr6joobomz">
               <w:r>
                 <w:rPr>
                   <w:rFonts w:ascii="Arial" w:cs="Arial" w:eastAsia="Arial" w:hAnsi="Arial"/>
